--- a/content/CN & OS/2. OSI & subnet/lab/KT2_SSD9kh12_TankovPavelVitalievich.docx
+++ b/content/CN & OS/2. OSI & subnet/lab/KT2_SSD9kh12_TankovPavelVitalievich.docx
@@ -8,11 +8,13 @@
         <w:spacing w:lineRule="auto" w:line="240"/>
         <w:ind w:hanging="0" w:start="4102" w:end="0"/>
         <w:rPr>
+          <w:rFonts w:ascii="Times New Roman" w:hAnsi="Times New Roman"/>
           <w:sz w:val="20"/>
         </w:rPr>
       </w:pPr>
       <w:r>
         <w:rPr>
+          <w:rFonts w:ascii="Times New Roman" w:hAnsi="Times New Roman"/>
           <w:sz w:val="20"/>
         </w:rPr>
       </w:r>
@@ -26,18 +28,14 @@
         <w:ind w:hanging="0" w:start="1984" w:end="0"/>
         <w:jc w:val="start"/>
         <w:rPr>
-          <w:b/>
-          <w:bCs/>
-          <w:spacing w:val="-4"/>
-          <w:sz w:val="22"/>
-          <w:lang w:val="ru-RU"/>
+          <w:rFonts w:ascii="Times New Roman" w:hAnsi="Times New Roman"/>
         </w:rPr>
       </w:pPr>
       <w:r>
         <mc:AlternateContent>
           <mc:Choice Requires="wpg">
             <w:drawing>
-              <wp:anchor distT="635" distB="0" distL="0" distR="635" simplePos="0" relativeHeight="8" behindDoc="0" locked="0" layoutInCell="0" allowOverlap="1">
+              <wp:anchor distT="635" distB="0" distL="0" distR="635" simplePos="0" relativeHeight="2" behindDoc="0" locked="0" layoutInCell="0" allowOverlap="1">
                 <wp:simplePos x="0" y="0"/>
                 <wp:positionH relativeFrom="column">
                   <wp:posOffset>405765</wp:posOffset>
@@ -187,6 +185,7 @@
       </w:r>
       <w:r>
         <w:rPr>
+          <w:rFonts w:ascii="Times New Roman" w:hAnsi="Times New Roman"/>
           <w:b/>
           <w:bCs/>
           <w:spacing w:val="-4"/>
@@ -205,65 +204,67 @@
         <w:ind w:hanging="0" w:start="1984" w:end="0"/>
         <w:jc w:val="start"/>
         <w:rPr>
+          <w:rFonts w:ascii="Times New Roman" w:hAnsi="Times New Roman"/>
+        </w:rPr>
+      </w:pPr>
+      <w:r>
+        <w:rPr>
+          <w:rFonts w:ascii="Times New Roman" w:hAnsi="Times New Roman"/>
           <w:b/>
           <w:bCs/>
           <w:spacing w:val="-4"/>
           <w:sz w:val="22"/>
           <w:lang w:val="ru-RU"/>
         </w:rPr>
-      </w:pPr>
-      <w:r>
-        <w:rPr>
+        <w:t>«МЕЖДУНАРОДНАЯ</w:t>
+      </w:r>
+      <w:r>
+        <w:rPr>
+          <w:rFonts w:ascii="Times New Roman" w:hAnsi="Times New Roman"/>
+          <w:b/>
+          <w:bCs/>
+          <w:spacing w:val="-12"/>
+          <w:sz w:val="22"/>
+          <w:lang w:val="ru-RU"/>
+        </w:rPr>
+        <w:t xml:space="preserve"> АКАДЕМИЯ</w:t>
+      </w:r>
+      <w:r>
+        <w:rPr>
+          <w:rFonts w:ascii="Times New Roman" w:hAnsi="Times New Roman"/>
+          <w:b/>
+          <w:bCs/>
+          <w:spacing w:val="-13"/>
+          <w:sz w:val="22"/>
+          <w:lang w:val="ru-RU"/>
+        </w:rPr>
+        <w:t xml:space="preserve"> </w:t>
+      </w:r>
+      <w:r>
+        <w:rPr>
+          <w:rFonts w:ascii="Times New Roman" w:hAnsi="Times New Roman"/>
+          <w:b/>
+          <w:bCs/>
+          <w:spacing w:val="-9"/>
+          <w:sz w:val="22"/>
+          <w:lang w:val="ru-RU"/>
+        </w:rPr>
+        <w:t xml:space="preserve">ИНФОРМАЦИОННЫХ ТЕХНОЛОГИЙ </w:t>
+      </w:r>
+      <w:r>
+        <w:rPr>
+          <w:rFonts w:ascii="Times New Roman" w:hAnsi="Times New Roman"/>
           <w:b/>
           <w:bCs/>
           <w:spacing w:val="-4"/>
           <w:sz w:val="22"/>
           <w:lang w:val="ru-RU"/>
         </w:rPr>
-        <w:t>«МЕЖДУНАРОДНАЯ</w:t>
-      </w:r>
-      <w:r>
-        <w:rPr>
-          <w:b/>
-          <w:bCs/>
-          <w:spacing w:val="-12"/>
-          <w:sz w:val="22"/>
-          <w:lang w:val="ru-RU"/>
-        </w:rPr>
-        <w:t xml:space="preserve"> АКАДЕМИЯ</w:t>
-      </w:r>
-      <w:r>
-        <w:rPr>
-          <w:b/>
-          <w:bCs/>
-          <w:spacing w:val="-13"/>
-          <w:sz w:val="22"/>
-          <w:lang w:val="ru-RU"/>
-        </w:rPr>
-        <w:t xml:space="preserve"> </w:t>
-      </w:r>
-      <w:r>
-        <w:rPr>
-          <w:b/>
-          <w:bCs/>
-          <w:spacing w:val="-9"/>
-          <w:sz w:val="22"/>
-          <w:lang w:val="ru-RU"/>
-        </w:rPr>
-        <w:t xml:space="preserve">ИНФОРМАЦИОННЫХ ТЕХНОЛОГИЙ </w:t>
-      </w:r>
-      <w:r>
-        <w:rPr>
-          <w:b/>
-          <w:bCs/>
-          <w:spacing w:val="-4"/>
-          <w:sz w:val="22"/>
-          <w:lang w:val="ru-RU"/>
-        </w:rPr>
         <w:t>«ИТ</w:t>
       </w:r>
       <w:r>
         <w:rPr>
+          <w:rFonts w:ascii="Times New Roman" w:hAnsi="Times New Roman"/>
           <w:b/>
           <w:bCs/>
           <w:spacing w:val="-8"/>
@@ -274,6 +275,7 @@
       </w:r>
       <w:r>
         <w:rPr>
+          <w:rFonts w:ascii="Times New Roman" w:hAnsi="Times New Roman"/>
           <w:b/>
           <w:bCs/>
           <w:spacing w:val="-4"/>
@@ -292,6 +294,7 @@
         <w:ind w:hanging="0" w:start="1134" w:end="0"/>
         <w:jc w:val="start"/>
         <w:rPr>
+          <w:rFonts w:ascii="Times New Roman" w:hAnsi="Times New Roman"/>
           <w:spacing w:val="-4"/>
           <w:sz w:val="22"/>
           <w:lang w:val="en-US"/>
@@ -299,6 +302,7 @@
       </w:pPr>
       <w:r>
         <w:rPr>
+          <w:rFonts w:ascii="Times New Roman" w:hAnsi="Times New Roman"/>
           <w:spacing w:val="-4"/>
           <w:sz w:val="22"/>
           <w:lang w:val="en-US"/>
@@ -314,6 +318,7 @@
         <w:ind w:hanging="0" w:start="1134" w:end="0"/>
         <w:jc w:val="start"/>
         <w:rPr>
+          <w:rFonts w:ascii="Times New Roman" w:hAnsi="Times New Roman"/>
           <w:spacing w:val="-4"/>
           <w:sz w:val="22"/>
           <w:lang w:val="en-US"/>
@@ -321,6 +326,7 @@
       </w:pPr>
       <w:r>
         <w:rPr>
+          <w:rFonts w:ascii="Times New Roman" w:hAnsi="Times New Roman"/>
           <w:spacing w:val="-4"/>
           <w:sz w:val="22"/>
           <w:lang w:val="en-US"/>
@@ -336,6 +342,7 @@
         <w:ind w:hanging="0" w:start="1134" w:end="0"/>
         <w:jc w:val="start"/>
         <w:rPr>
+          <w:rFonts w:ascii="Times New Roman" w:hAnsi="Times New Roman"/>
           <w:spacing w:val="-4"/>
           <w:sz w:val="22"/>
           <w:lang w:val="en-US"/>
@@ -343,6 +350,7 @@
       </w:pPr>
       <w:r>
         <w:rPr>
+          <w:rFonts w:ascii="Times New Roman" w:hAnsi="Times New Roman"/>
           <w:spacing w:val="-4"/>
           <w:sz w:val="22"/>
           <w:lang w:val="en-US"/>
@@ -356,11 +364,13 @@
         <w:ind w:hanging="0" w:start="0" w:end="1072"/>
         <w:jc w:val="end"/>
         <w:rPr>
+          <w:rFonts w:ascii="Times New Roman" w:hAnsi="Times New Roman"/>
           <w:sz w:val="24"/>
         </w:rPr>
       </w:pPr>
       <w:r>
         <w:rPr>
+          <w:rFonts w:ascii="Times New Roman" w:hAnsi="Times New Roman"/>
           <w:sz w:val="24"/>
         </w:rPr>
       </w:r>
@@ -369,12 +379,14 @@
       <w:pPr>
         <w:pStyle w:val="BodyText"/>
         <w:rPr>
+          <w:rFonts w:ascii="Times New Roman" w:hAnsi="Times New Roman"/>
           <w:b/>
           <w:sz w:val="24"/>
         </w:rPr>
       </w:pPr>
       <w:r>
         <w:rPr>
+          <w:rFonts w:ascii="Times New Roman" w:hAnsi="Times New Roman"/>
           <w:b/>
           <w:sz w:val="24"/>
         </w:rPr>
@@ -384,12 +396,14 @@
       <w:pPr>
         <w:pStyle w:val="BodyText"/>
         <w:rPr>
+          <w:rFonts w:ascii="Times New Roman" w:hAnsi="Times New Roman"/>
           <w:b/>
           <w:sz w:val="24"/>
         </w:rPr>
       </w:pPr>
       <w:r>
         <w:rPr>
+          <w:rFonts w:ascii="Times New Roman" w:hAnsi="Times New Roman"/>
           <w:b/>
           <w:sz w:val="24"/>
         </w:rPr>
@@ -399,12 +413,14 @@
       <w:pPr>
         <w:pStyle w:val="BodyText"/>
         <w:rPr>
+          <w:rFonts w:ascii="Times New Roman" w:hAnsi="Times New Roman"/>
           <w:b/>
           <w:sz w:val="24"/>
         </w:rPr>
       </w:pPr>
       <w:r>
         <w:rPr>
+          <w:rFonts w:ascii="Times New Roman" w:hAnsi="Times New Roman"/>
           <w:b/>
           <w:sz w:val="24"/>
         </w:rPr>
@@ -414,12 +430,14 @@
       <w:pPr>
         <w:pStyle w:val="BodyText"/>
         <w:rPr>
+          <w:rFonts w:ascii="Times New Roman" w:hAnsi="Times New Roman"/>
           <w:b/>
           <w:sz w:val="24"/>
         </w:rPr>
       </w:pPr>
       <w:r>
         <w:rPr>
+          <w:rFonts w:ascii="Times New Roman" w:hAnsi="Times New Roman"/>
           <w:b/>
           <w:sz w:val="24"/>
         </w:rPr>
@@ -430,12 +448,14 @@
         <w:pStyle w:val="BodyText"/>
         <w:spacing w:before="54" w:after="0"/>
         <w:rPr>
+          <w:rFonts w:ascii="Times New Roman" w:hAnsi="Times New Roman"/>
           <w:b/>
           <w:sz w:val="24"/>
         </w:rPr>
       </w:pPr>
       <w:r>
         <w:rPr>
+          <w:rFonts w:ascii="Times New Roman" w:hAnsi="Times New Roman"/>
           <w:b/>
           <w:sz w:val="24"/>
         </w:rPr>
@@ -448,13 +468,12 @@
         <w:ind w:hanging="0" w:start="666" w:end="1170"/>
         <w:jc w:val="center"/>
         <w:rPr>
-          <w:sz w:val="28"/>
-          <w:szCs w:val="28"/>
-          <w:lang w:val="en-US"/>
-        </w:rPr>
-      </w:pPr>
-      <w:r>
-        <w:rPr>
+          <w:rFonts w:ascii="Times New Roman" w:hAnsi="Times New Roman"/>
+        </w:rPr>
+      </w:pPr>
+      <w:r>
+        <w:rPr>
+          <w:rFonts w:ascii="Times New Roman" w:hAnsi="Times New Roman"/>
           <w:b/>
           <w:spacing w:val="-6"/>
           <w:sz w:val="28"/>
@@ -464,6 +483,7 @@
       </w:r>
       <w:r>
         <w:rPr>
+          <w:rFonts w:ascii="Times New Roman" w:hAnsi="Times New Roman"/>
           <w:b/>
           <w:spacing w:val="1"/>
           <w:sz w:val="28"/>
@@ -473,6 +493,7 @@
       </w:r>
       <w:r>
         <w:rPr>
+          <w:rFonts w:ascii="Times New Roman" w:hAnsi="Times New Roman"/>
           <w:b/>
           <w:spacing w:val="-6"/>
           <w:sz w:val="28"/>
@@ -482,6 +503,7 @@
       </w:r>
       <w:r>
         <w:rPr>
+          <w:rFonts w:ascii="Times New Roman" w:hAnsi="Times New Roman"/>
           <w:b/>
           <w:spacing w:val="1"/>
           <w:sz w:val="28"/>
@@ -491,6 +513,7 @@
       </w:r>
       <w:r>
         <w:rPr>
+          <w:rFonts w:ascii="Times New Roman" w:hAnsi="Times New Roman"/>
           <w:b/>
           <w:spacing w:val="-6"/>
           <w:sz w:val="28"/>
@@ -500,6 +523,7 @@
       </w:r>
       <w:r>
         <w:rPr>
+          <w:rFonts w:ascii="Times New Roman" w:hAnsi="Times New Roman"/>
           <w:b/>
           <w:spacing w:val="-2"/>
           <w:sz w:val="28"/>
@@ -509,19 +533,21 @@
       </w:r>
       <w:r>
         <w:rPr>
+          <w:rFonts w:ascii="Times New Roman" w:hAnsi="Times New Roman"/>
           <w:b/>
           <w:spacing w:val="-10"/>
           <w:sz w:val="28"/>
           <w:szCs w:val="28"/>
           <w:lang w:val="en-US"/>
         </w:rPr>
-        <w:t>2</w:t>
+        <w:t>3</w:t>
       </w:r>
     </w:p>
     <w:p>
       <w:pPr>
         <w:pStyle w:val="BodyText"/>
         <w:rPr>
+          <w:rFonts w:ascii="Times New Roman" w:hAnsi="Times New Roman"/>
           <w:b/>
           <w:sz w:val="28"/>
           <w:szCs w:val="28"/>
@@ -529,6 +555,7 @@
       </w:pPr>
       <w:r>
         <w:rPr>
+          <w:rFonts w:ascii="Times New Roman" w:hAnsi="Times New Roman"/>
           <w:b/>
           <w:sz w:val="28"/>
           <w:szCs w:val="28"/>
@@ -542,12 +569,12 @@
         <w:ind w:hanging="0" w:start="666" w:end="1164"/>
         <w:jc w:val="center"/>
         <w:rPr>
-          <w:sz w:val="28"/>
-          <w:szCs w:val="28"/>
-        </w:rPr>
-      </w:pPr>
-      <w:r>
-        <w:rPr>
+          <w:rFonts w:ascii="Times New Roman" w:hAnsi="Times New Roman"/>
+        </w:rPr>
+      </w:pPr>
+      <w:r>
+        <w:rPr>
+          <w:rFonts w:ascii="Times New Roman" w:hAnsi="Times New Roman"/>
           <w:sz w:val="28"/>
           <w:szCs w:val="28"/>
         </w:rPr>
@@ -555,6 +582,7 @@
       </w:r>
       <w:r>
         <w:rPr>
+          <w:rFonts w:ascii="Times New Roman" w:hAnsi="Times New Roman"/>
           <w:spacing w:val="-8"/>
           <w:sz w:val="28"/>
           <w:szCs w:val="28"/>
@@ -563,6 +591,7 @@
       </w:r>
       <w:r>
         <w:rPr>
+          <w:rFonts w:ascii="Times New Roman" w:hAnsi="Times New Roman"/>
           <w:sz w:val="28"/>
           <w:szCs w:val="28"/>
         </w:rPr>
@@ -570,6 +599,7 @@
       </w:r>
       <w:r>
         <w:rPr>
+          <w:rFonts w:ascii="Times New Roman" w:hAnsi="Times New Roman"/>
           <w:b/>
           <w:color w:val="000000"/>
           <w:spacing w:val="-2"/>
@@ -581,6 +611,7 @@
       </w:r>
       <w:r>
         <w:rPr>
+          <w:rFonts w:ascii="Times New Roman" w:hAnsi="Times New Roman"/>
           <w:spacing w:val="-2"/>
           <w:sz w:val="28"/>
           <w:szCs w:val="28"/>
@@ -593,12 +624,14 @@
         <w:pStyle w:val="BodyText"/>
         <w:spacing w:before="148" w:after="0"/>
         <w:rPr>
-          <w:sz w:val="28"/>
-          <w:szCs w:val="28"/>
-        </w:rPr>
-      </w:pPr>
-      <w:r>
-        <w:rPr>
+          <w:rFonts w:ascii="Times New Roman" w:hAnsi="Times New Roman"/>
+          <w:sz w:val="28"/>
+          <w:szCs w:val="28"/>
+        </w:rPr>
+      </w:pPr>
+      <w:r>
+        <w:rPr>
+          <w:rFonts w:ascii="Times New Roman" w:hAnsi="Times New Roman"/>
           <w:sz w:val="28"/>
           <w:szCs w:val="28"/>
         </w:rPr>
@@ -609,12 +642,14 @@
         <w:pStyle w:val="BodyText"/>
         <w:spacing w:before="148" w:after="0"/>
         <w:rPr>
-          <w:sz w:val="28"/>
-          <w:szCs w:val="28"/>
-        </w:rPr>
-      </w:pPr>
-      <w:r>
-        <w:rPr>
+          <w:rFonts w:ascii="Times New Roman" w:hAnsi="Times New Roman"/>
+          <w:sz w:val="28"/>
+          <w:szCs w:val="28"/>
+        </w:rPr>
+      </w:pPr>
+      <w:r>
+        <w:rPr>
+          <w:rFonts w:ascii="Times New Roman" w:hAnsi="Times New Roman"/>
           <w:sz w:val="28"/>
           <w:szCs w:val="28"/>
         </w:rPr>
@@ -629,12 +664,12 @@
         <w:ind w:hanging="0" w:start="1134" w:end="1134"/>
         <w:jc w:val="start"/>
         <w:rPr>
-          <w:sz w:val="28"/>
-          <w:szCs w:val="28"/>
-        </w:rPr>
-      </w:pPr>
-      <w:r>
-        <w:rPr>
+          <w:rFonts w:ascii="Times New Roman" w:hAnsi="Times New Roman"/>
+        </w:rPr>
+      </w:pPr>
+      <w:r>
+        <w:rPr>
+          <w:rFonts w:ascii="Times New Roman" w:hAnsi="Times New Roman"/>
           <w:sz w:val="28"/>
           <w:szCs w:val="28"/>
         </w:rPr>
@@ -642,6 +677,7 @@
       </w:r>
       <w:r>
         <w:rPr>
+          <w:rFonts w:ascii="Times New Roman" w:hAnsi="Times New Roman"/>
           <w:spacing w:val="-15"/>
           <w:sz w:val="28"/>
           <w:szCs w:val="28"/>
@@ -650,6 +686,7 @@
       </w:r>
       <w:r>
         <w:rPr>
+          <w:rFonts w:ascii="Times New Roman" w:hAnsi="Times New Roman"/>
           <w:sz w:val="28"/>
           <w:szCs w:val="28"/>
         </w:rPr>
@@ -657,6 +694,7 @@
       </w:r>
       <w:r>
         <w:rPr>
+          <w:rFonts w:ascii="Times New Roman" w:hAnsi="Times New Roman"/>
           <w:spacing w:val="-13"/>
           <w:sz w:val="28"/>
           <w:szCs w:val="28"/>
@@ -665,6 +703,7 @@
       </w:r>
       <w:r>
         <w:rPr>
+          <w:rFonts w:ascii="Times New Roman" w:hAnsi="Times New Roman"/>
           <w:sz w:val="28"/>
           <w:szCs w:val="28"/>
         </w:rPr>
@@ -672,6 +711,7 @@
       </w:r>
       <w:r>
         <w:rPr>
+          <w:rFonts w:ascii="Times New Roman" w:hAnsi="Times New Roman"/>
           <w:spacing w:val="-15"/>
           <w:sz w:val="28"/>
           <w:szCs w:val="28"/>
@@ -680,6 +720,7 @@
       </w:r>
       <w:r>
         <w:rPr>
+          <w:rFonts w:ascii="Times New Roman" w:hAnsi="Times New Roman"/>
           <w:sz w:val="28"/>
           <w:szCs w:val="28"/>
         </w:rPr>
@@ -687,6 +728,7 @@
       </w:r>
       <w:r>
         <w:rPr>
+          <w:rFonts w:ascii="Times New Roman" w:hAnsi="Times New Roman"/>
           <w:spacing w:val="-13"/>
           <w:sz w:val="28"/>
           <w:szCs w:val="28"/>
@@ -695,6 +737,7 @@
       </w:r>
       <w:r>
         <w:rPr>
+          <w:rFonts w:ascii="Times New Roman" w:hAnsi="Times New Roman"/>
           <w:sz w:val="28"/>
           <w:szCs w:val="28"/>
         </w:rPr>
@@ -702,6 +745,7 @@
       </w:r>
       <w:r>
         <w:rPr>
+          <w:rFonts w:ascii="Times New Roman" w:hAnsi="Times New Roman"/>
           <w:spacing w:val="-15"/>
           <w:sz w:val="28"/>
           <w:szCs w:val="28"/>
@@ -710,6 +754,7 @@
       </w:r>
       <w:r>
         <w:rPr>
+          <w:rFonts w:ascii="Times New Roman" w:hAnsi="Times New Roman"/>
           <w:sz w:val="28"/>
           <w:szCs w:val="28"/>
         </w:rPr>
@@ -717,6 +762,7 @@
       </w:r>
       <w:r>
         <w:rPr>
+          <w:rFonts w:ascii="Times New Roman" w:hAnsi="Times New Roman"/>
           <w:spacing w:val="-13"/>
           <w:sz w:val="28"/>
           <w:szCs w:val="28"/>
@@ -725,6 +771,7 @@
       </w:r>
       <w:r>
         <w:rPr>
+          <w:rFonts w:ascii="Times New Roman" w:hAnsi="Times New Roman"/>
           <w:sz w:val="28"/>
           <w:szCs w:val="28"/>
         </w:rPr>
@@ -732,6 +779,7 @@
       </w:r>
       <w:r>
         <w:rPr>
+          <w:rFonts w:ascii="Times New Roman" w:hAnsi="Times New Roman"/>
           <w:spacing w:val="-2"/>
           <w:sz w:val="28"/>
           <w:szCs w:val="28"/>
@@ -748,12 +796,12 @@
         <w:ind w:hanging="0" w:start="1134" w:end="1134"/>
         <w:jc w:val="start"/>
         <w:rPr>
-          <w:sz w:val="28"/>
-          <w:szCs w:val="28"/>
-        </w:rPr>
-      </w:pPr>
-      <w:r>
-        <w:rPr>
+          <w:rFonts w:ascii="Times New Roman" w:hAnsi="Times New Roman"/>
+        </w:rPr>
+      </w:pPr>
+      <w:r>
+        <w:rPr>
+          <w:rFonts w:ascii="Times New Roman" w:hAnsi="Times New Roman"/>
           <w:spacing w:val="-2"/>
           <w:sz w:val="28"/>
           <w:szCs w:val="28"/>
@@ -762,6 +810,7 @@
       </w:r>
       <w:r>
         <w:rPr>
+          <w:rFonts w:ascii="Times New Roman" w:hAnsi="Times New Roman"/>
           <w:spacing w:val="-11"/>
           <w:sz w:val="28"/>
           <w:szCs w:val="28"/>
@@ -770,6 +819,7 @@
       </w:r>
       <w:r>
         <w:rPr>
+          <w:rFonts w:ascii="Times New Roman" w:hAnsi="Times New Roman"/>
           <w:spacing w:val="-2"/>
           <w:sz w:val="28"/>
           <w:szCs w:val="28"/>
@@ -781,11 +831,13 @@
       <w:pPr>
         <w:pStyle w:val="BodyText"/>
         <w:rPr>
+          <w:rFonts w:ascii="Times New Roman" w:hAnsi="Times New Roman"/>
           <w:sz w:val="24"/>
         </w:rPr>
       </w:pPr>
       <w:r>
         <w:rPr>
+          <w:rFonts w:ascii="Times New Roman" w:hAnsi="Times New Roman"/>
           <w:sz w:val="24"/>
         </w:rPr>
       </w:r>
@@ -794,11 +846,13 @@
       <w:pPr>
         <w:pStyle w:val="BodyText"/>
         <w:rPr>
+          <w:rFonts w:ascii="Times New Roman" w:hAnsi="Times New Roman"/>
           <w:sz w:val="24"/>
         </w:rPr>
       </w:pPr>
       <w:r>
         <w:rPr>
+          <w:rFonts w:ascii="Times New Roman" w:hAnsi="Times New Roman"/>
           <w:sz w:val="24"/>
         </w:rPr>
       </w:r>
@@ -807,11 +861,13 @@
       <w:pPr>
         <w:pStyle w:val="BodyText"/>
         <w:rPr>
+          <w:rFonts w:ascii="Times New Roman" w:hAnsi="Times New Roman"/>
           <w:sz w:val="24"/>
         </w:rPr>
       </w:pPr>
       <w:r>
         <w:rPr>
+          <w:rFonts w:ascii="Times New Roman" w:hAnsi="Times New Roman"/>
           <w:sz w:val="24"/>
         </w:rPr>
       </w:r>
@@ -820,11 +876,13 @@
       <w:pPr>
         <w:pStyle w:val="BodyText"/>
         <w:rPr>
+          <w:rFonts w:ascii="Times New Roman" w:hAnsi="Times New Roman"/>
           <w:sz w:val="24"/>
         </w:rPr>
       </w:pPr>
       <w:r>
         <w:rPr>
+          <w:rFonts w:ascii="Times New Roman" w:hAnsi="Times New Roman"/>
           <w:sz w:val="24"/>
         </w:rPr>
       </w:r>
@@ -833,11 +891,13 @@
       <w:pPr>
         <w:pStyle w:val="BodyText"/>
         <w:rPr>
+          <w:rFonts w:ascii="Times New Roman" w:hAnsi="Times New Roman"/>
           <w:sz w:val="24"/>
         </w:rPr>
       </w:pPr>
       <w:r>
         <w:rPr>
+          <w:rFonts w:ascii="Times New Roman" w:hAnsi="Times New Roman"/>
           <w:sz w:val="24"/>
         </w:rPr>
       </w:r>
@@ -846,11 +906,13 @@
       <w:pPr>
         <w:pStyle w:val="BodyText"/>
         <w:rPr>
+          <w:rFonts w:ascii="Times New Roman" w:hAnsi="Times New Roman"/>
           <w:sz w:val="24"/>
         </w:rPr>
       </w:pPr>
       <w:r>
         <w:rPr>
+          <w:rFonts w:ascii="Times New Roman" w:hAnsi="Times New Roman"/>
           <w:sz w:val="24"/>
         </w:rPr>
       </w:r>
@@ -859,11 +921,13 @@
       <w:pPr>
         <w:pStyle w:val="BodyText"/>
         <w:rPr>
+          <w:rFonts w:ascii="Times New Roman" w:hAnsi="Times New Roman"/>
           <w:sz w:val="24"/>
         </w:rPr>
       </w:pPr>
       <w:r>
         <w:rPr>
+          <w:rFonts w:ascii="Times New Roman" w:hAnsi="Times New Roman"/>
           <w:sz w:val="24"/>
         </w:rPr>
       </w:r>
@@ -872,11 +936,13 @@
       <w:pPr>
         <w:pStyle w:val="BodyText"/>
         <w:rPr>
+          <w:rFonts w:ascii="Times New Roman" w:hAnsi="Times New Roman"/>
           <w:sz w:val="24"/>
         </w:rPr>
       </w:pPr>
       <w:r>
         <w:rPr>
+          <w:rFonts w:ascii="Times New Roman" w:hAnsi="Times New Roman"/>
           <w:sz w:val="24"/>
         </w:rPr>
       </w:r>
@@ -885,11 +951,13 @@
       <w:pPr>
         <w:pStyle w:val="BodyText"/>
         <w:rPr>
+          <w:rFonts w:ascii="Times New Roman" w:hAnsi="Times New Roman"/>
           <w:sz w:val="24"/>
         </w:rPr>
       </w:pPr>
       <w:r>
         <w:rPr>
+          <w:rFonts w:ascii="Times New Roman" w:hAnsi="Times New Roman"/>
           <w:sz w:val="24"/>
         </w:rPr>
       </w:r>
@@ -898,11 +966,13 @@
       <w:pPr>
         <w:pStyle w:val="BodyText"/>
         <w:rPr>
+          <w:rFonts w:ascii="Times New Roman" w:hAnsi="Times New Roman"/>
           <w:sz w:val="24"/>
         </w:rPr>
       </w:pPr>
       <w:r>
         <w:rPr>
+          <w:rFonts w:ascii="Times New Roman" w:hAnsi="Times New Roman"/>
           <w:sz w:val="24"/>
         </w:rPr>
       </w:r>
@@ -911,11 +981,13 @@
       <w:pPr>
         <w:pStyle w:val="BodyText"/>
         <w:rPr>
+          <w:rFonts w:ascii="Times New Roman" w:hAnsi="Times New Roman"/>
           <w:sz w:val="24"/>
         </w:rPr>
       </w:pPr>
       <w:r>
         <w:rPr>
+          <w:rFonts w:ascii="Times New Roman" w:hAnsi="Times New Roman"/>
           <w:sz w:val="24"/>
         </w:rPr>
       </w:r>
@@ -924,11 +996,13 @@
       <w:pPr>
         <w:pStyle w:val="BodyText"/>
         <w:rPr>
+          <w:rFonts w:ascii="Times New Roman" w:hAnsi="Times New Roman"/>
           <w:sz w:val="24"/>
         </w:rPr>
       </w:pPr>
       <w:r>
         <w:rPr>
+          <w:rFonts w:ascii="Times New Roman" w:hAnsi="Times New Roman"/>
           <w:sz w:val="24"/>
         </w:rPr>
       </w:r>
@@ -938,11 +1012,13 @@
         <w:pStyle w:val="BodyText"/>
         <w:spacing w:before="152" w:after="0"/>
         <w:rPr>
+          <w:rFonts w:ascii="Times New Roman" w:hAnsi="Times New Roman"/>
           <w:sz w:val="24"/>
         </w:rPr>
       </w:pPr>
       <w:r>
         <w:rPr>
+          <w:rFonts w:ascii="Times New Roman" w:hAnsi="Times New Roman"/>
           <w:sz w:val="24"/>
         </w:rPr>
       </w:r>
@@ -961,12 +1037,12 @@
         <w:ind w:hanging="0" w:start="1134" w:end="0"/>
         <w:jc w:val="end"/>
         <w:rPr>
-          <w:sz w:val="28"/>
-          <w:szCs w:val="28"/>
-        </w:rPr>
-      </w:pPr>
-      <w:r>
-        <w:rPr>
+          <w:rFonts w:ascii="Times New Roman" w:hAnsi="Times New Roman"/>
+        </w:rPr>
+      </w:pPr>
+      <w:r>
+        <w:rPr>
+          <w:rFonts w:ascii="Times New Roman" w:hAnsi="Times New Roman"/>
           <w:spacing w:val="-2"/>
           <w:sz w:val="28"/>
           <w:szCs w:val="28"/>
@@ -975,6 +1051,7 @@
       </w:r>
       <w:r>
         <w:rPr>
+          <w:rFonts w:ascii="Times New Roman" w:hAnsi="Times New Roman"/>
           <w:spacing w:val="-2"/>
           <w:sz w:val="28"/>
           <w:szCs w:val="28"/>
@@ -984,6 +1061,7 @@
       </w:r>
       <w:r>
         <w:rPr>
+          <w:rFonts w:ascii="Times New Roman" w:hAnsi="Times New Roman"/>
           <w:sz w:val="28"/>
           <w:szCs w:val="28"/>
           <w:u w:val="single"/>
@@ -992,6 +1070,7 @@
       </w:r>
       <w:r>
         <w:rPr>
+          <w:rFonts w:ascii="Times New Roman" w:hAnsi="Times New Roman"/>
           <w:spacing w:val="80"/>
           <w:sz w:val="28"/>
           <w:szCs w:val="28"/>
@@ -1000,6 +1079,7 @@
       </w:r>
       <w:r>
         <w:rPr>
+          <w:rFonts w:ascii="Times New Roman" w:hAnsi="Times New Roman"/>
           <w:sz w:val="28"/>
           <w:szCs w:val="28"/>
         </w:rPr>
@@ -1014,16 +1094,20 @@
         <w:spacing w:lineRule="auto" w:line="240" w:before="195" w:after="0"/>
         <w:ind w:hanging="0" w:start="7370" w:end="0"/>
         <w:jc w:val="start"/>
-        <w:rPr/>
-      </w:pPr>
-      <w:r>
-        <w:rPr>
+        <w:rPr>
+          <w:rFonts w:ascii="Times New Roman" w:hAnsi="Times New Roman"/>
+        </w:rPr>
+      </w:pPr>
+      <w:r>
+        <w:rPr>
+          <w:rFonts w:ascii="Times New Roman" w:hAnsi="Times New Roman"/>
           <w:sz w:val="17"/>
         </w:rPr>
         <w:t>подпись,</w:t>
       </w:r>
       <w:r>
         <w:rPr>
+          <w:rFonts w:ascii="Times New Roman" w:hAnsi="Times New Roman"/>
           <w:spacing w:val="-8"/>
           <w:sz w:val="17"/>
         </w:rPr>
@@ -1031,6 +1115,7 @@
       </w:r>
       <w:r>
         <w:rPr>
+          <w:rFonts w:ascii="Times New Roman" w:hAnsi="Times New Roman"/>
           <w:spacing w:val="-4"/>
           <w:sz w:val="17"/>
         </w:rPr>
@@ -1041,11 +1126,13 @@
       <w:pPr>
         <w:pStyle w:val="BodyText"/>
         <w:rPr>
+          <w:rFonts w:ascii="Times New Roman" w:hAnsi="Times New Roman"/>
           <w:sz w:val="17"/>
         </w:rPr>
       </w:pPr>
       <w:r>
         <w:rPr>
+          <w:rFonts w:ascii="Times New Roman" w:hAnsi="Times New Roman"/>
           <w:sz w:val="17"/>
         </w:rPr>
       </w:r>
@@ -1064,14 +1151,14 @@
         <w:ind w:hanging="0" w:start="1134" w:end="0"/>
         <w:jc w:val="end"/>
         <w:rPr>
-          <w:sz w:val="28"/>
-          <w:szCs w:val="28"/>
+          <w:rFonts w:ascii="Times New Roman" w:hAnsi="Times New Roman"/>
         </w:rPr>
       </w:pPr>
       <w:bookmarkStart w:id="0" w:name="Лабораторную_работу_проверил(а)_________"/>
       <w:bookmarkEnd w:id="0"/>
       <w:r>
         <w:rPr>
+          <w:rFonts w:ascii="Times New Roman" w:hAnsi="Times New Roman"/>
           <w:sz w:val="28"/>
           <w:szCs w:val="28"/>
         </w:rPr>
@@ -1079,6 +1166,7 @@
       </w:r>
       <w:r>
         <w:rPr>
+          <w:rFonts w:ascii="Times New Roman" w:hAnsi="Times New Roman"/>
           <w:spacing w:val="-2"/>
           <w:sz w:val="28"/>
           <w:szCs w:val="28"/>
@@ -1088,6 +1176,7 @@
       </w:r>
       <w:r>
         <w:rPr>
+          <w:rFonts w:ascii="Times New Roman" w:hAnsi="Times New Roman"/>
           <w:sz w:val="28"/>
           <w:szCs w:val="28"/>
         </w:rPr>
@@ -1095,6 +1184,7 @@
       </w:r>
       <w:r>
         <w:rPr>
+          <w:rFonts w:ascii="Times New Roman" w:hAnsi="Times New Roman"/>
           <w:spacing w:val="-2"/>
           <w:sz w:val="28"/>
           <w:szCs w:val="28"/>
@@ -1103,6 +1193,7 @@
       </w:r>
       <w:r>
         <w:rPr>
+          <w:rFonts w:ascii="Times New Roman" w:hAnsi="Times New Roman"/>
           <w:sz w:val="28"/>
           <w:szCs w:val="28"/>
         </w:rPr>
@@ -1110,6 +1201,7 @@
       </w:r>
       <w:r>
         <w:rPr>
+          <w:rFonts w:ascii="Times New Roman" w:hAnsi="Times New Roman"/>
           <w:spacing w:val="1"/>
           <w:sz w:val="28"/>
           <w:szCs w:val="28"/>
@@ -1118,6 +1210,7 @@
       </w:r>
       <w:r>
         <w:rPr>
+          <w:rFonts w:ascii="Times New Roman" w:hAnsi="Times New Roman"/>
           <w:spacing w:val="-2"/>
           <w:sz w:val="28"/>
           <w:szCs w:val="28"/>
@@ -1134,17 +1227,19 @@
         <w:ind w:hanging="0" w:start="7370" w:end="0"/>
         <w:jc w:val="start"/>
         <w:rPr>
+          <w:rFonts w:ascii="Times New Roman" w:hAnsi="Times New Roman"/>
+        </w:rPr>
+      </w:pPr>
+      <w:r>
+        <w:rPr>
+          <w:rFonts w:ascii="Times New Roman" w:hAnsi="Times New Roman"/>
           <w:sz w:val="17"/>
         </w:rPr>
-      </w:pPr>
-      <w:r>
-        <w:rPr>
-          <w:sz w:val="17"/>
-        </w:rPr>
         <w:t>подпись,</w:t>
       </w:r>
       <w:r>
         <w:rPr>
+          <w:rFonts w:ascii="Times New Roman" w:hAnsi="Times New Roman"/>
           <w:spacing w:val="-8"/>
           <w:sz w:val="17"/>
         </w:rPr>
@@ -1152,6 +1247,7 @@
       </w:r>
       <w:r>
         <w:rPr>
+          <w:rFonts w:ascii="Times New Roman" w:hAnsi="Times New Roman"/>
           <w:spacing w:val="-4"/>
           <w:sz w:val="17"/>
         </w:rPr>
@@ -1167,16 +1263,342 @@
         <w:ind w:hanging="0" w:start="0" w:end="0"/>
         <w:jc w:val="start"/>
         <w:rPr>
+          <w:rFonts w:ascii="Times New Roman" w:hAnsi="Times New Roman"/>
           <w:spacing w:val="-4"/>
           <w:sz w:val="17"/>
         </w:rPr>
       </w:pPr>
       <w:r>
         <w:rPr>
+          <w:rFonts w:ascii="Times New Roman" w:hAnsi="Times New Roman"/>
           <w:spacing w:val="-4"/>
           <w:sz w:val="17"/>
         </w:rPr>
       </w:r>
+    </w:p>
+    <w:sdt>
+      <w:sdtPr>
+        <w:docPartObj>
+          <w:docPartGallery w:val="Table of Contents"/>
+          <w:docPartUnique w:val="true"/>
+        </w:docPartObj>
+      </w:sdtPr>
+      <w:sdtContent>
+        <w:p>
+          <w:pPr>
+            <w:pStyle w:val="TOCHeading"/>
+            <w:rPr/>
+          </w:pPr>
+          <w:r>
+            <w:br w:type="page"/>
+          </w:r>
+          <w:r>
+            <w:rPr/>
+            <w:t>ОГЛАВЛЕНИЕ</w:t>
+          </w:r>
+        </w:p>
+        <w:p>
+          <w:pPr>
+            <w:pStyle w:val="TOC2"/>
+            <w:tabs>
+              <w:tab w:val="clear" w:pos="9357"/>
+              <w:tab w:val="right" w:pos="9639" w:leader="dot"/>
+            </w:tabs>
+            <w:rPr/>
+          </w:pPr>
+          <w:r>
+            <w:fldChar w:fldCharType="begin"/>
+          </w:r>
+          <w:r>
+            <w:rPr>
+              <w:rStyle w:val="Style13"/>
+            </w:rPr>
+            <w:instrText xml:space="preserve"> TOC \f \o "1-9" \h</w:instrText>
+          </w:r>
+          <w:r>
+            <w:rPr>
+              <w:rStyle w:val="Style13"/>
+            </w:rPr>
+            <w:fldChar w:fldCharType="separate"/>
+          </w:r>
+          <w:hyperlink w:anchor="__RefHeading___Toc1253_3951298296" w:tooltip="1. Цель работы">
+            <w:r>
+              <w:rPr>
+                <w:rStyle w:val="Style13"/>
+              </w:rPr>
+              <w:t>1. Цель работы</w:t>
+              <w:tab/>
+              <w:t>4</w:t>
+            </w:r>
+          </w:hyperlink>
+        </w:p>
+        <w:p>
+          <w:pPr>
+            <w:pStyle w:val="TOC2"/>
+            <w:tabs>
+              <w:tab w:val="clear" w:pos="9357"/>
+              <w:tab w:val="right" w:pos="9639" w:leader="dot"/>
+            </w:tabs>
+            <w:rPr/>
+          </w:pPr>
+          <w:hyperlink w:anchor="__RefHeading___Toc1255_3951298296" w:tooltip="2. Исходные данные и условие">
+            <w:r>
+              <w:rPr>
+                <w:rStyle w:val="Style13"/>
+              </w:rPr>
+              <w:t>2. Исходные данные и условие</w:t>
+              <w:tab/>
+              <w:t>4</w:t>
+            </w:r>
+          </w:hyperlink>
+        </w:p>
+        <w:p>
+          <w:pPr>
+            <w:pStyle w:val="TOC2"/>
+            <w:tabs>
+              <w:tab w:val="clear" w:pos="9357"/>
+              <w:tab w:val="right" w:pos="9639" w:leader="dot"/>
+            </w:tabs>
+            <w:rPr/>
+          </w:pPr>
+          <w:hyperlink w:anchor="__RefHeading___Toc1257_3951298296" w:tooltip="3. Задание 1. План адресации">
+            <w:r>
+              <w:rPr>
+                <w:rStyle w:val="Style13"/>
+              </w:rPr>
+              <w:t>3. Задание 1. План адресации</w:t>
+              <w:tab/>
+              <w:t>4</w:t>
+            </w:r>
+          </w:hyperlink>
+        </w:p>
+        <w:p>
+          <w:pPr>
+            <w:pStyle w:val="TOC2"/>
+            <w:tabs>
+              <w:tab w:val="clear" w:pos="9357"/>
+              <w:tab w:val="right" w:pos="9639" w:leader="dot"/>
+            </w:tabs>
+            <w:rPr/>
+          </w:pPr>
+          <w:hyperlink w:anchor="__RefHeading___Toc1259_3951298296" w:tooltip="4. Задание 2. Построение топологии">
+            <w:r>
+              <w:rPr>
+                <w:rStyle w:val="Style13"/>
+              </w:rPr>
+              <w:t>4. Задание 2. Построение топологии</w:t>
+              <w:tab/>
+              <w:t>4</w:t>
+            </w:r>
+          </w:hyperlink>
+        </w:p>
+        <w:p>
+          <w:pPr>
+            <w:pStyle w:val="TOC2"/>
+            <w:tabs>
+              <w:tab w:val="clear" w:pos="9357"/>
+              <w:tab w:val="right" w:pos="9639" w:leader="dot"/>
+            </w:tabs>
+            <w:rPr/>
+          </w:pPr>
+          <w:hyperlink w:anchor="__RefHeading___Toc1261_3951298296" w:tooltip="5. Задание 3. Настройка конечных устройств">
+            <w:r>
+              <w:rPr>
+                <w:rStyle w:val="Style13"/>
+              </w:rPr>
+              <w:t>5. Задание 3. Настройка конечных устройств</w:t>
+              <w:tab/>
+              <w:t>5</w:t>
+            </w:r>
+          </w:hyperlink>
+        </w:p>
+        <w:p>
+          <w:pPr>
+            <w:pStyle w:val="TOC2"/>
+            <w:tabs>
+              <w:tab w:val="clear" w:pos="9357"/>
+              <w:tab w:val="right" w:pos="9639" w:leader="dot"/>
+            </w:tabs>
+            <w:rPr/>
+          </w:pPr>
+          <w:hyperlink w:anchor="__RefHeading___Toc1263_3951298296" w:tooltip="6. Задание 4. Настройка Router1">
+            <w:r>
+              <w:rPr>
+                <w:rStyle w:val="Style13"/>
+              </w:rPr>
+              <w:t>6. Задание 4. Настройка Router1</w:t>
+              <w:tab/>
+              <w:t>5</w:t>
+            </w:r>
+          </w:hyperlink>
+        </w:p>
+        <w:p>
+          <w:pPr>
+            <w:pStyle w:val="TOC2"/>
+            <w:tabs>
+              <w:tab w:val="clear" w:pos="9357"/>
+              <w:tab w:val="right" w:pos="9639" w:leader="dot"/>
+            </w:tabs>
+            <w:rPr/>
+          </w:pPr>
+          <w:hyperlink w:anchor="__RefHeading___Toc1265_3951298296" w:tooltip="7. Задание 5. Проверка связности">
+            <w:r>
+              <w:rPr>
+                <w:rStyle w:val="Style13"/>
+              </w:rPr>
+              <w:t>7. Задание 5. Проверка связности</w:t>
+              <w:tab/>
+              <w:t>5</w:t>
+            </w:r>
+          </w:hyperlink>
+        </w:p>
+        <w:p>
+          <w:pPr>
+            <w:pStyle w:val="TOC2"/>
+            <w:tabs>
+              <w:tab w:val="clear" w:pos="9357"/>
+              <w:tab w:val="right" w:pos="9639" w:leader="dot"/>
+            </w:tabs>
+            <w:rPr/>
+          </w:pPr>
+          <w:hyperlink w:anchor="__RefHeading___Toc1267_3951298296" w:tooltip="1. ПЛАН АДРЕСАЦИИ.">
+            <w:r>
+              <w:rPr>
+                <w:rStyle w:val="Style13"/>
+              </w:rPr>
+              <w:t>1. ПЛАН АДРЕСАЦИИ.</w:t>
+              <w:tab/>
+              <w:t>6</w:t>
+            </w:r>
+          </w:hyperlink>
+        </w:p>
+        <w:p>
+          <w:pPr>
+            <w:pStyle w:val="TOC2"/>
+            <w:tabs>
+              <w:tab w:val="clear" w:pos="9357"/>
+              <w:tab w:val="right" w:pos="9639" w:leader="dot"/>
+            </w:tabs>
+            <w:rPr/>
+          </w:pPr>
+          <w:hyperlink w:anchor="__RefHeading___Toc1269_3951298296" w:tooltip="2. ПОСТРОЕНИЕ ТОПОЛОГИИ">
+            <w:r>
+              <w:rPr>
+                <w:rStyle w:val="Style13"/>
+              </w:rPr>
+              <w:t>2. ПОСТРОЕНИЕ ТОПОЛОГИИ</w:t>
+              <w:tab/>
+              <w:t>7</w:t>
+            </w:r>
+          </w:hyperlink>
+        </w:p>
+        <w:p>
+          <w:pPr>
+            <w:pStyle w:val="TOC2"/>
+            <w:tabs>
+              <w:tab w:val="clear" w:pos="9357"/>
+              <w:tab w:val="right" w:pos="9639" w:leader="dot"/>
+            </w:tabs>
+            <w:rPr/>
+          </w:pPr>
+          <w:hyperlink w:anchor="__RefHeading___Toc1271_3951298296" w:tooltip="3. НАСТРОЙКА КОНЕЧНЫХ УСТРОЙСТВ.">
+            <w:r>
+              <w:rPr>
+                <w:rStyle w:val="Style13"/>
+              </w:rPr>
+              <w:t>3. НАСТРОЙКА КОНЕЧНЫХ УСТРОЙСТВ.</w:t>
+              <w:tab/>
+              <w:t>8</w:t>
+            </w:r>
+          </w:hyperlink>
+        </w:p>
+        <w:p>
+          <w:pPr>
+            <w:pStyle w:val="TOC2"/>
+            <w:tabs>
+              <w:tab w:val="clear" w:pos="9357"/>
+              <w:tab w:val="right" w:pos="9639" w:leader="dot"/>
+            </w:tabs>
+            <w:rPr/>
+          </w:pPr>
+          <w:hyperlink w:anchor="__RefHeading___Toc1273_3951298296" w:tooltip="4. НАСТРОЙКА РОУТЕРА.">
+            <w:r>
+              <w:rPr>
+                <w:rStyle w:val="Style13"/>
+              </w:rPr>
+              <w:t>4. НАСТРОЙКА РОУТЕРА.</w:t>
+              <w:tab/>
+              <w:t>9</w:t>
+            </w:r>
+          </w:hyperlink>
+        </w:p>
+        <w:p>
+          <w:pPr>
+            <w:pStyle w:val="TOC2"/>
+            <w:tabs>
+              <w:tab w:val="clear" w:pos="9357"/>
+              <w:tab w:val="right" w:pos="9639" w:leader="dot"/>
+            </w:tabs>
+            <w:rPr/>
+          </w:pPr>
+          <w:hyperlink w:anchor="__RefHeading___Toc1275_3951298296" w:tooltip="5. ПРОВЕРКА СВЯЗНОСТИ.">
+            <w:r>
+              <w:rPr>
+                <w:rStyle w:val="Style13"/>
+              </w:rPr>
+              <w:t>5. ПРОВЕРКА СВЯЗНОСТИ.</w:t>
+              <w:tab/>
+              <w:t>10</w:t>
+            </w:r>
+          </w:hyperlink>
+        </w:p>
+        <w:p>
+          <w:pPr>
+            <w:pStyle w:val="TOC2"/>
+            <w:tabs>
+              <w:tab w:val="clear" w:pos="9357"/>
+              <w:tab w:val="right" w:pos="9639" w:leader="dot"/>
+            </w:tabs>
+            <w:rPr/>
+          </w:pPr>
+          <w:hyperlink w:anchor="__RefHeading___Toc1277_3951298296" w:tooltip="6. ВЫВОД.">
+            <w:r>
+              <w:rPr>
+                <w:rStyle w:val="Style13"/>
+              </w:rPr>
+              <w:t>6. ВЫВОД.</w:t>
+              <w:tab/>
+              <w:t>11</w:t>
+            </w:r>
+          </w:hyperlink>
+          <w:r>
+            <w:rPr>
+              <w:rStyle w:val="Style13"/>
+            </w:rPr>
+            <w:fldChar w:fldCharType="end"/>
+          </w:r>
+        </w:p>
+      </w:sdtContent>
+    </w:sdt>
+    <w:p>
+      <w:pPr>
+        <w:pStyle w:val="Heading1"/>
+        <w:spacing w:before="0" w:after="0"/>
+        <w:rPr>
+          <w:rFonts w:ascii="Times New Roman" w:hAnsi="Times New Roman"/>
+          <w:sz w:val="28"/>
+          <w:szCs w:val="28"/>
+          <w:lang w:val="ru-RU"/>
+        </w:rPr>
+      </w:pPr>
+      <w:r>
+        <w:rPr>
+          <w:rFonts w:ascii="Times New Roman" w:hAnsi="Times New Roman"/>
+          <w:sz w:val="28"/>
+          <w:szCs w:val="28"/>
+          <w:lang w:val="ru-RU"/>
+        </w:rPr>
+      </w:r>
       <w:r>
         <w:br w:type="page"/>
       </w:r>
@@ -1184,12 +1606,16 @@
     <w:p>
       <w:pPr>
         <w:pStyle w:val="Heading1"/>
-        <w:rPr>
-          <w:rFonts w:ascii="Times New Roman" w:hAnsi="Times New Roman"/>
-          <w:sz w:val="28"/>
-          <w:szCs w:val="28"/>
-        </w:rPr>
-      </w:pPr>
+        <w:spacing w:before="0" w:after="0"/>
+        <w:rPr>
+          <w:rFonts w:ascii="Times New Roman" w:hAnsi="Times New Roman"/>
+          <w:sz w:val="28"/>
+          <w:szCs w:val="28"/>
+          <w:lang w:val="ru-RU"/>
+        </w:rPr>
+      </w:pPr>
+      <w:bookmarkStart w:id="1" w:name="__RefHeading___Toc1253_3951298296"/>
+      <w:bookmarkEnd w:id="1"/>
       <w:r>
         <w:rPr>
           <w:rFonts w:ascii="Times New Roman" w:hAnsi="Times New Roman"/>
@@ -1205,8 +1631,6 @@
         <w:pStyle w:val="Normal"/>
         <w:rPr>
           <w:rFonts w:ascii="Times New Roman" w:hAnsi="Times New Roman"/>
-          <w:sz w:val="28"/>
-          <w:szCs w:val="28"/>
         </w:rPr>
       </w:pPr>
       <w:r>
@@ -1277,10 +1701,10 @@
         <w:pStyle w:val="Heading1"/>
         <w:rPr>
           <w:rFonts w:ascii="Times New Roman" w:hAnsi="Times New Roman"/>
-          <w:sz w:val="28"/>
-          <w:szCs w:val="28"/>
-        </w:rPr>
-      </w:pPr>
+        </w:rPr>
+      </w:pPr>
+      <w:bookmarkStart w:id="2" w:name="__RefHeading___Toc1255_3951298296"/>
+      <w:bookmarkEnd w:id="2"/>
       <w:r>
         <w:rPr>
           <w:rFonts w:ascii="Times New Roman" w:hAnsi="Times New Roman"/>
@@ -1296,8 +1720,6 @@
         <w:pStyle w:val="Normal"/>
         <w:rPr>
           <w:rFonts w:ascii="Times New Roman" w:hAnsi="Times New Roman"/>
-          <w:sz w:val="28"/>
-          <w:szCs w:val="28"/>
         </w:rPr>
       </w:pPr>
       <w:r>
@@ -1315,12 +1737,11 @@
         <w:pStyle w:val="ListBullet"/>
         <w:numPr>
           <w:ilvl w:val="0"/>
-          <w:numId w:val="1"/>
+          <w:numId w:val="2"/>
         </w:numPr>
-        <w:rPr>
-          <w:rFonts w:ascii="Times New Roman" w:hAnsi="Times New Roman"/>
-          <w:sz w:val="28"/>
-          <w:szCs w:val="28"/>
+        <w:ind w:hanging="360" w:start="360" w:end="0"/>
+        <w:rPr>
+          <w:rFonts w:ascii="Times New Roman" w:hAnsi="Times New Roman"/>
         </w:rPr>
       </w:pPr>
       <w:r>
@@ -1355,12 +1776,11 @@
         <w:pStyle w:val="ListBullet"/>
         <w:numPr>
           <w:ilvl w:val="0"/>
-          <w:numId w:val="1"/>
+          <w:numId w:val="2"/>
         </w:numPr>
-        <w:rPr>
-          <w:rFonts w:ascii="Times New Roman" w:hAnsi="Times New Roman"/>
-          <w:sz w:val="28"/>
-          <w:szCs w:val="28"/>
+        <w:ind w:hanging="360" w:start="360" w:end="0"/>
+        <w:rPr>
+          <w:rFonts w:ascii="Times New Roman" w:hAnsi="Times New Roman"/>
         </w:rPr>
       </w:pPr>
       <w:r>
@@ -1395,8 +1815,6 @@
         <w:pStyle w:val="Normal"/>
         <w:rPr>
           <w:rFonts w:ascii="Times New Roman" w:hAnsi="Times New Roman"/>
-          <w:sz w:val="28"/>
-          <w:szCs w:val="28"/>
         </w:rPr>
       </w:pPr>
       <w:r>
@@ -1431,8 +1849,6 @@
         <w:pStyle w:val="Normal"/>
         <w:rPr>
           <w:rFonts w:ascii="Times New Roman" w:hAnsi="Times New Roman"/>
-          <w:sz w:val="28"/>
-          <w:szCs w:val="28"/>
         </w:rPr>
       </w:pPr>
       <w:r>
@@ -1501,10 +1917,10 @@
         <w:pStyle w:val="Heading1"/>
         <w:rPr>
           <w:rFonts w:ascii="Times New Roman" w:hAnsi="Times New Roman"/>
-          <w:sz w:val="28"/>
-          <w:szCs w:val="28"/>
-        </w:rPr>
-      </w:pPr>
+        </w:rPr>
+      </w:pPr>
+      <w:bookmarkStart w:id="3" w:name="__RefHeading___Toc1257_3951298296"/>
+      <w:bookmarkEnd w:id="3"/>
       <w:r>
         <w:rPr>
           <w:rFonts w:ascii="Times New Roman" w:hAnsi="Times New Roman"/>
@@ -1520,8 +1936,6 @@
         <w:pStyle w:val="Normal"/>
         <w:rPr>
           <w:rFonts w:ascii="Times New Roman" w:hAnsi="Times New Roman"/>
-          <w:sz w:val="28"/>
-          <w:szCs w:val="28"/>
         </w:rPr>
       </w:pPr>
       <w:r>
@@ -1570,11 +1984,7 @@
               <w:spacing w:lineRule="auto" w:line="240" w:before="0" w:after="0"/>
               <w:jc w:val="start"/>
               <w:rPr>
-                <w:rFonts w:ascii="Times New Roman" w:hAnsi="Times New Roman" w:eastAsia="ＭＳ 明朝" w:cs=""/>
-                <w:kern w:val="0"/>
-                <w:sz w:val="28"/>
-                <w:szCs w:val="28"/>
-                <w:lang w:val="en-US" w:eastAsia="en-US" w:bidi="ar-SA"/>
+                <w:rFonts w:ascii="Times New Roman" w:hAnsi="Times New Roman"/>
               </w:rPr>
             </w:pPr>
             <w:r>
@@ -1604,11 +2014,7 @@
               <w:spacing w:lineRule="auto" w:line="240" w:before="0" w:after="0"/>
               <w:jc w:val="start"/>
               <w:rPr>
-                <w:rFonts w:ascii="Times New Roman" w:hAnsi="Times New Roman" w:eastAsia="ＭＳ 明朝" w:cs=""/>
-                <w:kern w:val="0"/>
-                <w:sz w:val="28"/>
-                <w:szCs w:val="28"/>
-                <w:lang w:val="en-US" w:eastAsia="en-US" w:bidi="ar-SA"/>
+                <w:rFonts w:ascii="Times New Roman" w:hAnsi="Times New Roman"/>
               </w:rPr>
             </w:pPr>
             <w:r>
@@ -1638,11 +2044,7 @@
               <w:spacing w:lineRule="auto" w:line="240" w:before="0" w:after="0"/>
               <w:jc w:val="start"/>
               <w:rPr>
-                <w:rFonts w:ascii="Times New Roman" w:hAnsi="Times New Roman" w:eastAsia="ＭＳ 明朝" w:cs=""/>
-                <w:kern w:val="0"/>
-                <w:sz w:val="28"/>
-                <w:szCs w:val="28"/>
-                <w:lang w:val="en-US" w:eastAsia="en-US" w:bidi="ar-SA"/>
+                <w:rFonts w:ascii="Times New Roman" w:hAnsi="Times New Roman"/>
               </w:rPr>
             </w:pPr>
             <w:r>
@@ -1675,11 +2077,7 @@
               <w:spacing w:lineRule="auto" w:line="240" w:before="0" w:after="0"/>
               <w:jc w:val="start"/>
               <w:rPr>
-                <w:rFonts w:ascii="Times New Roman" w:hAnsi="Times New Roman" w:eastAsia="ＭＳ 明朝" w:cs=""/>
-                <w:kern w:val="0"/>
-                <w:sz w:val="28"/>
-                <w:szCs w:val="28"/>
-                <w:lang w:val="en-US" w:eastAsia="en-US" w:bidi="ar-SA"/>
+                <w:rFonts w:ascii="Times New Roman" w:hAnsi="Times New Roman"/>
               </w:rPr>
             </w:pPr>
             <w:r>
@@ -1709,11 +2107,7 @@
               <w:spacing w:lineRule="auto" w:line="240" w:before="0" w:after="0"/>
               <w:jc w:val="start"/>
               <w:rPr>
-                <w:rFonts w:ascii="Times New Roman" w:hAnsi="Times New Roman" w:eastAsia="ＭＳ 明朝" w:cs=""/>
-                <w:kern w:val="0"/>
-                <w:sz w:val="28"/>
-                <w:szCs w:val="28"/>
-                <w:lang w:val="en-US" w:eastAsia="en-US" w:bidi="ar-SA"/>
+                <w:rFonts w:ascii="Times New Roman" w:hAnsi="Times New Roman"/>
               </w:rPr>
             </w:pPr>
             <w:r>
@@ -1742,11 +2136,7 @@
               <w:spacing w:lineRule="auto" w:line="240" w:before="0" w:after="0"/>
               <w:jc w:val="start"/>
               <w:rPr>
-                <w:rFonts w:ascii="Times New Roman" w:hAnsi="Times New Roman" w:eastAsia="ＭＳ 明朝" w:cs=""/>
-                <w:kern w:val="0"/>
-                <w:sz w:val="28"/>
-                <w:szCs w:val="28"/>
-                <w:lang w:val="en-US" w:eastAsia="en-US" w:bidi="ar-SA"/>
+                <w:rFonts w:ascii="Times New Roman" w:hAnsi="Times New Roman"/>
               </w:rPr>
             </w:pPr>
             <w:r>
@@ -1777,11 +2167,7 @@
               <w:spacing w:lineRule="auto" w:line="240" w:before="0" w:after="0"/>
               <w:jc w:val="start"/>
               <w:rPr>
-                <w:rFonts w:ascii="Times New Roman" w:hAnsi="Times New Roman" w:eastAsia="ＭＳ 明朝" w:cs=""/>
-                <w:kern w:val="0"/>
-                <w:sz w:val="28"/>
-                <w:szCs w:val="28"/>
-                <w:lang w:val="en-US" w:eastAsia="en-US" w:bidi="ar-SA"/>
+                <w:rFonts w:ascii="Times New Roman" w:hAnsi="Times New Roman"/>
               </w:rPr>
             </w:pPr>
             <w:r>
@@ -1810,11 +2196,7 @@
               <w:spacing w:lineRule="auto" w:line="240" w:before="0" w:after="0"/>
               <w:jc w:val="start"/>
               <w:rPr>
-                <w:rFonts w:ascii="Times New Roman" w:hAnsi="Times New Roman" w:eastAsia="ＭＳ 明朝" w:cs=""/>
-                <w:kern w:val="0"/>
-                <w:sz w:val="28"/>
-                <w:szCs w:val="28"/>
-                <w:lang w:val="en-US" w:eastAsia="en-US" w:bidi="ar-SA"/>
+                <w:rFonts w:ascii="Times New Roman" w:hAnsi="Times New Roman"/>
               </w:rPr>
             </w:pPr>
             <w:r>
@@ -1842,11 +2224,7 @@
               <w:spacing w:lineRule="auto" w:line="240" w:before="0" w:after="0"/>
               <w:jc w:val="start"/>
               <w:rPr>
-                <w:rFonts w:ascii="Times New Roman" w:hAnsi="Times New Roman" w:eastAsia="ＭＳ 明朝" w:cs=""/>
-                <w:kern w:val="0"/>
-                <w:sz w:val="28"/>
-                <w:szCs w:val="28"/>
-                <w:lang w:val="en-US" w:eastAsia="en-US" w:bidi="ar-SA"/>
+                <w:rFonts w:ascii="Times New Roman" w:hAnsi="Times New Roman"/>
               </w:rPr>
             </w:pPr>
             <w:r>
@@ -1878,11 +2256,7 @@
               <w:spacing w:lineRule="auto" w:line="240" w:before="0" w:after="0"/>
               <w:jc w:val="start"/>
               <w:rPr>
-                <w:rFonts w:ascii="Times New Roman" w:hAnsi="Times New Roman" w:eastAsia="ＭＳ 明朝" w:cs=""/>
-                <w:kern w:val="0"/>
-                <w:sz w:val="28"/>
-                <w:szCs w:val="28"/>
-                <w:lang w:val="en-US" w:eastAsia="en-US" w:bidi="ar-SA"/>
+                <w:rFonts w:ascii="Times New Roman" w:hAnsi="Times New Roman"/>
               </w:rPr>
             </w:pPr>
             <w:r>
@@ -1912,11 +2286,7 @@
               <w:spacing w:lineRule="auto" w:line="240" w:before="0" w:after="0"/>
               <w:jc w:val="start"/>
               <w:rPr>
-                <w:rFonts w:ascii="Times New Roman" w:hAnsi="Times New Roman" w:eastAsia="ＭＳ 明朝" w:cs=""/>
-                <w:kern w:val="0"/>
-                <w:sz w:val="28"/>
-                <w:szCs w:val="28"/>
-                <w:lang w:val="en-US" w:eastAsia="en-US" w:bidi="ar-SA"/>
+                <w:rFonts w:ascii="Times New Roman" w:hAnsi="Times New Roman"/>
               </w:rPr>
             </w:pPr>
             <w:r>
@@ -1945,11 +2315,7 @@
               <w:spacing w:lineRule="auto" w:line="240" w:before="0" w:after="0"/>
               <w:jc w:val="start"/>
               <w:rPr>
-                <w:rFonts w:ascii="Times New Roman" w:hAnsi="Times New Roman" w:eastAsia="ＭＳ 明朝" w:cs=""/>
-                <w:kern w:val="0"/>
-                <w:sz w:val="28"/>
-                <w:szCs w:val="28"/>
-                <w:lang w:val="en-US" w:eastAsia="en-US" w:bidi="ar-SA"/>
+                <w:rFonts w:ascii="Times New Roman" w:hAnsi="Times New Roman"/>
               </w:rPr>
             </w:pPr>
             <w:r>
@@ -1980,11 +2346,7 @@
               <w:spacing w:lineRule="auto" w:line="240" w:before="0" w:after="0"/>
               <w:jc w:val="start"/>
               <w:rPr>
-                <w:rFonts w:ascii="Times New Roman" w:hAnsi="Times New Roman" w:eastAsia="ＭＳ 明朝" w:cs=""/>
-                <w:kern w:val="0"/>
-                <w:sz w:val="28"/>
-                <w:szCs w:val="28"/>
-                <w:lang w:val="en-US" w:eastAsia="en-US" w:bidi="ar-SA"/>
+                <w:rFonts w:ascii="Times New Roman" w:hAnsi="Times New Roman"/>
               </w:rPr>
             </w:pPr>
             <w:r>
@@ -2013,11 +2375,7 @@
               <w:spacing w:lineRule="auto" w:line="240" w:before="0" w:after="0"/>
               <w:jc w:val="start"/>
               <w:rPr>
-                <w:rFonts w:ascii="Times New Roman" w:hAnsi="Times New Roman" w:eastAsia="ＭＳ 明朝" w:cs=""/>
-                <w:kern w:val="0"/>
-                <w:sz w:val="28"/>
-                <w:szCs w:val="28"/>
-                <w:lang w:val="en-US" w:eastAsia="en-US" w:bidi="ar-SA"/>
+                <w:rFonts w:ascii="Times New Roman" w:hAnsi="Times New Roman"/>
               </w:rPr>
             </w:pPr>
             <w:r>
@@ -2045,11 +2403,7 @@
               <w:spacing w:lineRule="auto" w:line="240" w:before="0" w:after="0"/>
               <w:jc w:val="start"/>
               <w:rPr>
-                <w:rFonts w:ascii="Times New Roman" w:hAnsi="Times New Roman" w:eastAsia="ＭＳ 明朝" w:cs=""/>
-                <w:kern w:val="0"/>
-                <w:sz w:val="28"/>
-                <w:szCs w:val="28"/>
-                <w:lang w:val="en-US" w:eastAsia="en-US" w:bidi="ar-SA"/>
+                <w:rFonts w:ascii="Times New Roman" w:hAnsi="Times New Roman"/>
               </w:rPr>
             </w:pPr>
             <w:r>
@@ -2081,11 +2435,7 @@
               <w:spacing w:lineRule="auto" w:line="240" w:before="0" w:after="0"/>
               <w:jc w:val="start"/>
               <w:rPr>
-                <w:rFonts w:ascii="Times New Roman" w:hAnsi="Times New Roman" w:eastAsia="ＭＳ 明朝" w:cs=""/>
-                <w:kern w:val="0"/>
-                <w:sz w:val="28"/>
-                <w:szCs w:val="28"/>
-                <w:lang w:val="en-US" w:eastAsia="en-US" w:bidi="ar-SA"/>
+                <w:rFonts w:ascii="Times New Roman" w:hAnsi="Times New Roman"/>
               </w:rPr>
             </w:pPr>
             <w:r>
@@ -2115,11 +2465,7 @@
               <w:spacing w:lineRule="auto" w:line="240" w:before="0" w:after="0"/>
               <w:jc w:val="start"/>
               <w:rPr>
-                <w:rFonts w:ascii="Times New Roman" w:hAnsi="Times New Roman" w:eastAsia="ＭＳ 明朝" w:cs=""/>
-                <w:kern w:val="0"/>
-                <w:sz w:val="28"/>
-                <w:szCs w:val="28"/>
-                <w:lang w:val="en-US" w:eastAsia="en-US" w:bidi="ar-SA"/>
+                <w:rFonts w:ascii="Times New Roman" w:hAnsi="Times New Roman"/>
               </w:rPr>
             </w:pPr>
             <w:r>
@@ -2148,11 +2494,7 @@
               <w:spacing w:lineRule="auto" w:line="240" w:before="0" w:after="0"/>
               <w:jc w:val="start"/>
               <w:rPr>
-                <w:rFonts w:ascii="Times New Roman" w:hAnsi="Times New Roman" w:eastAsia="ＭＳ 明朝" w:cs=""/>
-                <w:kern w:val="0"/>
-                <w:sz w:val="28"/>
-                <w:szCs w:val="28"/>
-                <w:lang w:val="en-US" w:eastAsia="en-US" w:bidi="ar-SA"/>
+                <w:rFonts w:ascii="Times New Roman" w:hAnsi="Times New Roman"/>
               </w:rPr>
             </w:pPr>
             <w:r>
@@ -2183,11 +2525,7 @@
               <w:spacing w:lineRule="auto" w:line="240" w:before="0" w:after="0"/>
               <w:jc w:val="start"/>
               <w:rPr>
-                <w:rFonts w:ascii="Times New Roman" w:hAnsi="Times New Roman" w:eastAsia="ＭＳ 明朝" w:cs=""/>
-                <w:kern w:val="0"/>
-                <w:sz w:val="28"/>
-                <w:szCs w:val="28"/>
-                <w:lang w:val="en-US" w:eastAsia="en-US" w:bidi="ar-SA"/>
+                <w:rFonts w:ascii="Times New Roman" w:hAnsi="Times New Roman"/>
               </w:rPr>
             </w:pPr>
             <w:r>
@@ -2216,11 +2554,7 @@
               <w:spacing w:lineRule="auto" w:line="240" w:before="0" w:after="0"/>
               <w:jc w:val="start"/>
               <w:rPr>
-                <w:rFonts w:ascii="Times New Roman" w:hAnsi="Times New Roman" w:eastAsia="ＭＳ 明朝" w:cs=""/>
-                <w:kern w:val="0"/>
-                <w:sz w:val="28"/>
-                <w:szCs w:val="28"/>
-                <w:lang w:val="en-US" w:eastAsia="en-US" w:bidi="ar-SA"/>
+                <w:rFonts w:ascii="Times New Roman" w:hAnsi="Times New Roman"/>
               </w:rPr>
             </w:pPr>
             <w:r>
@@ -2248,11 +2582,7 @@
               <w:spacing w:lineRule="auto" w:line="240" w:before="0" w:after="0"/>
               <w:jc w:val="start"/>
               <w:rPr>
-                <w:rFonts w:ascii="Times New Roman" w:hAnsi="Times New Roman" w:eastAsia="ＭＳ 明朝" w:cs=""/>
-                <w:kern w:val="0"/>
-                <w:sz w:val="28"/>
-                <w:szCs w:val="28"/>
-                <w:lang w:val="en-US" w:eastAsia="en-US" w:bidi="ar-SA"/>
+                <w:rFonts w:ascii="Times New Roman" w:hAnsi="Times New Roman"/>
               </w:rPr>
             </w:pPr>
             <w:r>
@@ -2284,11 +2614,7 @@
               <w:spacing w:lineRule="auto" w:line="240" w:before="0" w:after="0"/>
               <w:jc w:val="start"/>
               <w:rPr>
-                <w:rFonts w:ascii="Times New Roman" w:hAnsi="Times New Roman" w:eastAsia="ＭＳ 明朝" w:cs=""/>
-                <w:kern w:val="0"/>
-                <w:sz w:val="28"/>
-                <w:szCs w:val="28"/>
-                <w:lang w:val="en-US" w:eastAsia="en-US" w:bidi="ar-SA"/>
+                <w:rFonts w:ascii="Times New Roman" w:hAnsi="Times New Roman"/>
               </w:rPr>
             </w:pPr>
             <w:r>
@@ -2318,11 +2644,7 @@
               <w:spacing w:lineRule="auto" w:line="240" w:before="0" w:after="0"/>
               <w:jc w:val="start"/>
               <w:rPr>
-                <w:rFonts w:ascii="Times New Roman" w:hAnsi="Times New Roman" w:eastAsia="ＭＳ 明朝" w:cs=""/>
-                <w:kern w:val="0"/>
-                <w:sz w:val="28"/>
-                <w:szCs w:val="28"/>
-                <w:lang w:val="en-US" w:eastAsia="en-US" w:bidi="ar-SA"/>
+                <w:rFonts w:ascii="Times New Roman" w:hAnsi="Times New Roman"/>
               </w:rPr>
             </w:pPr>
             <w:r>
@@ -2351,11 +2673,7 @@
               <w:spacing w:lineRule="auto" w:line="240" w:before="0" w:after="0"/>
               <w:jc w:val="start"/>
               <w:rPr>
-                <w:rFonts w:ascii="Times New Roman" w:hAnsi="Times New Roman" w:eastAsia="ＭＳ 明朝" w:cs=""/>
-                <w:kern w:val="0"/>
-                <w:sz w:val="28"/>
-                <w:szCs w:val="28"/>
-                <w:lang w:val="en-US" w:eastAsia="en-US" w:bidi="ar-SA"/>
+                <w:rFonts w:ascii="Times New Roman" w:hAnsi="Times New Roman"/>
               </w:rPr>
             </w:pPr>
             <w:r>
@@ -2386,11 +2704,7 @@
               <w:spacing w:lineRule="auto" w:line="240" w:before="0" w:after="0"/>
               <w:jc w:val="start"/>
               <w:rPr>
-                <w:rFonts w:ascii="Times New Roman" w:hAnsi="Times New Roman" w:eastAsia="ＭＳ 明朝" w:cs=""/>
-                <w:kern w:val="0"/>
-                <w:sz w:val="28"/>
-                <w:szCs w:val="28"/>
-                <w:lang w:val="en-US" w:eastAsia="en-US" w:bidi="ar-SA"/>
+                <w:rFonts w:ascii="Times New Roman" w:hAnsi="Times New Roman"/>
               </w:rPr>
             </w:pPr>
             <w:r>
@@ -2419,11 +2733,7 @@
               <w:spacing w:lineRule="auto" w:line="240" w:before="0" w:after="0"/>
               <w:jc w:val="start"/>
               <w:rPr>
-                <w:rFonts w:ascii="Times New Roman" w:hAnsi="Times New Roman" w:eastAsia="ＭＳ 明朝" w:cs=""/>
-                <w:kern w:val="0"/>
-                <w:sz w:val="28"/>
-                <w:szCs w:val="28"/>
-                <w:lang w:val="en-US" w:eastAsia="en-US" w:bidi="ar-SA"/>
+                <w:rFonts w:ascii="Times New Roman" w:hAnsi="Times New Roman"/>
               </w:rPr>
             </w:pPr>
             <w:r>
@@ -2451,11 +2761,7 @@
               <w:spacing w:lineRule="auto" w:line="240" w:before="0" w:after="0"/>
               <w:jc w:val="start"/>
               <w:rPr>
-                <w:rFonts w:ascii="Times New Roman" w:hAnsi="Times New Roman" w:eastAsia="ＭＳ 明朝" w:cs=""/>
-                <w:kern w:val="0"/>
-                <w:sz w:val="28"/>
-                <w:szCs w:val="28"/>
-                <w:lang w:val="en-US" w:eastAsia="en-US" w:bidi="ar-SA"/>
+                <w:rFonts w:ascii="Times New Roman" w:hAnsi="Times New Roman"/>
               </w:rPr>
             </w:pPr>
             <w:r>
@@ -2477,8 +2783,6 @@
         <w:pStyle w:val="Normal"/>
         <w:rPr>
           <w:rFonts w:ascii="Times New Roman" w:hAnsi="Times New Roman"/>
-          <w:sz w:val="28"/>
-          <w:szCs w:val="28"/>
         </w:rPr>
       </w:pPr>
       <w:r>
@@ -2496,10 +2800,10 @@
         <w:pStyle w:val="Heading1"/>
         <w:rPr>
           <w:rFonts w:ascii="Times New Roman" w:hAnsi="Times New Roman"/>
-          <w:sz w:val="28"/>
-          <w:szCs w:val="28"/>
-        </w:rPr>
-      </w:pPr>
+        </w:rPr>
+      </w:pPr>
+      <w:bookmarkStart w:id="4" w:name="__RefHeading___Toc1259_3951298296"/>
+      <w:bookmarkEnd w:id="4"/>
       <w:r>
         <w:rPr>
           <w:rFonts w:ascii="Times New Roman" w:hAnsi="Times New Roman"/>
@@ -2514,12 +2818,11 @@
         <w:pStyle w:val="ListBullet"/>
         <w:numPr>
           <w:ilvl w:val="0"/>
-          <w:numId w:val="1"/>
+          <w:numId w:val="2"/>
         </w:numPr>
-        <w:rPr>
-          <w:rFonts w:ascii="Times New Roman" w:hAnsi="Times New Roman"/>
-          <w:sz w:val="28"/>
-          <w:szCs w:val="28"/>
+        <w:ind w:hanging="360" w:start="360" w:end="0"/>
+        <w:rPr>
+          <w:rFonts w:ascii="Times New Roman" w:hAnsi="Times New Roman"/>
         </w:rPr>
       </w:pPr>
       <w:r>
@@ -2639,12 +2942,11 @@
         <w:pStyle w:val="ListBullet"/>
         <w:numPr>
           <w:ilvl w:val="0"/>
-          <w:numId w:val="1"/>
+          <w:numId w:val="2"/>
         </w:numPr>
-        <w:rPr>
-          <w:rFonts w:ascii="Times New Roman" w:hAnsi="Times New Roman"/>
-          <w:sz w:val="28"/>
-          <w:szCs w:val="28"/>
+        <w:ind w:hanging="360" w:start="360" w:end="0"/>
+        <w:rPr>
+          <w:rFonts w:ascii="Times New Roman" w:hAnsi="Times New Roman"/>
         </w:rPr>
       </w:pPr>
       <w:r>
@@ -2764,12 +3066,11 @@
         <w:pStyle w:val="ListBullet"/>
         <w:numPr>
           <w:ilvl w:val="0"/>
-          <w:numId w:val="1"/>
+          <w:numId w:val="2"/>
         </w:numPr>
-        <w:rPr>
-          <w:rFonts w:ascii="Times New Roman" w:hAnsi="Times New Roman"/>
-          <w:sz w:val="28"/>
-          <w:szCs w:val="28"/>
+        <w:ind w:hanging="360" w:start="360" w:end="0"/>
+        <w:rPr>
+          <w:rFonts w:ascii="Times New Roman" w:hAnsi="Times New Roman"/>
         </w:rPr>
       </w:pPr>
       <w:r>
@@ -2821,12 +3122,11 @@
         <w:pStyle w:val="ListBullet"/>
         <w:numPr>
           <w:ilvl w:val="0"/>
-          <w:numId w:val="1"/>
+          <w:numId w:val="2"/>
         </w:numPr>
-        <w:rPr>
-          <w:rFonts w:ascii="Times New Roman" w:hAnsi="Times New Roman"/>
-          <w:sz w:val="28"/>
-          <w:szCs w:val="28"/>
+        <w:ind w:hanging="360" w:start="360" w:end="0"/>
+        <w:rPr>
+          <w:rFonts w:ascii="Times New Roman" w:hAnsi="Times New Roman"/>
         </w:rPr>
       </w:pPr>
       <w:r>
@@ -2844,8 +3144,6 @@
         <w:pStyle w:val="Normal"/>
         <w:rPr>
           <w:rFonts w:ascii="Times New Roman" w:hAnsi="Times New Roman"/>
-          <w:sz w:val="28"/>
-          <w:szCs w:val="28"/>
         </w:rPr>
       </w:pPr>
       <w:r>
@@ -2863,10 +3161,10 @@
         <w:pStyle w:val="Heading1"/>
         <w:rPr>
           <w:rFonts w:ascii="Times New Roman" w:hAnsi="Times New Roman"/>
-          <w:sz w:val="28"/>
-          <w:szCs w:val="28"/>
-        </w:rPr>
-      </w:pPr>
+        </w:rPr>
+      </w:pPr>
+      <w:bookmarkStart w:id="5" w:name="__RefHeading___Toc1261_3951298296"/>
+      <w:bookmarkEnd w:id="5"/>
       <w:r>
         <w:rPr>
           <w:rFonts w:ascii="Times New Roman" w:hAnsi="Times New Roman"/>
@@ -2882,8 +3180,6 @@
         <w:pStyle w:val="Normal"/>
         <w:rPr>
           <w:rFonts w:ascii="Times New Roman" w:hAnsi="Times New Roman"/>
-          <w:sz w:val="28"/>
-          <w:szCs w:val="28"/>
         </w:rPr>
       </w:pPr>
       <w:r>
@@ -2969,10 +3265,10 @@
         <w:pStyle w:val="Heading1"/>
         <w:rPr>
           <w:rFonts w:ascii="Times New Roman" w:hAnsi="Times New Roman"/>
-          <w:sz w:val="28"/>
-          <w:szCs w:val="28"/>
-        </w:rPr>
-      </w:pPr>
+        </w:rPr>
+      </w:pPr>
+      <w:bookmarkStart w:id="6" w:name="__RefHeading___Toc1263_3951298296"/>
+      <w:bookmarkEnd w:id="6"/>
       <w:r>
         <w:rPr>
           <w:rFonts w:ascii="Times New Roman" w:hAnsi="Times New Roman"/>
@@ -3005,8 +3301,6 @@
         <w:pStyle w:val="Normal"/>
         <w:rPr>
           <w:rFonts w:ascii="Times New Roman" w:hAnsi="Times New Roman"/>
-          <w:sz w:val="28"/>
-          <w:szCs w:val="28"/>
         </w:rPr>
       </w:pPr>
       <w:r>
@@ -3058,8 +3352,6 @@
         <w:pStyle w:val="Normal"/>
         <w:rPr>
           <w:rFonts w:ascii="Times New Roman" w:hAnsi="Times New Roman"/>
-          <w:sz w:val="28"/>
-          <w:szCs w:val="28"/>
         </w:rPr>
       </w:pPr>
       <w:r>
@@ -3076,12 +3368,11 @@
         <w:pStyle w:val="ListBullet"/>
         <w:numPr>
           <w:ilvl w:val="0"/>
-          <w:numId w:val="1"/>
+          <w:numId w:val="2"/>
         </w:numPr>
-        <w:rPr>
-          <w:rFonts w:ascii="Times New Roman" w:hAnsi="Times New Roman"/>
-          <w:sz w:val="28"/>
-          <w:szCs w:val="28"/>
+        <w:ind w:hanging="360" w:start="360" w:end="0"/>
+        <w:rPr>
+          <w:rFonts w:ascii="Times New Roman" w:hAnsi="Times New Roman"/>
         </w:rPr>
       </w:pPr>
       <w:r>
@@ -3098,12 +3389,11 @@
         <w:pStyle w:val="ListBullet"/>
         <w:numPr>
           <w:ilvl w:val="0"/>
-          <w:numId w:val="1"/>
+          <w:numId w:val="2"/>
         </w:numPr>
-        <w:rPr>
-          <w:rFonts w:ascii="Times New Roman" w:hAnsi="Times New Roman"/>
-          <w:sz w:val="28"/>
-          <w:szCs w:val="28"/>
+        <w:ind w:hanging="360" w:start="360" w:end="0"/>
+        <w:rPr>
+          <w:rFonts w:ascii="Times New Roman" w:hAnsi="Times New Roman"/>
         </w:rPr>
       </w:pPr>
       <w:r>
@@ -3120,8 +3410,6 @@
         <w:pStyle w:val="Normal"/>
         <w:rPr>
           <w:rFonts w:ascii="Times New Roman" w:hAnsi="Times New Roman"/>
-          <w:sz w:val="28"/>
-          <w:szCs w:val="28"/>
         </w:rPr>
       </w:pPr>
       <w:r>
@@ -3173,10 +3461,10 @@
         <w:pStyle w:val="Heading1"/>
         <w:rPr>
           <w:rFonts w:ascii="Times New Roman" w:hAnsi="Times New Roman"/>
-          <w:sz w:val="28"/>
-          <w:szCs w:val="28"/>
-        </w:rPr>
-      </w:pPr>
+        </w:rPr>
+      </w:pPr>
+      <w:bookmarkStart w:id="7" w:name="__RefHeading___Toc1265_3951298296"/>
+      <w:bookmarkEnd w:id="7"/>
       <w:r>
         <w:rPr>
           <w:rFonts w:ascii="Times New Roman" w:hAnsi="Times New Roman"/>
@@ -3192,8 +3480,6 @@
         <w:pStyle w:val="Normal"/>
         <w:rPr>
           <w:rFonts w:ascii="Times New Roman" w:hAnsi="Times New Roman"/>
-          <w:sz w:val="28"/>
-          <w:szCs w:val="28"/>
         </w:rPr>
       </w:pPr>
       <w:r>
@@ -3211,12 +3497,11 @@
         <w:pStyle w:val="ListBullet"/>
         <w:numPr>
           <w:ilvl w:val="0"/>
-          <w:numId w:val="1"/>
+          <w:numId w:val="2"/>
         </w:numPr>
-        <w:rPr>
-          <w:rFonts w:ascii="Times New Roman" w:hAnsi="Times New Roman"/>
-          <w:sz w:val="28"/>
-          <w:szCs w:val="28"/>
+        <w:ind w:hanging="360" w:start="360" w:end="0"/>
+        <w:rPr>
+          <w:rFonts w:ascii="Times New Roman" w:hAnsi="Times New Roman"/>
         </w:rPr>
       </w:pPr>
       <w:r>
@@ -3276,12 +3561,11 @@
         <w:pStyle w:val="ListBullet"/>
         <w:numPr>
           <w:ilvl w:val="0"/>
-          <w:numId w:val="1"/>
+          <w:numId w:val="2"/>
         </w:numPr>
-        <w:rPr>
-          <w:rFonts w:ascii="Times New Roman" w:hAnsi="Times New Roman"/>
-          <w:sz w:val="28"/>
-          <w:szCs w:val="28"/>
+        <w:ind w:hanging="360" w:start="360" w:end="0"/>
+        <w:rPr>
+          <w:rFonts w:ascii="Times New Roman" w:hAnsi="Times New Roman"/>
         </w:rPr>
       </w:pPr>
       <w:r>
@@ -3341,12 +3625,11 @@
         <w:pStyle w:val="ListBullet"/>
         <w:numPr>
           <w:ilvl w:val="0"/>
-          <w:numId w:val="1"/>
+          <w:numId w:val="2"/>
         </w:numPr>
-        <w:rPr>
-          <w:rFonts w:ascii="Times New Roman" w:hAnsi="Times New Roman"/>
-          <w:sz w:val="28"/>
-          <w:szCs w:val="28"/>
+        <w:ind w:hanging="360" w:start="360" w:end="0"/>
+        <w:rPr>
+          <w:rFonts w:ascii="Times New Roman" w:hAnsi="Times New Roman"/>
         </w:rPr>
       </w:pPr>
       <w:r>
@@ -3372,12 +3655,11 @@
         <w:pStyle w:val="ListBullet"/>
         <w:numPr>
           <w:ilvl w:val="0"/>
-          <w:numId w:val="1"/>
+          <w:numId w:val="2"/>
         </w:numPr>
-        <w:rPr>
-          <w:rFonts w:ascii="Times New Roman" w:hAnsi="Times New Roman"/>
-          <w:sz w:val="28"/>
-          <w:szCs w:val="28"/>
+        <w:ind w:hanging="360" w:start="360" w:end="0"/>
+        <w:rPr>
+          <w:rFonts w:ascii="Times New Roman" w:hAnsi="Times New Roman"/>
         </w:rPr>
       </w:pPr>
       <w:r>
@@ -3437,8 +3719,6 @@
         <w:pStyle w:val="Normal"/>
         <w:rPr>
           <w:rFonts w:ascii="Times New Roman" w:hAnsi="Times New Roman"/>
-          <w:sz w:val="28"/>
-          <w:szCs w:val="28"/>
         </w:rPr>
       </w:pPr>
       <w:r>
@@ -3448,6 +3728,5468 @@
           <w:szCs w:val="28"/>
         </w:rPr>
         <w:t>Если проверка не проходит, найдите и исправьте причину. В отчёте кратко укажите, какие проверки прошли успешно, а какие ошибки пришлось устранить.</w:t>
+      </w:r>
+    </w:p>
+    <w:p>
+      <w:pPr>
+        <w:pStyle w:val="Heading1"/>
+        <w:rPr>
+          <w:rFonts w:ascii="Times New Roman" w:hAnsi="Times New Roman"/>
+        </w:rPr>
+      </w:pPr>
+      <w:r>
+        <w:rPr>
+          <w:rFonts w:ascii="Times New Roman" w:hAnsi="Times New Roman"/>
+        </w:rPr>
+      </w:r>
+      <w:r>
+        <w:br w:type="page"/>
+      </w:r>
+    </w:p>
+    <w:p>
+      <w:pPr>
+        <w:pStyle w:val="Heading1"/>
+        <w:rPr>
+          <w:rFonts w:ascii="Times New Roman" w:hAnsi="Times New Roman"/>
+        </w:rPr>
+      </w:pPr>
+      <w:bookmarkStart w:id="8" w:name="__RefHeading___Toc1267_3951298296"/>
+      <w:bookmarkEnd w:id="8"/>
+      <w:r>
+        <w:rPr>
+          <w:rFonts w:ascii="Times New Roman" w:hAnsi="Times New Roman"/>
+        </w:rPr>
+        <w:t>1. ПЛАН АДРЕСАЦИИ.</w:t>
+      </w:r>
+    </w:p>
+    <w:p>
+      <w:pPr>
+        <w:pStyle w:val="Normal"/>
+        <w:rPr>
+          <w:rFonts w:ascii="Times New Roman" w:hAnsi="Times New Roman"/>
+          <w:sz w:val="28"/>
+          <w:szCs w:val="28"/>
+        </w:rPr>
+      </w:pPr>
+      <w:r>
+        <w:rPr>
+          <w:rFonts w:ascii="Times New Roman" w:hAnsi="Times New Roman"/>
+          <w:sz w:val="28"/>
+          <w:szCs w:val="28"/>
+        </w:rPr>
+      </w:r>
+    </w:p>
+    <w:p>
+      <w:pPr>
+        <w:pStyle w:val="Normal"/>
+        <w:jc w:val="both"/>
+        <w:rPr>
+          <w:rFonts w:ascii="Times New Roman" w:hAnsi="Times New Roman"/>
+          <w:sz w:val="28"/>
+          <w:szCs w:val="28"/>
+        </w:rPr>
+      </w:pPr>
+      <w:r>
+        <w:rPr>
+          <w:rFonts w:ascii="Times New Roman" w:hAnsi="Times New Roman"/>
+          <w:sz w:val="28"/>
+          <w:szCs w:val="28"/>
+        </w:rPr>
+        <w:t>Для того что бы безошибочно рас</w:t>
+      </w:r>
+      <w:r>
+        <w:rPr>
+          <w:rFonts w:ascii="Times New Roman" w:hAnsi="Times New Roman"/>
+          <w:sz w:val="28"/>
+          <w:szCs w:val="28"/>
+        </w:rPr>
+        <w:t>с</w:t>
+      </w:r>
+      <w:r>
+        <w:rPr>
+          <w:rFonts w:ascii="Times New Roman" w:hAnsi="Times New Roman"/>
+          <w:sz w:val="28"/>
+          <w:szCs w:val="28"/>
+        </w:rPr>
+        <w:t>читать подсети для 2х отделов берется степень двойки такая при которой вхождение колличества хостов и служебных адресов является достаточным.</w:t>
+      </w:r>
+    </w:p>
+    <w:p>
+      <w:pPr>
+        <w:pStyle w:val="Normal"/>
+        <w:jc w:val="both"/>
+        <w:rPr>
+          <w:rFonts w:ascii="Times New Roman" w:hAnsi="Times New Roman"/>
+          <w:sz w:val="28"/>
+          <w:szCs w:val="28"/>
+        </w:rPr>
+      </w:pPr>
+      <w:r>
+        <w:rPr>
+          <w:rFonts w:ascii="Times New Roman" w:hAnsi="Times New Roman"/>
+          <w:sz w:val="28"/>
+          <w:szCs w:val="28"/>
+        </w:rPr>
+        <w:t xml:space="preserve">Если </w:t>
+      </w:r>
+      <w:r>
+        <w:rPr>
+          <w:rFonts w:ascii="Times New Roman" w:hAnsi="Times New Roman"/>
+          <w:sz w:val="28"/>
+          <w:szCs w:val="28"/>
+          <w:lang w:val="en-US"/>
+        </w:rPr>
+        <w:t xml:space="preserve">n – </w:t>
+      </w:r>
+      <w:r>
+        <w:rPr>
+          <w:rFonts w:ascii="Times New Roman" w:hAnsi="Times New Roman"/>
+          <w:sz w:val="28"/>
+          <w:szCs w:val="28"/>
+          <w:lang w:val="ru-RU"/>
+        </w:rPr>
+        <w:t>кол-во хостов, то наша формула для поиска бит такая:</w:t>
+      </w:r>
+    </w:p>
+    <w:p>
+      <w:pPr>
+        <w:pStyle w:val="Normal"/>
+        <w:jc w:val="both"/>
+        <w:rPr>
+          <w:rFonts w:ascii="Times New Roman" w:hAnsi="Times New Roman"/>
+          <w:sz w:val="28"/>
+          <w:szCs w:val="28"/>
+          <w:lang w:val="en-US"/>
+        </w:rPr>
+      </w:pPr>
+      <w:r>
+        <w:rPr>
+          <w:rFonts w:ascii="Times New Roman" w:hAnsi="Times New Roman"/>
+          <w:sz w:val="28"/>
+          <w:szCs w:val="28"/>
+          <w:lang w:val="en-US"/>
+        </w:rPr>
+        <w:t>- 2</w:t>
+      </w:r>
+      <w:r>
+        <w:rPr>
+          <w:rFonts w:ascii="Times New Roman" w:hAnsi="Times New Roman"/>
+          <w:sz w:val="28"/>
+          <w:szCs w:val="28"/>
+          <w:vertAlign w:val="superscript"/>
+          <w:lang w:val="en-US"/>
+        </w:rPr>
+        <w:t xml:space="preserve">x </w:t>
+      </w:r>
+      <w:r>
+        <w:rPr>
+          <w:rFonts w:ascii="Times New Roman" w:hAnsi="Times New Roman"/>
+          <w:position w:val="0"/>
+          <w:sz w:val="28"/>
+          <w:szCs w:val="28"/>
+          <w:vertAlign w:val="baseline"/>
+          <w:lang w:val="en-US"/>
+        </w:rPr>
+        <w:t>&gt;= n+2;</w:t>
+      </w:r>
+    </w:p>
+    <w:p>
+      <w:pPr>
+        <w:pStyle w:val="Normal"/>
+        <w:jc w:val="both"/>
+        <w:rPr>
+          <w:rFonts w:ascii="Times New Roman" w:hAnsi="Times New Roman"/>
+          <w:sz w:val="28"/>
+          <w:szCs w:val="28"/>
+          <w:lang w:val="en-US"/>
+        </w:rPr>
+      </w:pPr>
+      <w:r>
+        <w:rPr>
+          <w:rFonts w:ascii="Times New Roman" w:hAnsi="Times New Roman"/>
+          <w:sz w:val="28"/>
+          <w:szCs w:val="28"/>
+          <w:lang w:val="en-US"/>
+        </w:rPr>
+        <w:t xml:space="preserve">+2 </w:t>
+      </w:r>
+      <w:r>
+        <w:rPr>
+          <w:rFonts w:ascii="Times New Roman" w:hAnsi="Times New Roman"/>
+          <w:sz w:val="28"/>
+          <w:szCs w:val="28"/>
+          <w:lang w:val="ru-RU"/>
+        </w:rPr>
+        <w:t>т. к. мы учитываем пул сетевого адреса и широковещательного.</w:t>
+      </w:r>
+    </w:p>
+    <w:p>
+      <w:pPr>
+        <w:pStyle w:val="Normal"/>
+        <w:jc w:val="both"/>
+        <w:rPr>
+          <w:rFonts w:ascii="Times New Roman" w:hAnsi="Times New Roman"/>
+          <w:sz w:val="28"/>
+          <w:szCs w:val="28"/>
+        </w:rPr>
+      </w:pPr>
+      <w:r>
+        <w:rPr>
+          <w:rFonts w:ascii="Times New Roman" w:hAnsi="Times New Roman"/>
+          <w:sz w:val="28"/>
+          <w:szCs w:val="28"/>
+        </w:rPr>
+      </w:r>
+    </w:p>
+    <w:p>
+      <w:pPr>
+        <w:pStyle w:val="Normal"/>
+        <w:jc w:val="both"/>
+        <w:rPr>
+          <w:rFonts w:ascii="Times New Roman" w:hAnsi="Times New Roman"/>
+          <w:sz w:val="28"/>
+          <w:szCs w:val="28"/>
+          <w:lang w:val="en-US"/>
+        </w:rPr>
+      </w:pPr>
+      <w:r>
+        <w:rPr>
+          <w:rFonts w:ascii="Times New Roman" w:hAnsi="Times New Roman"/>
+          <w:sz w:val="28"/>
+          <w:szCs w:val="28"/>
+          <w:lang w:val="en-US"/>
+        </w:rPr>
+        <w:t>1.1. DEV POOL</w:t>
+      </w:r>
+    </w:p>
+    <w:p>
+      <w:pPr>
+        <w:pStyle w:val="Normal"/>
+        <w:jc w:val="both"/>
+        <w:rPr>
+          <w:rFonts w:ascii="Times New Roman" w:hAnsi="Times New Roman"/>
+          <w:sz w:val="28"/>
+          <w:szCs w:val="28"/>
+          <w:lang w:val="en-US"/>
+        </w:rPr>
+      </w:pPr>
+      <w:r>
+        <w:rPr>
+          <w:rFonts w:ascii="Times New Roman" w:hAnsi="Times New Roman"/>
+          <w:sz w:val="28"/>
+          <w:szCs w:val="28"/>
+          <w:lang w:val="en-US"/>
+        </w:rPr>
+        <w:t>2</w:t>
+      </w:r>
+      <w:r>
+        <w:rPr>
+          <w:rFonts w:ascii="Times New Roman" w:hAnsi="Times New Roman"/>
+          <w:sz w:val="28"/>
+          <w:szCs w:val="28"/>
+          <w:vertAlign w:val="superscript"/>
+          <w:lang w:val="en-US"/>
+        </w:rPr>
+        <w:t>x</w:t>
+      </w:r>
+      <w:r>
+        <w:rPr>
+          <w:rFonts w:ascii="Times New Roman" w:hAnsi="Times New Roman"/>
+          <w:position w:val="0"/>
+          <w:sz w:val="28"/>
+          <w:szCs w:val="28"/>
+          <w:vertAlign w:val="baseline"/>
+          <w:lang w:val="en-US"/>
+        </w:rPr>
+        <w:t xml:space="preserve">=52 =&gt; </w:t>
+      </w:r>
+      <w:r>
+        <w:rPr>
+          <w:rFonts w:ascii="Times New Roman" w:hAnsi="Times New Roman"/>
+          <w:sz w:val="28"/>
+          <w:szCs w:val="28"/>
+          <w:lang w:val="ru-RU"/>
+        </w:rPr>
+        <w:t>5</w:t>
+      </w:r>
+      <w:r>
+        <w:rPr>
+          <w:rFonts w:ascii="Times New Roman" w:hAnsi="Times New Roman"/>
+          <w:sz w:val="28"/>
+          <w:szCs w:val="28"/>
+          <w:lang w:val="ru-RU"/>
+        </w:rPr>
+        <w:t>2 хоста</w:t>
+      </w:r>
+      <w:r>
+        <w:rPr>
+          <w:rFonts w:ascii="Times New Roman" w:hAnsi="Times New Roman"/>
+          <w:sz w:val="28"/>
+          <w:szCs w:val="28"/>
+          <w:lang w:val="ru-RU"/>
+        </w:rPr>
+        <w:t xml:space="preserve"> помещаются в </w:t>
+      </w:r>
+      <w:r>
+        <w:rPr>
+          <w:rFonts w:ascii="Times New Roman" w:hAnsi="Times New Roman"/>
+          <w:sz w:val="28"/>
+          <w:szCs w:val="28"/>
+          <w:lang w:val="en-US"/>
+        </w:rPr>
+        <w:t>2</w:t>
+      </w:r>
+      <w:r>
+        <w:rPr>
+          <w:rFonts w:ascii="Times New Roman" w:hAnsi="Times New Roman"/>
+          <w:sz w:val="28"/>
+          <w:szCs w:val="28"/>
+          <w:vertAlign w:val="superscript"/>
+          <w:lang w:val="en-US"/>
+        </w:rPr>
+        <w:t>6</w:t>
+      </w:r>
+      <w:r>
+        <w:rPr>
+          <w:rFonts w:ascii="Times New Roman" w:hAnsi="Times New Roman"/>
+          <w:position w:val="0"/>
+          <w:sz w:val="28"/>
+          <w:szCs w:val="28"/>
+          <w:vertAlign w:val="baseline"/>
+          <w:lang w:val="en-US"/>
+        </w:rPr>
+        <w:t xml:space="preserve"> = 64 </w:t>
+      </w:r>
+      <w:r>
+        <w:rPr>
+          <w:rFonts w:ascii="Times New Roman" w:hAnsi="Times New Roman"/>
+          <w:position w:val="0"/>
+          <w:sz w:val="28"/>
+          <w:szCs w:val="28"/>
+          <w:vertAlign w:val="baseline"/>
+          <w:lang w:val="ru-RU"/>
+        </w:rPr>
+        <w:t xml:space="preserve">(6 бит для 62 </w:t>
+      </w:r>
+      <w:r>
+        <w:rPr>
+          <w:rFonts w:ascii="Times New Roman" w:hAnsi="Times New Roman"/>
+          <w:position w:val="0"/>
+          <w:sz w:val="28"/>
+          <w:szCs w:val="28"/>
+          <w:vertAlign w:val="baseline"/>
+          <w:lang w:val="ru-RU"/>
+        </w:rPr>
+        <w:t>(64 - 2)</w:t>
+      </w:r>
+      <w:r>
+        <w:rPr>
+          <w:rFonts w:ascii="Times New Roman" w:hAnsi="Times New Roman"/>
+          <w:position w:val="0"/>
+          <w:sz w:val="28"/>
+          <w:szCs w:val="28"/>
+          <w:vertAlign w:val="baseline"/>
+          <w:lang w:val="ru-RU"/>
+        </w:rPr>
+        <w:t xml:space="preserve"> полезных устройств).</w:t>
+      </w:r>
+    </w:p>
+    <w:p>
+      <w:pPr>
+        <w:pStyle w:val="Normal"/>
+        <w:jc w:val="both"/>
+        <w:rPr>
+          <w:rFonts w:ascii="Times New Roman" w:hAnsi="Times New Roman"/>
+          <w:sz w:val="28"/>
+          <w:szCs w:val="28"/>
+          <w:lang w:val="ru-RU"/>
+        </w:rPr>
+      </w:pPr>
+      <w:r>
+        <w:rPr>
+          <w:rFonts w:ascii="Times New Roman" w:hAnsi="Times New Roman"/>
+          <w:sz w:val="28"/>
+          <w:szCs w:val="28"/>
+          <w:lang w:val="ru-RU"/>
+        </w:rPr>
+      </w:r>
+    </w:p>
+    <w:p>
+      <w:pPr>
+        <w:pStyle w:val="Normal"/>
+        <w:jc w:val="both"/>
+        <w:rPr>
+          <w:rFonts w:ascii="Times New Roman" w:hAnsi="Times New Roman"/>
+          <w:sz w:val="28"/>
+          <w:szCs w:val="28"/>
+          <w:lang w:val="ru-RU"/>
+        </w:rPr>
+      </w:pPr>
+      <w:r>
+        <w:rPr>
+          <w:rFonts w:ascii="Times New Roman" w:hAnsi="Times New Roman"/>
+          <w:sz w:val="28"/>
+          <w:szCs w:val="28"/>
+          <w:lang w:val="ru-RU"/>
+        </w:rPr>
+        <w:t xml:space="preserve">1.2. </w:t>
+      </w:r>
+      <w:r>
+        <w:rPr>
+          <w:rFonts w:ascii="Times New Roman" w:hAnsi="Times New Roman"/>
+          <w:sz w:val="28"/>
+          <w:szCs w:val="28"/>
+          <w:lang w:val="en-US"/>
+        </w:rPr>
+        <w:t>ACC POOL</w:t>
+      </w:r>
+    </w:p>
+    <w:p>
+      <w:pPr>
+        <w:pStyle w:val="Normal"/>
+        <w:jc w:val="both"/>
+        <w:rPr>
+          <w:rFonts w:ascii="Times New Roman" w:hAnsi="Times New Roman"/>
+          <w:sz w:val="28"/>
+          <w:szCs w:val="28"/>
+          <w:lang w:val="en-US"/>
+        </w:rPr>
+      </w:pPr>
+      <w:r>
+        <w:rPr>
+          <w:rFonts w:ascii="Times New Roman" w:hAnsi="Times New Roman"/>
+          <w:sz w:val="28"/>
+          <w:szCs w:val="28"/>
+          <w:lang w:val="en-US"/>
+        </w:rPr>
+        <w:t>2</w:t>
+      </w:r>
+      <w:r>
+        <w:rPr>
+          <w:rFonts w:ascii="Times New Roman" w:hAnsi="Times New Roman"/>
+          <w:sz w:val="28"/>
+          <w:szCs w:val="28"/>
+          <w:vertAlign w:val="superscript"/>
+          <w:lang w:val="en-US"/>
+        </w:rPr>
+        <w:t xml:space="preserve">x </w:t>
+      </w:r>
+      <w:r>
+        <w:rPr>
+          <w:rFonts w:ascii="Times New Roman" w:hAnsi="Times New Roman"/>
+          <w:position w:val="0"/>
+          <w:sz w:val="28"/>
+          <w:szCs w:val="28"/>
+          <w:vertAlign w:val="baseline"/>
+          <w:lang w:val="en-US"/>
+        </w:rPr>
+        <w:t>= 2</w:t>
+      </w:r>
+      <w:r>
+        <w:rPr>
+          <w:rFonts w:ascii="Times New Roman" w:hAnsi="Times New Roman"/>
+          <w:position w:val="0"/>
+          <w:sz w:val="28"/>
+          <w:szCs w:val="28"/>
+          <w:vertAlign w:val="baseline"/>
+          <w:lang w:val="ru-RU"/>
+        </w:rPr>
+        <w:t>7</w:t>
+      </w:r>
+      <w:r>
+        <w:rPr>
+          <w:rFonts w:ascii="Times New Roman" w:hAnsi="Times New Roman"/>
+          <w:position w:val="0"/>
+          <w:sz w:val="28"/>
+          <w:szCs w:val="28"/>
+          <w:vertAlign w:val="baseline"/>
+          <w:lang w:val="en-US"/>
+        </w:rPr>
+        <w:t xml:space="preserve"> =&gt; 2</w:t>
+      </w:r>
+      <w:r>
+        <w:rPr>
+          <w:rFonts w:ascii="Times New Roman" w:hAnsi="Times New Roman"/>
+          <w:position w:val="0"/>
+          <w:sz w:val="28"/>
+          <w:szCs w:val="28"/>
+          <w:vertAlign w:val="baseline"/>
+          <w:lang w:val="ru-RU"/>
+        </w:rPr>
+        <w:t>7</w:t>
+      </w:r>
+      <w:r>
+        <w:rPr>
+          <w:rFonts w:ascii="Times New Roman" w:hAnsi="Times New Roman"/>
+          <w:position w:val="0"/>
+          <w:sz w:val="28"/>
+          <w:szCs w:val="28"/>
+          <w:vertAlign w:val="baseline"/>
+          <w:lang w:val="en-US"/>
+        </w:rPr>
+        <w:t xml:space="preserve"> </w:t>
+      </w:r>
+      <w:r>
+        <w:rPr>
+          <w:rFonts w:ascii="Times New Roman" w:hAnsi="Times New Roman"/>
+          <w:position w:val="0"/>
+          <w:sz w:val="28"/>
+          <w:szCs w:val="28"/>
+          <w:vertAlign w:val="baseline"/>
+          <w:lang w:val="ru-RU"/>
+        </w:rPr>
+        <w:t xml:space="preserve">хостов помещаются в </w:t>
+      </w:r>
+      <w:r>
+        <w:rPr>
+          <w:rFonts w:ascii="Times New Roman" w:hAnsi="Times New Roman"/>
+          <w:position w:val="0"/>
+          <w:sz w:val="28"/>
+          <w:szCs w:val="28"/>
+          <w:vertAlign w:val="baseline"/>
+          <w:lang w:val="en-US"/>
+        </w:rPr>
+        <w:t>2</w:t>
+      </w:r>
+      <w:r>
+        <w:rPr>
+          <w:rFonts w:ascii="Times New Roman" w:hAnsi="Times New Roman"/>
+          <w:sz w:val="28"/>
+          <w:szCs w:val="28"/>
+          <w:vertAlign w:val="superscript"/>
+          <w:lang w:val="en-US"/>
+        </w:rPr>
+        <w:t xml:space="preserve">5 </w:t>
+      </w:r>
+      <w:r>
+        <w:rPr>
+          <w:rFonts w:ascii="Times New Roman" w:hAnsi="Times New Roman"/>
+          <w:position w:val="0"/>
+          <w:sz w:val="28"/>
+          <w:szCs w:val="28"/>
+          <w:vertAlign w:val="baseline"/>
+          <w:lang w:val="ru-RU"/>
+        </w:rPr>
+        <w:t>= 32 (5 бит для 30 (32 — 2) полезных устройств).</w:t>
+      </w:r>
+    </w:p>
+    <w:p>
+      <w:pPr>
+        <w:pStyle w:val="Normal"/>
+        <w:jc w:val="both"/>
+        <w:rPr>
+          <w:rFonts w:ascii="Times New Roman" w:hAnsi="Times New Roman"/>
+          <w:sz w:val="28"/>
+          <w:szCs w:val="28"/>
+          <w:lang w:val="ru-RU"/>
+        </w:rPr>
+      </w:pPr>
+      <w:r>
+        <w:rPr>
+          <w:rFonts w:ascii="Times New Roman" w:hAnsi="Times New Roman"/>
+          <w:sz w:val="28"/>
+          <w:szCs w:val="28"/>
+          <w:lang w:val="ru-RU"/>
+        </w:rPr>
+      </w:r>
+    </w:p>
+    <w:p>
+      <w:pPr>
+        <w:pStyle w:val="Normal"/>
+        <w:jc w:val="both"/>
+        <w:rPr>
+          <w:rFonts w:ascii="Times New Roman" w:hAnsi="Times New Roman"/>
+        </w:rPr>
+      </w:pPr>
+      <w:r>
+        <w:rPr>
+          <w:rFonts w:ascii="Times New Roman" w:hAnsi="Times New Roman"/>
+          <w:sz w:val="28"/>
+          <w:szCs w:val="28"/>
+          <w:lang w:val="ru-RU"/>
+        </w:rPr>
+        <w:t xml:space="preserve">Т.к. в </w:t>
+      </w:r>
+      <w:r>
+        <w:rPr>
+          <w:rFonts w:ascii="Times New Roman" w:hAnsi="Times New Roman"/>
+          <w:sz w:val="28"/>
+          <w:szCs w:val="28"/>
+          <w:lang w:val="en-US"/>
+        </w:rPr>
+        <w:t xml:space="preserve">IPv4 </w:t>
+      </w:r>
+      <w:r>
+        <w:rPr>
+          <w:rFonts w:ascii="Times New Roman" w:hAnsi="Times New Roman"/>
+          <w:sz w:val="28"/>
+          <w:szCs w:val="28"/>
+          <w:lang w:val="ru-RU"/>
+        </w:rPr>
+        <w:t xml:space="preserve">адресах всего 32 бита рассчитываем маску </w:t>
+      </w:r>
+      <w:r>
+        <w:rPr>
+          <w:rFonts w:ascii="Times New Roman" w:hAnsi="Times New Roman"/>
+          <w:sz w:val="28"/>
+          <w:szCs w:val="28"/>
+          <w:lang w:val="en-US"/>
+        </w:rPr>
+        <w:t>32 – b = nB (</w:t>
+      </w:r>
+      <w:r>
+        <w:rPr>
+          <w:rFonts w:ascii="Times New Roman" w:hAnsi="Times New Roman"/>
+          <w:sz w:val="28"/>
+          <w:szCs w:val="28"/>
+          <w:lang w:val="ru-RU"/>
+        </w:rPr>
+        <w:t xml:space="preserve">где </w:t>
+      </w:r>
+      <w:r>
+        <w:rPr>
+          <w:rFonts w:ascii="Times New Roman" w:hAnsi="Times New Roman"/>
+          <w:sz w:val="28"/>
+          <w:szCs w:val="28"/>
+          <w:lang w:val="en-US"/>
+        </w:rPr>
+        <w:t xml:space="preserve">b – </w:t>
+      </w:r>
+      <w:r>
+        <w:rPr>
+          <w:rFonts w:ascii="Times New Roman" w:hAnsi="Times New Roman"/>
+          <w:sz w:val="28"/>
+          <w:szCs w:val="28"/>
+          <w:lang w:val="ru-RU"/>
+        </w:rPr>
+        <w:t xml:space="preserve">кол-во полученных бит рассчитанных исходя из нагрузки, а </w:t>
+      </w:r>
+      <w:r>
+        <w:rPr>
+          <w:rFonts w:ascii="Times New Roman" w:hAnsi="Times New Roman"/>
+          <w:sz w:val="28"/>
+          <w:szCs w:val="28"/>
+          <w:lang w:val="en-US"/>
+        </w:rPr>
+        <w:t xml:space="preserve">nB – </w:t>
+      </w:r>
+      <w:r>
+        <w:rPr>
+          <w:rFonts w:ascii="Times New Roman" w:hAnsi="Times New Roman"/>
+          <w:sz w:val="28"/>
+          <w:szCs w:val="28"/>
+          <w:lang w:val="ru-RU"/>
+        </w:rPr>
+        <w:t>кол-во бит отведенных для создания такой подсети</w:t>
+      </w:r>
+      <w:r>
+        <w:rPr>
+          <w:rFonts w:ascii="Times New Roman" w:hAnsi="Times New Roman"/>
+          <w:sz w:val="28"/>
+          <w:szCs w:val="28"/>
+          <w:lang w:val="en-US"/>
+        </w:rPr>
+        <w:t>).</w:t>
+      </w:r>
+    </w:p>
+    <w:p>
+      <w:pPr>
+        <w:pStyle w:val="Normal"/>
+        <w:rPr>
+          <w:rFonts w:ascii="Times New Roman" w:hAnsi="Times New Roman"/>
+          <w:sz w:val="28"/>
+          <w:szCs w:val="28"/>
+          <w:lang w:val="en-US"/>
+        </w:rPr>
+      </w:pPr>
+      <w:r>
+        <w:rPr>
+          <w:rFonts w:ascii="Times New Roman" w:hAnsi="Times New Roman"/>
+          <w:sz w:val="28"/>
+          <w:szCs w:val="28"/>
+          <w:lang w:val="en-US"/>
+        </w:rPr>
+      </w:r>
+    </w:p>
+    <w:p>
+      <w:pPr>
+        <w:pStyle w:val="Normal"/>
+        <w:rPr>
+          <w:rFonts w:ascii="Times New Roman" w:hAnsi="Times New Roman"/>
+          <w:sz w:val="28"/>
+          <w:szCs w:val="28"/>
+          <w:lang w:val="en-US"/>
+        </w:rPr>
+      </w:pPr>
+      <w:r>
+        <w:rPr>
+          <w:rFonts w:ascii="Times New Roman" w:hAnsi="Times New Roman"/>
+          <w:sz w:val="28"/>
+          <w:szCs w:val="28"/>
+          <w:lang w:val="en-US"/>
+        </w:rPr>
+        <w:t>1. D</w:t>
+      </w:r>
+      <w:r>
+        <w:rPr>
+          <w:rFonts w:ascii="Times New Roman" w:hAnsi="Times New Roman"/>
+          <w:sz w:val="28"/>
+          <w:szCs w:val="28"/>
+          <w:lang w:val="en-US"/>
+        </w:rPr>
+        <w:t>P</w:t>
+      </w:r>
+      <w:r>
+        <w:rPr>
+          <w:rFonts w:ascii="Times New Roman" w:hAnsi="Times New Roman"/>
+          <w:sz w:val="28"/>
+          <w:szCs w:val="28"/>
+          <w:lang w:val="en-US"/>
+        </w:rPr>
+        <w:t xml:space="preserve">, </w:t>
+      </w:r>
+      <w:r>
+        <w:rPr>
+          <w:rFonts w:ascii="Times New Roman" w:hAnsi="Times New Roman"/>
+          <w:sz w:val="28"/>
+          <w:szCs w:val="28"/>
+          <w:lang w:val="en-US"/>
+        </w:rPr>
+        <w:t>CIDR</w:t>
+      </w:r>
+      <w:r>
+        <w:rPr>
+          <w:rFonts w:ascii="Times New Roman" w:hAnsi="Times New Roman"/>
+          <w:sz w:val="28"/>
+          <w:szCs w:val="28"/>
+          <w:lang w:val="en-US"/>
+        </w:rPr>
+        <w:t>: 32 – 6 = 26</w:t>
+      </w:r>
+      <w:r>
+        <w:rPr>
+          <w:rFonts w:ascii="Times New Roman" w:hAnsi="Times New Roman"/>
+          <w:sz w:val="28"/>
+          <w:szCs w:val="28"/>
+          <w:lang w:val="ru-RU"/>
+        </w:rPr>
+        <w:t>.</w:t>
+      </w:r>
+    </w:p>
+    <w:p>
+      <w:pPr>
+        <w:pStyle w:val="Normal"/>
+        <w:rPr>
+          <w:rFonts w:ascii="Times New Roman" w:hAnsi="Times New Roman"/>
+          <w:sz w:val="28"/>
+          <w:szCs w:val="28"/>
+          <w:lang w:val="en-US"/>
+        </w:rPr>
+      </w:pPr>
+      <w:r>
+        <w:rPr>
+          <w:rFonts w:ascii="Times New Roman" w:hAnsi="Times New Roman"/>
+          <w:sz w:val="28"/>
+          <w:szCs w:val="28"/>
+          <w:lang w:val="en-US"/>
+        </w:rPr>
+        <w:t xml:space="preserve">1.1. DP, </w:t>
+      </w:r>
+      <w:r>
+        <w:rPr>
+          <w:rFonts w:ascii="Times New Roman" w:hAnsi="Times New Roman"/>
+          <w:sz w:val="28"/>
+          <w:szCs w:val="28"/>
+          <w:lang w:val="ru-RU"/>
+        </w:rPr>
+        <w:t xml:space="preserve">маска: </w:t>
+      </w:r>
+      <w:r>
+        <w:rPr>
+          <w:rFonts w:ascii="Times New Roman" w:hAnsi="Times New Roman"/>
+          <w:sz w:val="28"/>
+          <w:szCs w:val="28"/>
+          <w:lang w:val="en-US"/>
+        </w:rPr>
+        <w:t>255.255.255.{256-64 = 192}.</w:t>
+      </w:r>
+    </w:p>
+    <w:p>
+      <w:pPr>
+        <w:pStyle w:val="Normal"/>
+        <w:rPr>
+          <w:rFonts w:ascii="Times New Roman" w:hAnsi="Times New Roman"/>
+          <w:sz w:val="28"/>
+          <w:szCs w:val="28"/>
+          <w:lang w:val="en-US"/>
+        </w:rPr>
+      </w:pPr>
+      <w:r>
+        <w:rPr>
+          <w:rFonts w:ascii="Times New Roman" w:hAnsi="Times New Roman"/>
+          <w:sz w:val="28"/>
+          <w:szCs w:val="28"/>
+          <w:lang w:val="en-US"/>
+        </w:rPr>
+        <w:t>1.2. DP, а</w:t>
+      </w:r>
+      <w:r>
+        <w:rPr>
+          <w:rFonts w:ascii="Times New Roman" w:hAnsi="Times New Roman"/>
+          <w:sz w:val="28"/>
+          <w:szCs w:val="28"/>
+          <w:lang w:val="ru-RU"/>
+        </w:rPr>
+        <w:t xml:space="preserve">дрес сети: </w:t>
+      </w:r>
+      <w:r>
+        <w:rPr>
+          <w:rFonts w:ascii="Times New Roman" w:hAnsi="Times New Roman"/>
+          <w:sz w:val="28"/>
+          <w:szCs w:val="28"/>
+          <w:lang w:val="en-US"/>
+        </w:rPr>
+        <w:t>192.168.1.0/26.</w:t>
+      </w:r>
+    </w:p>
+    <w:p>
+      <w:pPr>
+        <w:pStyle w:val="Normal"/>
+        <w:rPr/>
+      </w:pPr>
+      <w:r>
+        <w:rPr>
+          <w:rFonts w:ascii="Times New Roman" w:hAnsi="Times New Roman"/>
+          <w:sz w:val="28"/>
+          <w:szCs w:val="28"/>
+          <w:lang w:val="en-US"/>
+        </w:rPr>
+        <w:t xml:space="preserve">1.3. DP, </w:t>
+      </w:r>
+      <w:r>
+        <w:rPr>
+          <w:rFonts w:ascii="Times New Roman" w:hAnsi="Times New Roman"/>
+          <w:sz w:val="28"/>
+          <w:szCs w:val="28"/>
+          <w:lang w:val="ru-RU"/>
+        </w:rPr>
+        <w:t xml:space="preserve">диапазон для устройств: </w:t>
+      </w:r>
+      <w:r>
+        <w:rPr>
+          <w:rStyle w:val="Style14"/>
+          <w:rFonts w:ascii="Times New Roman" w:hAnsi="Times New Roman"/>
+          <w:b w:val="false"/>
+          <w:strike w:val="false"/>
+          <w:dstrike w:val="false"/>
+          <w:sz w:val="21"/>
+          <w:u w:val="none"/>
+          <w:effect w:val="none"/>
+          <w:bdr w:val="single" w:sz="2" w:space="1" w:color="2C2E35"/>
+        </w:rPr>
+        <w:t>192.168.1.1</w:t>
+      </w:r>
+      <w:r>
+        <w:rPr>
+          <w:rFonts w:ascii="Times New Roman" w:hAnsi="Times New Roman"/>
+        </w:rPr>
+        <w:t xml:space="preserve"> – </w:t>
+      </w:r>
+      <w:r>
+        <w:rPr>
+          <w:rStyle w:val="Style14"/>
+          <w:rFonts w:ascii="Times New Roman" w:hAnsi="Times New Roman"/>
+          <w:b w:val="false"/>
+          <w:strike w:val="false"/>
+          <w:dstrike w:val="false"/>
+          <w:sz w:val="21"/>
+          <w:u w:val="none"/>
+          <w:effect w:val="none"/>
+          <w:bdr w:val="single" w:sz="2" w:space="1" w:color="2C2E35"/>
+        </w:rPr>
+        <w:t>192.168.1.62</w:t>
+      </w:r>
+    </w:p>
+    <w:p>
+      <w:pPr>
+        <w:pStyle w:val="Normal"/>
+        <w:rPr>
+          <w:rFonts w:ascii="Times New Roman" w:hAnsi="Times New Roman"/>
+          <w:sz w:val="28"/>
+          <w:szCs w:val="28"/>
+          <w:lang w:val="ru-RU"/>
+        </w:rPr>
+      </w:pPr>
+      <w:r>
+        <w:rPr>
+          <w:rFonts w:ascii="Times New Roman" w:hAnsi="Times New Roman"/>
+          <w:sz w:val="28"/>
+          <w:szCs w:val="28"/>
+          <w:lang w:val="ru-RU"/>
+        </w:rPr>
+        <w:t xml:space="preserve">1.4. </w:t>
+      </w:r>
+      <w:r>
+        <w:rPr>
+          <w:rFonts w:ascii="Times New Roman" w:hAnsi="Times New Roman"/>
+          <w:sz w:val="28"/>
+          <w:szCs w:val="28"/>
+          <w:lang w:val="en-US"/>
+        </w:rPr>
+        <w:t xml:space="preserve">DP, </w:t>
+      </w:r>
+      <w:r>
+        <w:rPr>
+          <w:rFonts w:ascii="Times New Roman" w:hAnsi="Times New Roman"/>
+          <w:sz w:val="28"/>
+          <w:szCs w:val="28"/>
+          <w:lang w:val="ru-RU"/>
+        </w:rPr>
+        <w:t xml:space="preserve">занимаемая адресация </w:t>
+      </w:r>
+      <w:r>
+        <w:rPr>
+          <w:rFonts w:ascii="Times New Roman" w:hAnsi="Times New Roman"/>
+          <w:sz w:val="28"/>
+          <w:szCs w:val="28"/>
+          <w:lang w:val="en-US"/>
+        </w:rPr>
+        <w:t>*.0 - *.63.</w:t>
+      </w:r>
+    </w:p>
+    <w:p>
+      <w:pPr>
+        <w:pStyle w:val="Normal"/>
+        <w:rPr>
+          <w:rFonts w:ascii="Times New Roman" w:hAnsi="Times New Roman"/>
+        </w:rPr>
+      </w:pPr>
+      <w:r>
+        <w:rPr>
+          <w:rFonts w:ascii="Times New Roman" w:hAnsi="Times New Roman"/>
+          <w:sz w:val="28"/>
+          <w:szCs w:val="28"/>
+          <w:lang w:val="en-US"/>
+        </w:rPr>
+        <w:t>2. AP, CIDR: 32 – 5 = 27.</w:t>
+      </w:r>
+    </w:p>
+    <w:p>
+      <w:pPr>
+        <w:pStyle w:val="Normal"/>
+        <w:rPr>
+          <w:rFonts w:ascii="Times New Roman" w:hAnsi="Times New Roman"/>
+          <w:sz w:val="28"/>
+          <w:szCs w:val="28"/>
+          <w:lang w:val="en-US"/>
+        </w:rPr>
+      </w:pPr>
+      <w:r>
+        <w:rPr>
+          <w:rFonts w:ascii="Times New Roman" w:hAnsi="Times New Roman"/>
+          <w:sz w:val="28"/>
+          <w:szCs w:val="28"/>
+          <w:lang w:val="en-US"/>
+        </w:rPr>
+        <w:t xml:space="preserve">2.1. AP, </w:t>
+      </w:r>
+      <w:r>
+        <w:rPr>
+          <w:rFonts w:ascii="Times New Roman" w:hAnsi="Times New Roman"/>
+          <w:sz w:val="28"/>
+          <w:szCs w:val="28"/>
+          <w:lang w:val="ru-RU"/>
+        </w:rPr>
+        <w:t>маска</w:t>
+      </w:r>
+      <w:r>
+        <w:rPr>
+          <w:rFonts w:ascii="Times New Roman" w:hAnsi="Times New Roman"/>
+          <w:sz w:val="28"/>
+          <w:szCs w:val="28"/>
+          <w:lang w:val="en-US"/>
+        </w:rPr>
+        <w:t>: 255.255.255.{</w:t>
+      </w:r>
+      <w:r>
+        <w:rPr>
+          <w:rFonts w:ascii="Times New Roman" w:hAnsi="Times New Roman"/>
+          <w:sz w:val="28"/>
+          <w:szCs w:val="28"/>
+          <w:lang w:val="ru-RU"/>
+        </w:rPr>
+        <w:t>256</w:t>
+      </w:r>
+      <w:r>
+        <w:rPr>
+          <w:rFonts w:ascii="Times New Roman" w:hAnsi="Times New Roman"/>
+          <w:sz w:val="28"/>
+          <w:szCs w:val="28"/>
+          <w:lang w:val="en-US"/>
+        </w:rPr>
+        <w:t xml:space="preserve"> – 32 </w:t>
+      </w:r>
+      <w:r>
+        <w:rPr>
+          <w:rFonts w:ascii="Times New Roman" w:hAnsi="Times New Roman"/>
+          <w:sz w:val="28"/>
+          <w:szCs w:val="28"/>
+          <w:lang w:val="ru-RU"/>
+        </w:rPr>
+        <w:t>= 224</w:t>
+      </w:r>
+      <w:r>
+        <w:rPr>
+          <w:rFonts w:ascii="Times New Roman" w:hAnsi="Times New Roman"/>
+          <w:sz w:val="28"/>
+          <w:szCs w:val="28"/>
+          <w:lang w:val="en-US"/>
+        </w:rPr>
+        <w:t>}</w:t>
+      </w:r>
+      <w:r>
+        <w:rPr>
+          <w:rFonts w:ascii="Times New Roman" w:hAnsi="Times New Roman"/>
+          <w:sz w:val="28"/>
+          <w:szCs w:val="28"/>
+          <w:lang w:val="ru-RU"/>
+        </w:rPr>
+        <w:t>.</w:t>
+      </w:r>
+    </w:p>
+    <w:p>
+      <w:pPr>
+        <w:pStyle w:val="Normal"/>
+        <w:rPr>
+          <w:rFonts w:ascii="Times New Roman" w:hAnsi="Times New Roman"/>
+        </w:rPr>
+      </w:pPr>
+      <w:r>
+        <w:rPr>
+          <w:rFonts w:ascii="Times New Roman" w:hAnsi="Times New Roman"/>
+          <w:sz w:val="28"/>
+          <w:szCs w:val="28"/>
+          <w:lang w:val="en-US"/>
+        </w:rPr>
+        <w:t xml:space="preserve">2.2. AP, </w:t>
+      </w:r>
+      <w:r>
+        <w:rPr>
+          <w:rFonts w:ascii="Times New Roman" w:hAnsi="Times New Roman"/>
+          <w:sz w:val="28"/>
+          <w:szCs w:val="28"/>
+          <w:lang w:val="ru-RU"/>
+        </w:rPr>
+        <w:t>адрес сети: 192.168.1.</w:t>
+      </w:r>
+      <w:r>
+        <w:rPr>
+          <w:rFonts w:ascii="Times New Roman" w:hAnsi="Times New Roman"/>
+          <w:sz w:val="28"/>
+          <w:szCs w:val="28"/>
+          <w:lang w:val="en-US"/>
+        </w:rPr>
+        <w:t>0/27.</w:t>
+      </w:r>
+    </w:p>
+    <w:p>
+      <w:pPr>
+        <w:pStyle w:val="Normal"/>
+        <w:rPr/>
+      </w:pPr>
+      <w:r>
+        <w:rPr>
+          <w:rFonts w:ascii="Times New Roman" w:hAnsi="Times New Roman"/>
+          <w:sz w:val="28"/>
+          <w:szCs w:val="28"/>
+          <w:lang w:val="en-US"/>
+        </w:rPr>
+        <w:t xml:space="preserve">2.3. AP, </w:t>
+      </w:r>
+      <w:r>
+        <w:rPr>
+          <w:rFonts w:ascii="Times New Roman" w:hAnsi="Times New Roman"/>
+          <w:sz w:val="28"/>
+          <w:szCs w:val="28"/>
+          <w:lang w:val="ru-RU"/>
+        </w:rPr>
+        <w:t xml:space="preserve">диапазон для устройств: </w:t>
+      </w:r>
+      <w:r>
+        <w:rPr>
+          <w:rStyle w:val="Style14"/>
+          <w:rFonts w:ascii="Times New Roman" w:hAnsi="Times New Roman"/>
+          <w:b w:val="false"/>
+          <w:strike w:val="false"/>
+          <w:dstrike w:val="false"/>
+          <w:sz w:val="21"/>
+          <w:u w:val="none"/>
+          <w:effect w:val="none"/>
+          <w:bdr w:val="single" w:sz="2" w:space="1" w:color="2C2E35"/>
+        </w:rPr>
+        <w:t>192.168.1.65</w:t>
+      </w:r>
+      <w:r>
+        <w:rPr>
+          <w:rFonts w:ascii="Times New Roman" w:hAnsi="Times New Roman"/>
+        </w:rPr>
+        <w:t xml:space="preserve"> – </w:t>
+      </w:r>
+      <w:r>
+        <w:rPr>
+          <w:rStyle w:val="Style14"/>
+          <w:rFonts w:ascii="Times New Roman" w:hAnsi="Times New Roman"/>
+          <w:b w:val="false"/>
+          <w:strike w:val="false"/>
+          <w:dstrike w:val="false"/>
+          <w:sz w:val="21"/>
+          <w:u w:val="none"/>
+          <w:effect w:val="none"/>
+          <w:bdr w:val="single" w:sz="2" w:space="1" w:color="2C2E35"/>
+        </w:rPr>
+        <w:t>192.168.1.94</w:t>
+      </w:r>
+    </w:p>
+    <w:p>
+      <w:pPr>
+        <w:pStyle w:val="Normal"/>
+        <w:rPr/>
+      </w:pPr>
+      <w:r>
+        <w:rPr>
+          <w:rStyle w:val="Style14"/>
+          <w:rFonts w:ascii="Times New Roman" w:hAnsi="Times New Roman"/>
+          <w:sz w:val="28"/>
+          <w:szCs w:val="28"/>
+          <w:lang w:val="en-US"/>
+        </w:rPr>
+        <w:t xml:space="preserve">2.4. AP,  занимаемая адресация *.64 – *.95. </w:t>
+      </w:r>
+    </w:p>
+    <w:p>
+      <w:pPr>
+        <w:pStyle w:val="Normal"/>
+        <w:rPr>
+          <w:rStyle w:val="Style14"/>
+          <w:rFonts w:ascii="Times New Roman" w:hAnsi="Times New Roman"/>
+          <w:sz w:val="28"/>
+          <w:szCs w:val="28"/>
+          <w:lang w:val="ru-RU"/>
+        </w:rPr>
+      </w:pPr>
+      <w:r>
+        <w:rPr/>
+      </w:r>
+    </w:p>
+    <w:tbl>
+      <w:tblPr>
+        <w:tblStyle w:val="TableGrid"/>
+        <w:tblW w:w="10080" w:type="dxa"/>
+        <w:jc w:val="center"/>
+        <w:tblInd w:w="0" w:type="dxa"/>
+        <w:tblLayout w:type="fixed"/>
+        <w:tblCellMar>
+          <w:top w:w="0" w:type="dxa"/>
+          <w:start w:w="108" w:type="dxa"/>
+          <w:bottom w:w="0" w:type="dxa"/>
+          <w:end w:w="108" w:type="dxa"/>
+        </w:tblCellMar>
+        <w:tblLook w:val="04a0" w:firstRow="1" w:noVBand="1" w:lastRow="0" w:firstColumn="1" w:lastColumn="0" w:noHBand="0"/>
+      </w:tblPr>
+      <w:tblGrid>
+        <w:gridCol w:w="3360"/>
+        <w:gridCol w:w="3360"/>
+        <w:gridCol w:w="3360"/>
+      </w:tblGrid>
+      <w:tr>
+        <w:trPr/>
+        <w:tc>
+          <w:tcPr>
+            <w:tcW w:w="3360" w:type="dxa"/>
+            <w:tcBorders/>
+            <w:shd w:color="auto" w:fill="B4C7E7" w:val="clear"/>
+            <w:vAlign w:val="center"/>
+          </w:tcPr>
+          <w:p>
+            <w:pPr>
+              <w:pStyle w:val="Normal"/>
+              <w:widowControl/>
+              <w:spacing w:lineRule="auto" w:line="240" w:before="0" w:after="0"/>
+              <w:jc w:val="start"/>
+              <w:rPr>
+                <w:rFonts w:ascii="Times New Roman" w:hAnsi="Times New Roman"/>
+              </w:rPr>
+            </w:pPr>
+            <w:r>
+              <w:rPr>
+                <w:rFonts w:eastAsia="ＭＳ 明朝" w:cs="" w:ascii="Times New Roman" w:hAnsi="Times New Roman"/>
+                <w:b/>
+                <w:kern w:val="0"/>
+                <w:sz w:val="28"/>
+                <w:szCs w:val="28"/>
+                <w:lang w:val="en-US" w:eastAsia="en-US" w:bidi="ar-SA"/>
+              </w:rPr>
+              <w:t>Параметр</w:t>
+            </w:r>
+          </w:p>
+        </w:tc>
+        <w:tc>
+          <w:tcPr>
+            <w:tcW w:w="3360" w:type="dxa"/>
+            <w:tcBorders/>
+            <w:shd w:color="auto" w:fill="B4C7E7" w:val="clear"/>
+            <w:vAlign w:val="center"/>
+          </w:tcPr>
+          <w:p>
+            <w:pPr>
+              <w:pStyle w:val="Normal"/>
+              <w:widowControl/>
+              <w:spacing w:lineRule="auto" w:line="240" w:before="0" w:after="0"/>
+              <w:jc w:val="start"/>
+              <w:rPr>
+                <w:rFonts w:ascii="Times New Roman" w:hAnsi="Times New Roman"/>
+              </w:rPr>
+            </w:pPr>
+            <w:r>
+              <w:rPr>
+                <w:rFonts w:eastAsia="ＭＳ 明朝" w:cs="" w:ascii="Times New Roman" w:hAnsi="Times New Roman"/>
+                <w:b/>
+                <w:kern w:val="0"/>
+                <w:sz w:val="28"/>
+                <w:szCs w:val="28"/>
+                <w:lang w:val="en-US" w:eastAsia="en-US" w:bidi="ar-SA"/>
+              </w:rPr>
+              <w:t>Dev</w:t>
+            </w:r>
+          </w:p>
+        </w:tc>
+        <w:tc>
+          <w:tcPr>
+            <w:tcW w:w="3360" w:type="dxa"/>
+            <w:tcBorders/>
+            <w:shd w:color="auto" w:fill="B4C7E7" w:val="clear"/>
+            <w:vAlign w:val="center"/>
+          </w:tcPr>
+          <w:p>
+            <w:pPr>
+              <w:pStyle w:val="Normal"/>
+              <w:widowControl/>
+              <w:spacing w:lineRule="auto" w:line="240" w:before="0" w:after="0"/>
+              <w:jc w:val="start"/>
+              <w:rPr>
+                <w:rFonts w:ascii="Times New Roman" w:hAnsi="Times New Roman"/>
+              </w:rPr>
+            </w:pPr>
+            <w:r>
+              <w:rPr>
+                <w:rFonts w:eastAsia="ＭＳ 明朝" w:cs="" w:ascii="Times New Roman" w:hAnsi="Times New Roman"/>
+                <w:b/>
+                <w:kern w:val="0"/>
+                <w:sz w:val="28"/>
+                <w:szCs w:val="28"/>
+                <w:lang w:val="en-US" w:eastAsia="en-US" w:bidi="ar-SA"/>
+              </w:rPr>
+              <w:t>Acc</w:t>
+            </w:r>
+          </w:p>
+        </w:tc>
+      </w:tr>
+      <w:tr>
+        <w:trPr/>
+        <w:tc>
+          <w:tcPr>
+            <w:tcW w:w="3360" w:type="dxa"/>
+            <w:tcBorders/>
+            <w:shd w:color="auto" w:fill="F2F6FA" w:val="clear"/>
+            <w:vAlign w:val="center"/>
+          </w:tcPr>
+          <w:p>
+            <w:pPr>
+              <w:pStyle w:val="Normal"/>
+              <w:widowControl/>
+              <w:spacing w:lineRule="auto" w:line="240" w:before="0" w:after="0"/>
+              <w:jc w:val="start"/>
+              <w:rPr>
+                <w:rFonts w:ascii="Times New Roman" w:hAnsi="Times New Roman"/>
+              </w:rPr>
+            </w:pPr>
+            <w:r>
+              <w:rPr>
+                <w:rFonts w:eastAsia="ＭＳ 明朝" w:cs="" w:ascii="Times New Roman" w:hAnsi="Times New Roman"/>
+                <w:b/>
+                <w:kern w:val="0"/>
+                <w:sz w:val="28"/>
+                <w:szCs w:val="28"/>
+                <w:lang w:val="en-US" w:eastAsia="en-US" w:bidi="ar-SA"/>
+              </w:rPr>
+              <w:t>Требуемое число устройств</w:t>
+            </w:r>
+          </w:p>
+        </w:tc>
+        <w:tc>
+          <w:tcPr>
+            <w:tcW w:w="3360" w:type="dxa"/>
+            <w:tcBorders/>
+            <w:shd w:color="auto" w:fill="F2F6FA" w:val="clear"/>
+            <w:vAlign w:val="center"/>
+          </w:tcPr>
+          <w:p>
+            <w:pPr>
+              <w:pStyle w:val="Normal"/>
+              <w:widowControl/>
+              <w:spacing w:lineRule="auto" w:line="240" w:before="0" w:after="0"/>
+              <w:jc w:val="start"/>
+              <w:rPr>
+                <w:rFonts w:ascii="Times New Roman" w:hAnsi="Times New Roman"/>
+              </w:rPr>
+            </w:pPr>
+            <w:r>
+              <w:rPr>
+                <w:rFonts w:eastAsia="ＭＳ 明朝" w:cs="" w:ascii="Times New Roman" w:hAnsi="Times New Roman"/>
+                <w:kern w:val="0"/>
+                <w:sz w:val="28"/>
+                <w:szCs w:val="28"/>
+                <w:lang w:val="en-US" w:eastAsia="en-US" w:bidi="ar-SA"/>
+              </w:rPr>
+              <w:t>не менее 50</w:t>
+            </w:r>
+          </w:p>
+        </w:tc>
+        <w:tc>
+          <w:tcPr>
+            <w:tcW w:w="3360" w:type="dxa"/>
+            <w:tcBorders/>
+            <w:shd w:color="auto" w:fill="F2F6FA" w:val="clear"/>
+            <w:vAlign w:val="center"/>
+          </w:tcPr>
+          <w:p>
+            <w:pPr>
+              <w:pStyle w:val="Normal"/>
+              <w:widowControl/>
+              <w:spacing w:lineRule="auto" w:line="240" w:before="0" w:after="0"/>
+              <w:jc w:val="start"/>
+              <w:rPr>
+                <w:rFonts w:ascii="Times New Roman" w:hAnsi="Times New Roman"/>
+              </w:rPr>
+            </w:pPr>
+            <w:r>
+              <w:rPr>
+                <w:rFonts w:eastAsia="ＭＳ 明朝" w:cs="" w:ascii="Times New Roman" w:hAnsi="Times New Roman"/>
+                <w:kern w:val="0"/>
+                <w:sz w:val="28"/>
+                <w:szCs w:val="28"/>
+                <w:lang w:val="en-US" w:eastAsia="en-US" w:bidi="ar-SA"/>
+              </w:rPr>
+              <w:t>не менее 25</w:t>
+            </w:r>
+          </w:p>
+        </w:tc>
+      </w:tr>
+      <w:tr>
+        <w:trPr/>
+        <w:tc>
+          <w:tcPr>
+            <w:tcW w:w="3360" w:type="dxa"/>
+            <w:tcBorders/>
+            <w:vAlign w:val="center"/>
+          </w:tcPr>
+          <w:p>
+            <w:pPr>
+              <w:pStyle w:val="Normal"/>
+              <w:widowControl/>
+              <w:spacing w:lineRule="auto" w:line="240" w:before="0" w:after="0"/>
+              <w:jc w:val="start"/>
+              <w:rPr>
+                <w:rFonts w:ascii="Times New Roman" w:hAnsi="Times New Roman"/>
+              </w:rPr>
+            </w:pPr>
+            <w:r>
+              <w:rPr>
+                <w:rFonts w:eastAsia="ＭＳ 明朝" w:cs="" w:ascii="Times New Roman" w:hAnsi="Times New Roman"/>
+                <w:b/>
+                <w:kern w:val="0"/>
+                <w:sz w:val="28"/>
+                <w:szCs w:val="28"/>
+                <w:lang w:val="en-US" w:eastAsia="en-US" w:bidi="ar-SA"/>
+              </w:rPr>
+              <w:t>Адрес сети / префикс</w:t>
+            </w:r>
+          </w:p>
+        </w:tc>
+        <w:tc>
+          <w:tcPr>
+            <w:tcW w:w="3360" w:type="dxa"/>
+            <w:tcBorders/>
+            <w:vAlign w:val="center"/>
+          </w:tcPr>
+          <w:p>
+            <w:pPr>
+              <w:pStyle w:val="Normal"/>
+              <w:widowControl/>
+              <w:spacing w:lineRule="auto" w:line="240" w:before="0" w:after="0"/>
+              <w:jc w:val="start"/>
+              <w:rPr>
+                <w:rFonts w:ascii="Times New Roman" w:hAnsi="Times New Roman"/>
+                <w:lang w:val="ru-RU"/>
+              </w:rPr>
+            </w:pPr>
+            <w:r>
+              <w:rPr>
+                <w:rFonts w:eastAsia="ＭＳ 明朝" w:cs="" w:ascii="Times New Roman" w:hAnsi="Times New Roman"/>
+                <w:kern w:val="0"/>
+                <w:sz w:val="28"/>
+                <w:szCs w:val="28"/>
+                <w:lang w:val="ru-RU" w:eastAsia="en-US" w:bidi="ar-SA"/>
+              </w:rPr>
+              <w:t>192.168.1.0/</w:t>
+            </w:r>
+            <w:r>
+              <w:rPr>
+                <w:rFonts w:eastAsia="ＭＳ 明朝" w:cs="" w:ascii="Times New Roman" w:hAnsi="Times New Roman"/>
+                <w:kern w:val="0"/>
+                <w:sz w:val="28"/>
+                <w:szCs w:val="28"/>
+                <w:lang w:val="en-US" w:eastAsia="en-US" w:bidi="ar-SA"/>
+              </w:rPr>
+              <w:t>26</w:t>
+            </w:r>
+          </w:p>
+        </w:tc>
+        <w:tc>
+          <w:tcPr>
+            <w:tcW w:w="3360" w:type="dxa"/>
+            <w:tcBorders/>
+            <w:vAlign w:val="center"/>
+          </w:tcPr>
+          <w:p>
+            <w:pPr>
+              <w:pStyle w:val="Normal"/>
+              <w:widowControl/>
+              <w:spacing w:lineRule="auto" w:line="240" w:before="0" w:after="0"/>
+              <w:jc w:val="start"/>
+              <w:rPr>
+                <w:rFonts w:ascii="Times New Roman" w:hAnsi="Times New Roman"/>
+                <w:lang w:val="ru-RU"/>
+              </w:rPr>
+            </w:pPr>
+            <w:r>
+              <w:rPr>
+                <w:rFonts w:eastAsia="ＭＳ 明朝" w:cs="" w:ascii="Times New Roman" w:hAnsi="Times New Roman"/>
+                <w:kern w:val="0"/>
+                <w:sz w:val="28"/>
+                <w:szCs w:val="28"/>
+                <w:lang w:val="en-US" w:eastAsia="en-US" w:bidi="ar-SA"/>
+              </w:rPr>
+              <w:t>192.168.1.0/27</w:t>
+            </w:r>
+          </w:p>
+        </w:tc>
+      </w:tr>
+      <w:tr>
+        <w:trPr/>
+        <w:tc>
+          <w:tcPr>
+            <w:tcW w:w="3360" w:type="dxa"/>
+            <w:tcBorders/>
+            <w:shd w:color="auto" w:fill="F2F6FA" w:val="clear"/>
+            <w:vAlign w:val="center"/>
+          </w:tcPr>
+          <w:p>
+            <w:pPr>
+              <w:pStyle w:val="Normal"/>
+              <w:widowControl/>
+              <w:spacing w:lineRule="auto" w:line="240" w:before="0" w:after="0"/>
+              <w:jc w:val="start"/>
+              <w:rPr>
+                <w:rFonts w:ascii="Times New Roman" w:hAnsi="Times New Roman"/>
+              </w:rPr>
+            </w:pPr>
+            <w:r>
+              <w:rPr>
+                <w:rFonts w:eastAsia="ＭＳ 明朝" w:cs="" w:ascii="Times New Roman" w:hAnsi="Times New Roman"/>
+                <w:b/>
+                <w:kern w:val="0"/>
+                <w:sz w:val="28"/>
+                <w:szCs w:val="28"/>
+                <w:lang w:val="en-US" w:eastAsia="en-US" w:bidi="ar-SA"/>
+              </w:rPr>
+              <w:t>Маска в десятичном виде</w:t>
+            </w:r>
+          </w:p>
+        </w:tc>
+        <w:tc>
+          <w:tcPr>
+            <w:tcW w:w="3360" w:type="dxa"/>
+            <w:tcBorders/>
+            <w:shd w:color="auto" w:fill="F2F6FA" w:val="clear"/>
+            <w:vAlign w:val="center"/>
+          </w:tcPr>
+          <w:p>
+            <w:pPr>
+              <w:pStyle w:val="Normal"/>
+              <w:rPr>
+                <w:rFonts w:ascii="Times New Roman" w:hAnsi="Times New Roman"/>
+                <w:sz w:val="28"/>
+                <w:szCs w:val="28"/>
+                <w:lang w:val="en-US"/>
+              </w:rPr>
+            </w:pPr>
+            <w:r>
+              <w:rPr>
+                <w:rFonts w:eastAsia="ＭＳ 明朝" w:cs="" w:ascii="Times New Roman" w:hAnsi="Times New Roman"/>
+                <w:kern w:val="0"/>
+                <w:sz w:val="28"/>
+                <w:szCs w:val="28"/>
+                <w:lang w:val="en-US" w:eastAsia="en-US" w:bidi="ar-SA"/>
+              </w:rPr>
+              <w:t>255.255.255.</w:t>
+            </w:r>
+            <w:r>
+              <w:rPr>
+                <w:rFonts w:eastAsia="ＭＳ 明朝" w:cs="" w:ascii="Times New Roman" w:hAnsi="Times New Roman"/>
+                <w:kern w:val="0"/>
+                <w:sz w:val="28"/>
+                <w:szCs w:val="28"/>
+                <w:lang w:val="en-US" w:eastAsia="en-US" w:bidi="ar-SA"/>
+              </w:rPr>
+              <w:t>192</w:t>
+            </w:r>
+          </w:p>
+        </w:tc>
+        <w:tc>
+          <w:tcPr>
+            <w:tcW w:w="3360" w:type="dxa"/>
+            <w:tcBorders/>
+            <w:shd w:color="auto" w:fill="F2F6FA" w:val="clear"/>
+            <w:vAlign w:val="center"/>
+          </w:tcPr>
+          <w:p>
+            <w:pPr>
+              <w:pStyle w:val="Normal"/>
+              <w:rPr>
+                <w:rFonts w:ascii="Times New Roman" w:hAnsi="Times New Roman"/>
+                <w:sz w:val="28"/>
+                <w:szCs w:val="28"/>
+                <w:lang w:val="en-US"/>
+              </w:rPr>
+            </w:pPr>
+            <w:r>
+              <w:rPr>
+                <w:rFonts w:eastAsia="ＭＳ 明朝" w:cs="" w:ascii="Times New Roman" w:hAnsi="Times New Roman"/>
+                <w:kern w:val="0"/>
+                <w:sz w:val="28"/>
+                <w:szCs w:val="28"/>
+                <w:lang w:val="en-US" w:eastAsia="en-US" w:bidi="ar-SA"/>
+              </w:rPr>
+              <w:t>255.255.255.</w:t>
+            </w:r>
+            <w:r>
+              <w:rPr>
+                <w:rFonts w:eastAsia="ＭＳ 明朝" w:cs="" w:ascii="Times New Roman" w:hAnsi="Times New Roman"/>
+                <w:kern w:val="0"/>
+                <w:sz w:val="28"/>
+                <w:szCs w:val="28"/>
+                <w:lang w:val="en-US" w:eastAsia="en-US" w:bidi="ar-SA"/>
+              </w:rPr>
+              <w:t>224</w:t>
+            </w:r>
+          </w:p>
+        </w:tc>
+      </w:tr>
+      <w:tr>
+        <w:trPr/>
+        <w:tc>
+          <w:tcPr>
+            <w:tcW w:w="3360" w:type="dxa"/>
+            <w:tcBorders/>
+            <w:vAlign w:val="center"/>
+          </w:tcPr>
+          <w:p>
+            <w:pPr>
+              <w:pStyle w:val="Normal"/>
+              <w:widowControl/>
+              <w:spacing w:lineRule="auto" w:line="240" w:before="0" w:after="0"/>
+              <w:jc w:val="start"/>
+              <w:rPr>
+                <w:rFonts w:ascii="Times New Roman" w:hAnsi="Times New Roman"/>
+              </w:rPr>
+            </w:pPr>
+            <w:r>
+              <w:rPr>
+                <w:rFonts w:eastAsia="ＭＳ 明朝" w:cs="" w:ascii="Times New Roman" w:hAnsi="Times New Roman"/>
+                <w:b/>
+                <w:kern w:val="0"/>
+                <w:sz w:val="28"/>
+                <w:szCs w:val="28"/>
+                <w:lang w:val="en-US" w:eastAsia="en-US" w:bidi="ar-SA"/>
+              </w:rPr>
+              <w:t>Первый доступный адрес</w:t>
+            </w:r>
+          </w:p>
+        </w:tc>
+        <w:tc>
+          <w:tcPr>
+            <w:tcW w:w="3360" w:type="dxa"/>
+            <w:tcBorders/>
+            <w:vAlign w:val="center"/>
+          </w:tcPr>
+          <w:p>
+            <w:pPr>
+              <w:pStyle w:val="Normal"/>
+              <w:rPr>
+                <w:rFonts w:ascii="Times New Roman" w:hAnsi="Times New Roman"/>
+                <w:sz w:val="28"/>
+                <w:szCs w:val="28"/>
+                <w:lang w:val="en-US"/>
+              </w:rPr>
+            </w:pPr>
+            <w:r>
+              <w:rPr>
+                <w:rFonts w:eastAsia="ＭＳ 明朝" w:cs="" w:ascii="Times New Roman" w:hAnsi="Times New Roman"/>
+                <w:kern w:val="0"/>
+                <w:sz w:val="28"/>
+                <w:szCs w:val="28"/>
+                <w:lang w:val="en-US" w:eastAsia="en-US" w:bidi="ar-SA"/>
+              </w:rPr>
+              <w:t>192.168.1.2</w:t>
+            </w:r>
+          </w:p>
+        </w:tc>
+        <w:tc>
+          <w:tcPr>
+            <w:tcW w:w="3360" w:type="dxa"/>
+            <w:tcBorders/>
+            <w:vAlign w:val="center"/>
+          </w:tcPr>
+          <w:p>
+            <w:pPr>
+              <w:pStyle w:val="Normal"/>
+              <w:widowControl/>
+              <w:spacing w:lineRule="auto" w:line="240" w:before="0" w:after="0"/>
+              <w:jc w:val="start"/>
+              <w:rPr>
+                <w:rFonts w:ascii="Times New Roman" w:hAnsi="Times New Roman"/>
+                <w:lang w:val="ru-RU"/>
+              </w:rPr>
+            </w:pPr>
+            <w:r>
+              <w:rPr>
+                <w:rFonts w:eastAsia="ＭＳ 明朝" w:cs="" w:ascii="Times New Roman" w:hAnsi="Times New Roman"/>
+                <w:kern w:val="0"/>
+                <w:sz w:val="28"/>
+                <w:szCs w:val="28"/>
+                <w:lang w:val="en-US" w:eastAsia="en-US" w:bidi="ar-SA"/>
+              </w:rPr>
+              <w:t>192.168.1.65</w:t>
+            </w:r>
+          </w:p>
+        </w:tc>
+      </w:tr>
+      <w:tr>
+        <w:trPr/>
+        <w:tc>
+          <w:tcPr>
+            <w:tcW w:w="3360" w:type="dxa"/>
+            <w:tcBorders/>
+            <w:shd w:color="auto" w:fill="F2F6FA" w:val="clear"/>
+            <w:vAlign w:val="center"/>
+          </w:tcPr>
+          <w:p>
+            <w:pPr>
+              <w:pStyle w:val="Normal"/>
+              <w:widowControl/>
+              <w:spacing w:lineRule="auto" w:line="240" w:before="0" w:after="0"/>
+              <w:jc w:val="start"/>
+              <w:rPr>
+                <w:rFonts w:ascii="Times New Roman" w:hAnsi="Times New Roman"/>
+              </w:rPr>
+            </w:pPr>
+            <w:r>
+              <w:rPr>
+                <w:rFonts w:eastAsia="ＭＳ 明朝" w:cs="" w:ascii="Times New Roman" w:hAnsi="Times New Roman"/>
+                <w:b/>
+                <w:kern w:val="0"/>
+                <w:sz w:val="28"/>
+                <w:szCs w:val="28"/>
+                <w:lang w:val="en-US" w:eastAsia="en-US" w:bidi="ar-SA"/>
+              </w:rPr>
+              <w:t>Последний доступный адрес</w:t>
+            </w:r>
+          </w:p>
+        </w:tc>
+        <w:tc>
+          <w:tcPr>
+            <w:tcW w:w="3360" w:type="dxa"/>
+            <w:tcBorders/>
+            <w:shd w:color="auto" w:fill="F2F6FA" w:val="clear"/>
+            <w:vAlign w:val="center"/>
+          </w:tcPr>
+          <w:p>
+            <w:pPr>
+              <w:pStyle w:val="Normal"/>
+              <w:widowControl/>
+              <w:spacing w:lineRule="auto" w:line="240" w:before="0" w:after="0"/>
+              <w:jc w:val="start"/>
+              <w:rPr>
+                <w:rFonts w:ascii="Times New Roman" w:hAnsi="Times New Roman"/>
+                <w:lang w:val="ru-RU"/>
+              </w:rPr>
+            </w:pPr>
+            <w:r>
+              <w:rPr>
+                <w:rFonts w:eastAsia="ＭＳ 明朝" w:cs="" w:ascii="Times New Roman" w:hAnsi="Times New Roman"/>
+                <w:kern w:val="0"/>
+                <w:sz w:val="28"/>
+                <w:szCs w:val="28"/>
+                <w:lang w:val="en-US" w:eastAsia="en-US" w:bidi="ar-SA"/>
+              </w:rPr>
+              <w:t>192.168.1.62</w:t>
+            </w:r>
+          </w:p>
+        </w:tc>
+        <w:tc>
+          <w:tcPr>
+            <w:tcW w:w="3360" w:type="dxa"/>
+            <w:tcBorders/>
+            <w:shd w:color="auto" w:fill="F2F6FA" w:val="clear"/>
+            <w:vAlign w:val="center"/>
+          </w:tcPr>
+          <w:p>
+            <w:pPr>
+              <w:pStyle w:val="Normal"/>
+              <w:widowControl/>
+              <w:spacing w:lineRule="auto" w:line="240" w:before="0" w:after="0"/>
+              <w:jc w:val="start"/>
+              <w:rPr>
+                <w:rFonts w:ascii="Times New Roman" w:hAnsi="Times New Roman"/>
+                <w:lang w:val="ru-RU"/>
+              </w:rPr>
+            </w:pPr>
+            <w:r>
+              <w:rPr>
+                <w:rFonts w:eastAsia="ＭＳ 明朝" w:cs="" w:ascii="Times New Roman" w:hAnsi="Times New Roman"/>
+                <w:kern w:val="0"/>
+                <w:sz w:val="28"/>
+                <w:szCs w:val="28"/>
+                <w:lang w:val="en-US" w:eastAsia="en-US" w:bidi="ar-SA"/>
+              </w:rPr>
+              <w:t>192.168.1.94</w:t>
+            </w:r>
+          </w:p>
+        </w:tc>
+      </w:tr>
+      <w:tr>
+        <w:trPr/>
+        <w:tc>
+          <w:tcPr>
+            <w:tcW w:w="3360" w:type="dxa"/>
+            <w:tcBorders/>
+            <w:vAlign w:val="center"/>
+          </w:tcPr>
+          <w:p>
+            <w:pPr>
+              <w:pStyle w:val="Normal"/>
+              <w:widowControl/>
+              <w:spacing w:lineRule="auto" w:line="240" w:before="0" w:after="0"/>
+              <w:jc w:val="start"/>
+              <w:rPr>
+                <w:rFonts w:ascii="Times New Roman" w:hAnsi="Times New Roman"/>
+              </w:rPr>
+            </w:pPr>
+            <w:r>
+              <w:rPr>
+                <w:rFonts w:eastAsia="ＭＳ 明朝" w:cs="" w:ascii="Times New Roman" w:hAnsi="Times New Roman"/>
+                <w:b/>
+                <w:kern w:val="0"/>
+                <w:sz w:val="28"/>
+                <w:szCs w:val="28"/>
+                <w:lang w:val="en-US" w:eastAsia="en-US" w:bidi="ar-SA"/>
+              </w:rPr>
+              <w:t>Broadcast</w:t>
+            </w:r>
+          </w:p>
+        </w:tc>
+        <w:tc>
+          <w:tcPr>
+            <w:tcW w:w="3360" w:type="dxa"/>
+            <w:tcBorders/>
+            <w:vAlign w:val="center"/>
+          </w:tcPr>
+          <w:p>
+            <w:pPr>
+              <w:pStyle w:val="Normal"/>
+              <w:widowControl/>
+              <w:spacing w:lineRule="auto" w:line="240" w:before="0" w:after="0"/>
+              <w:jc w:val="start"/>
+              <w:rPr>
+                <w:rFonts w:ascii="Times New Roman" w:hAnsi="Times New Roman"/>
+                <w:lang w:val="ru-RU"/>
+              </w:rPr>
+            </w:pPr>
+            <w:r>
+              <w:rPr>
+                <w:rFonts w:eastAsia="ＭＳ 明朝" w:cs="" w:ascii="Times New Roman" w:hAnsi="Times New Roman"/>
+                <w:kern w:val="0"/>
+                <w:sz w:val="28"/>
+                <w:szCs w:val="28"/>
+                <w:lang w:val="en-US" w:eastAsia="en-US" w:bidi="ar-SA"/>
+              </w:rPr>
+              <w:t>192.168.1.63</w:t>
+            </w:r>
+          </w:p>
+        </w:tc>
+        <w:tc>
+          <w:tcPr>
+            <w:tcW w:w="3360" w:type="dxa"/>
+            <w:tcBorders/>
+            <w:vAlign w:val="center"/>
+          </w:tcPr>
+          <w:p>
+            <w:pPr>
+              <w:pStyle w:val="Normal"/>
+              <w:widowControl/>
+              <w:spacing w:lineRule="auto" w:line="240" w:before="0" w:after="0"/>
+              <w:jc w:val="start"/>
+              <w:rPr>
+                <w:rFonts w:ascii="Times New Roman" w:hAnsi="Times New Roman"/>
+                <w:lang w:val="ru-RU"/>
+              </w:rPr>
+            </w:pPr>
+            <w:r>
+              <w:rPr>
+                <w:rFonts w:eastAsia="ＭＳ 明朝" w:cs="" w:ascii="Times New Roman" w:hAnsi="Times New Roman"/>
+                <w:kern w:val="0"/>
+                <w:sz w:val="28"/>
+                <w:szCs w:val="28"/>
+                <w:lang w:val="en-US" w:eastAsia="en-US" w:bidi="ar-SA"/>
+              </w:rPr>
+              <w:t>192.168.1.95</w:t>
+            </w:r>
+          </w:p>
+        </w:tc>
+      </w:tr>
+      <w:tr>
+        <w:trPr/>
+        <w:tc>
+          <w:tcPr>
+            <w:tcW w:w="3360" w:type="dxa"/>
+            <w:tcBorders/>
+            <w:shd w:color="auto" w:fill="F2F6FA" w:val="clear"/>
+            <w:vAlign w:val="center"/>
+          </w:tcPr>
+          <w:p>
+            <w:pPr>
+              <w:pStyle w:val="Normal"/>
+              <w:widowControl/>
+              <w:spacing w:lineRule="auto" w:line="240" w:before="0" w:after="0"/>
+              <w:jc w:val="start"/>
+              <w:rPr>
+                <w:rFonts w:ascii="Times New Roman" w:hAnsi="Times New Roman"/>
+              </w:rPr>
+            </w:pPr>
+            <w:r>
+              <w:rPr>
+                <w:rFonts w:eastAsia="ＭＳ 明朝" w:cs="" w:ascii="Times New Roman" w:hAnsi="Times New Roman"/>
+                <w:b/>
+                <w:kern w:val="0"/>
+                <w:sz w:val="28"/>
+                <w:szCs w:val="28"/>
+                <w:lang w:val="en-US" w:eastAsia="en-US" w:bidi="ar-SA"/>
+              </w:rPr>
+              <w:t>Адрес шлюза</w:t>
+            </w:r>
+          </w:p>
+        </w:tc>
+        <w:tc>
+          <w:tcPr>
+            <w:tcW w:w="3360" w:type="dxa"/>
+            <w:tcBorders/>
+            <w:shd w:color="auto" w:fill="F2F6FA" w:val="clear"/>
+            <w:vAlign w:val="center"/>
+          </w:tcPr>
+          <w:p>
+            <w:pPr>
+              <w:pStyle w:val="Normal"/>
+              <w:widowControl/>
+              <w:spacing w:lineRule="auto" w:line="240" w:before="0" w:after="0"/>
+              <w:jc w:val="start"/>
+              <w:rPr>
+                <w:rFonts w:ascii="Times New Roman" w:hAnsi="Times New Roman"/>
+                <w:lang w:val="ru-RU"/>
+              </w:rPr>
+            </w:pPr>
+            <w:r>
+              <w:rPr>
+                <w:rFonts w:eastAsia="ＭＳ 明朝" w:cs="" w:ascii="Times New Roman" w:hAnsi="Times New Roman"/>
+                <w:kern w:val="0"/>
+                <w:sz w:val="28"/>
+                <w:szCs w:val="28"/>
+                <w:lang w:val="en-US" w:eastAsia="en-US" w:bidi="ar-SA"/>
+              </w:rPr>
+              <w:t>192.168.1.1</w:t>
+            </w:r>
+          </w:p>
+        </w:tc>
+        <w:tc>
+          <w:tcPr>
+            <w:tcW w:w="3360" w:type="dxa"/>
+            <w:tcBorders/>
+            <w:shd w:color="auto" w:fill="F2F6FA" w:val="clear"/>
+            <w:vAlign w:val="center"/>
+          </w:tcPr>
+          <w:p>
+            <w:pPr>
+              <w:pStyle w:val="Normal"/>
+              <w:widowControl/>
+              <w:spacing w:lineRule="auto" w:line="240" w:before="0" w:after="0"/>
+              <w:jc w:val="start"/>
+              <w:rPr>
+                <w:rFonts w:ascii="Times New Roman" w:hAnsi="Times New Roman"/>
+                <w:lang w:val="ru-RU"/>
+              </w:rPr>
+            </w:pPr>
+            <w:r>
+              <w:rPr>
+                <w:rFonts w:eastAsia="ＭＳ 明朝" w:cs="" w:ascii="Times New Roman" w:hAnsi="Times New Roman"/>
+                <w:kern w:val="0"/>
+                <w:sz w:val="28"/>
+                <w:szCs w:val="28"/>
+                <w:lang w:val="en-US" w:eastAsia="en-US" w:bidi="ar-SA"/>
+              </w:rPr>
+              <w:t>192.168.1.65</w:t>
+            </w:r>
+          </w:p>
+        </w:tc>
+      </w:tr>
+      <w:tr>
+        <w:trPr/>
+        <w:tc>
+          <w:tcPr>
+            <w:tcW w:w="3360" w:type="dxa"/>
+            <w:tcBorders/>
+            <w:vAlign w:val="center"/>
+          </w:tcPr>
+          <w:p>
+            <w:pPr>
+              <w:pStyle w:val="Normal"/>
+              <w:widowControl/>
+              <w:spacing w:lineRule="auto" w:line="240" w:before="0" w:after="0"/>
+              <w:jc w:val="start"/>
+              <w:rPr>
+                <w:rFonts w:ascii="Times New Roman" w:hAnsi="Times New Roman"/>
+              </w:rPr>
+            </w:pPr>
+            <w:r>
+              <w:rPr>
+                <w:rFonts w:eastAsia="ＭＳ 明朝" w:cs="" w:ascii="Times New Roman" w:hAnsi="Times New Roman"/>
+                <w:b/>
+                <w:kern w:val="0"/>
+                <w:sz w:val="28"/>
+                <w:szCs w:val="28"/>
+                <w:lang w:val="en-US" w:eastAsia="en-US" w:bidi="ar-SA"/>
+              </w:rPr>
+              <w:t>Адрес PC</w:t>
+            </w:r>
+          </w:p>
+        </w:tc>
+        <w:tc>
+          <w:tcPr>
+            <w:tcW w:w="3360" w:type="dxa"/>
+            <w:tcBorders/>
+            <w:vAlign w:val="center"/>
+          </w:tcPr>
+          <w:p>
+            <w:pPr>
+              <w:pStyle w:val="Normal"/>
+              <w:widowControl/>
+              <w:spacing w:lineRule="auto" w:line="240" w:before="0" w:after="0"/>
+              <w:jc w:val="start"/>
+              <w:rPr>
+                <w:rFonts w:ascii="Times New Roman" w:hAnsi="Times New Roman"/>
+                <w:lang w:val="ru-RU"/>
+              </w:rPr>
+            </w:pPr>
+            <w:r>
+              <w:rPr>
+                <w:rFonts w:eastAsia="ＭＳ 明朝" w:cs="" w:ascii="Times New Roman" w:hAnsi="Times New Roman"/>
+                <w:kern w:val="0"/>
+                <w:sz w:val="28"/>
+                <w:szCs w:val="28"/>
+                <w:lang w:val="en-US" w:eastAsia="en-US" w:bidi="ar-SA"/>
+              </w:rPr>
+              <w:t>192.168.1.{2-62}</w:t>
+            </w:r>
+          </w:p>
+        </w:tc>
+        <w:tc>
+          <w:tcPr>
+            <w:tcW w:w="3360" w:type="dxa"/>
+            <w:tcBorders/>
+            <w:vAlign w:val="center"/>
+          </w:tcPr>
+          <w:p>
+            <w:pPr>
+              <w:pStyle w:val="Normal"/>
+              <w:widowControl/>
+              <w:spacing w:lineRule="auto" w:line="240" w:before="0" w:after="0"/>
+              <w:jc w:val="start"/>
+              <w:rPr>
+                <w:rFonts w:ascii="Times New Roman" w:hAnsi="Times New Roman"/>
+                <w:lang w:val="ru-RU"/>
+              </w:rPr>
+            </w:pPr>
+            <w:r>
+              <w:rPr>
+                <w:rFonts w:eastAsia="ＭＳ 明朝" w:cs="" w:ascii="Times New Roman" w:hAnsi="Times New Roman"/>
+                <w:kern w:val="0"/>
+                <w:sz w:val="28"/>
+                <w:szCs w:val="28"/>
+                <w:lang w:val="en-US" w:eastAsia="en-US" w:bidi="ar-SA"/>
+              </w:rPr>
+              <w:t>192.168.1.{65-94}</w:t>
+            </w:r>
+          </w:p>
+        </w:tc>
+      </w:tr>
+    </w:tbl>
+    <w:p>
+      <w:pPr>
+        <w:pStyle w:val="Normal"/>
+        <w:rPr>
+          <w:rStyle w:val="Style14"/>
+          <w:rFonts w:ascii="Times New Roman" w:hAnsi="Times New Roman"/>
+          <w:sz w:val="28"/>
+          <w:szCs w:val="28"/>
+          <w:lang w:val="ru-RU"/>
+        </w:rPr>
+      </w:pPr>
+      <w:r>
+        <w:rPr/>
+      </w:r>
+    </w:p>
+    <w:p>
+      <w:pPr>
+        <w:pStyle w:val="Heading1"/>
+        <w:rPr/>
+      </w:pPr>
+      <w:bookmarkStart w:id="9" w:name="__RefHeading___Toc1269_3951298296"/>
+      <w:bookmarkEnd w:id="9"/>
+      <w:r>
+        <w:rPr>
+          <w:rStyle w:val="Style14"/>
+          <w:rFonts w:ascii="Times New Roman" w:hAnsi="Times New Roman"/>
+          <w:b/>
+          <w:bCs/>
+          <w:sz w:val="28"/>
+          <w:szCs w:val="28"/>
+          <w:lang w:val="en-US"/>
+        </w:rPr>
+        <w:t xml:space="preserve">2. </w:t>
+      </w:r>
+      <w:r>
+        <w:rPr>
+          <w:rStyle w:val="Style14"/>
+          <w:rFonts w:ascii="Times New Roman" w:hAnsi="Times New Roman"/>
+          <w:b/>
+          <w:bCs/>
+          <w:sz w:val="28"/>
+          <w:szCs w:val="28"/>
+          <w:lang w:val="ru-RU"/>
+        </w:rPr>
+        <w:t>ПОСТРОЕНИЕ ТОПОЛОГИИ</w:t>
+      </w:r>
+    </w:p>
+    <w:p>
+      <w:pPr>
+        <w:pStyle w:val="Normal"/>
+        <w:rPr>
+          <w:rStyle w:val="Style14"/>
+          <w:rFonts w:ascii="Times New Roman" w:hAnsi="Times New Roman"/>
+          <w:sz w:val="28"/>
+          <w:szCs w:val="28"/>
+          <w:lang w:val="ru-RU"/>
+        </w:rPr>
+      </w:pPr>
+      <w:r>
+        <w:rPr/>
+      </w:r>
+    </w:p>
+    <w:p>
+      <w:pPr>
+        <w:pStyle w:val="Normal"/>
+        <w:rPr/>
+      </w:pPr>
+      <w:r>
+        <w:rPr>
+          <w:rStyle w:val="Style14"/>
+          <w:rFonts w:ascii="Times New Roman" w:hAnsi="Times New Roman"/>
+          <w:sz w:val="28"/>
+          <w:szCs w:val="28"/>
+          <w:lang w:val="ru-RU"/>
+        </w:rPr>
+        <w:t xml:space="preserve">Для построения топологии было создано 2 отела </w:t>
+      </w:r>
+      <w:r>
+        <w:rPr>
+          <w:rStyle w:val="Style14"/>
+          <w:rFonts w:ascii="Times New Roman" w:hAnsi="Times New Roman"/>
+          <w:sz w:val="28"/>
+          <w:szCs w:val="28"/>
+          <w:lang w:val="en-US"/>
+        </w:rPr>
+        <w:t xml:space="preserve">DEV &amp; ACC. </w:t>
+      </w:r>
+      <w:r>
+        <w:rPr>
+          <w:rStyle w:val="Style14"/>
+          <w:rFonts w:ascii="Times New Roman" w:hAnsi="Times New Roman"/>
+          <w:sz w:val="28"/>
+          <w:szCs w:val="28"/>
+          <w:lang w:val="ru-RU"/>
+        </w:rPr>
+        <w:t>Использованные устройства для создания подсетей указаны в «Таб. 1: Устройства внутри топологии». и «Рис. 1: Устройства внутри топологии».</w:t>
+      </w:r>
+    </w:p>
+    <w:p>
+      <w:pPr>
+        <w:pStyle w:val="Normal"/>
+        <w:rPr/>
+      </w:pPr>
+      <w:r>
+        <w:rPr>
+          <w:rStyle w:val="Style14"/>
+          <w:rFonts w:ascii="Times New Roman" w:hAnsi="Times New Roman"/>
+          <w:sz w:val="28"/>
+          <w:szCs w:val="28"/>
+          <w:lang w:val="ru-RU"/>
+        </w:rPr>
+        <w:t>Так же стоит отметить что внутри топологии физический и канальный уровень устроен как:</w:t>
+      </w:r>
+    </w:p>
+    <w:p>
+      <w:pPr>
+        <w:pStyle w:val="Normal"/>
+        <w:rPr/>
+      </w:pPr>
+      <w:r>
+        <w:rPr>
+          <w:rStyle w:val="Style14"/>
+          <w:rFonts w:ascii="Times New Roman" w:hAnsi="Times New Roman"/>
+          <w:sz w:val="28"/>
+          <w:szCs w:val="28"/>
+          <w:lang w:val="en-US"/>
+        </w:rPr>
+        <w:t>PC {int fa0/1}→ {int fa0/1-24}Switch {int ga0/1-3}→ {int ga0/1-3} router</w:t>
+      </w:r>
+    </w:p>
+    <w:p>
+      <w:pPr>
+        <w:pStyle w:val="Normal"/>
+        <w:rPr>
+          <w:rStyle w:val="Style14"/>
+          <w:rFonts w:ascii="Times New Roman" w:hAnsi="Times New Roman"/>
+          <w:sz w:val="28"/>
+          <w:szCs w:val="28"/>
+          <w:lang w:val="en-US"/>
+        </w:rPr>
+      </w:pPr>
+      <w:r>
+        <w:rPr/>
+      </w:r>
+    </w:p>
+    <w:p>
+      <w:pPr>
+        <w:pStyle w:val="Normal"/>
+        <w:rPr/>
+      </w:pPr>
+      <w:r>
+        <w:rPr>
+          <w:rStyle w:val="Style14"/>
+          <w:rFonts w:ascii="Times New Roman" w:hAnsi="Times New Roman"/>
+          <w:sz w:val="28"/>
+          <w:szCs w:val="28"/>
+          <w:lang w:val="ru-RU"/>
+        </w:rPr>
+        <w:t xml:space="preserve">Таким образом с технической точки зрения мы сохранили пропускную способность сетевой передачи используя гигабитные порты между свитчами и роутером и искусственно ограничив скорость всех машин в обоих отделах до 100мб с помощью </w:t>
+      </w:r>
+      <w:r>
+        <w:rPr>
+          <w:rStyle w:val="Style14"/>
+          <w:rFonts w:ascii="Times New Roman" w:hAnsi="Times New Roman"/>
+          <w:sz w:val="28"/>
+          <w:szCs w:val="28"/>
+          <w:lang w:val="en-US"/>
+        </w:rPr>
+        <w:t xml:space="preserve">fast-ethernet </w:t>
+      </w:r>
+      <w:r>
+        <w:rPr>
+          <w:rStyle w:val="Style14"/>
+          <w:rFonts w:ascii="Times New Roman" w:hAnsi="Times New Roman"/>
+          <w:sz w:val="28"/>
+          <w:szCs w:val="28"/>
+          <w:lang w:val="ru-RU"/>
+        </w:rPr>
+        <w:t>кабеля.</w:t>
+      </w:r>
+    </w:p>
+    <w:p>
+      <w:pPr>
+        <w:pStyle w:val="Normal"/>
+        <w:rPr>
+          <w:rStyle w:val="Style14"/>
+          <w:rFonts w:ascii="Times New Roman" w:hAnsi="Times New Roman"/>
+          <w:sz w:val="28"/>
+          <w:szCs w:val="28"/>
+          <w:lang w:val="en-US"/>
+        </w:rPr>
+      </w:pPr>
+      <w:r>
+        <w:rPr/>
+      </w:r>
+    </w:p>
+    <w:p>
+      <w:pPr>
+        <w:pStyle w:val="Style21"/>
+        <w:keepNext w:val="true"/>
+        <w:jc w:val="center"/>
+        <w:rPr>
+          <w:rFonts w:ascii="Times New Roman" w:hAnsi="Times New Roman"/>
+        </w:rPr>
+      </w:pPr>
+      <w:r>
+        <w:rPr>
+          <w:rFonts w:ascii="Times New Roman" w:hAnsi="Times New Roman"/>
+        </w:rPr>
+        <w:t xml:space="preserve">Таблица </w:t>
+      </w:r>
+      <w:r>
+        <w:rPr>
+          <w:rFonts w:ascii="Times New Roman" w:hAnsi="Times New Roman"/>
+        </w:rPr>
+        <w:fldChar w:fldCharType="begin"/>
+      </w:r>
+      <w:r>
+        <w:rPr>
+          <w:rFonts w:ascii="Times New Roman" w:hAnsi="Times New Roman"/>
+        </w:rPr>
+        <w:instrText xml:space="preserve"> SEQ Таблица \* ARABIC </w:instrText>
+      </w:r>
+      <w:r>
+        <w:rPr>
+          <w:rFonts w:ascii="Times New Roman" w:hAnsi="Times New Roman"/>
+        </w:rPr>
+        <w:fldChar w:fldCharType="separate"/>
+      </w:r>
+      <w:r>
+        <w:rPr>
+          <w:rFonts w:ascii="Times New Roman" w:hAnsi="Times New Roman"/>
+        </w:rPr>
+        <w:t>1</w:t>
+      </w:r>
+      <w:r>
+        <w:rPr>
+          <w:rFonts w:ascii="Times New Roman" w:hAnsi="Times New Roman"/>
+        </w:rPr>
+        <w:fldChar w:fldCharType="end"/>
+      </w:r>
+      <w:r>
+        <w:rPr>
+          <w:rFonts w:ascii="Times New Roman" w:hAnsi="Times New Roman"/>
+        </w:rPr>
+        <w:t>: Устройства внутри топологии.</w:t>
+      </w:r>
+    </w:p>
+    <w:tbl>
+      <w:tblPr>
+        <w:tblW w:w="5000" w:type="pct"/>
+        <w:jc w:val="start"/>
+        <w:tblInd w:w="55" w:type="dxa"/>
+        <w:tblLayout w:type="fixed"/>
+        <w:tblCellMar>
+          <w:top w:w="55" w:type="dxa"/>
+          <w:start w:w="55" w:type="dxa"/>
+          <w:bottom w:w="55" w:type="dxa"/>
+          <w:end w:w="55" w:type="dxa"/>
+        </w:tblCellMar>
+      </w:tblPr>
+      <w:tblGrid>
+        <w:gridCol w:w="3614"/>
+        <w:gridCol w:w="3616"/>
+        <w:gridCol w:w="2410"/>
+      </w:tblGrid>
+      <w:tr>
+        <w:trPr/>
+        <w:tc>
+          <w:tcPr>
+            <w:tcW w:w="3614" w:type="dxa"/>
+            <w:tcBorders>
+              <w:top w:val="single" w:sz="4" w:space="0" w:color="000000"/>
+              <w:start w:val="single" w:sz="4" w:space="0" w:color="000000"/>
+              <w:bottom w:val="single" w:sz="4" w:space="0" w:color="000000"/>
+            </w:tcBorders>
+          </w:tcPr>
+          <w:p>
+            <w:pPr>
+              <w:pStyle w:val="Style19"/>
+              <w:rPr>
+                <w:rFonts w:ascii="Times New Roman" w:hAnsi="Times New Roman"/>
+                <w:sz w:val="28"/>
+                <w:szCs w:val="28"/>
+              </w:rPr>
+            </w:pPr>
+            <w:r>
+              <w:rPr>
+                <w:rFonts w:ascii="Times New Roman" w:hAnsi="Times New Roman"/>
+                <w:sz w:val="28"/>
+                <w:szCs w:val="28"/>
+              </w:rPr>
+              <w:t>Используемое оборудование</w:t>
+            </w:r>
+          </w:p>
+        </w:tc>
+        <w:tc>
+          <w:tcPr>
+            <w:tcW w:w="3616" w:type="dxa"/>
+            <w:tcBorders>
+              <w:top w:val="single" w:sz="4" w:space="0" w:color="000000"/>
+              <w:start w:val="single" w:sz="4" w:space="0" w:color="000000"/>
+              <w:bottom w:val="single" w:sz="4" w:space="0" w:color="000000"/>
+            </w:tcBorders>
+          </w:tcPr>
+          <w:p>
+            <w:pPr>
+              <w:pStyle w:val="Style19"/>
+              <w:rPr>
+                <w:rFonts w:ascii="Times New Roman" w:hAnsi="Times New Roman"/>
+                <w:sz w:val="28"/>
+                <w:szCs w:val="28"/>
+              </w:rPr>
+            </w:pPr>
+            <w:r>
+              <w:rPr>
+                <w:rFonts w:ascii="Times New Roman" w:hAnsi="Times New Roman"/>
+                <w:sz w:val="28"/>
+                <w:szCs w:val="28"/>
+              </w:rPr>
+              <w:t>Причина выбора</w:t>
+            </w:r>
+          </w:p>
+        </w:tc>
+        <w:tc>
+          <w:tcPr>
+            <w:tcW w:w="2410" w:type="dxa"/>
+            <w:tcBorders>
+              <w:top w:val="single" w:sz="4" w:space="0" w:color="000000"/>
+              <w:start w:val="single" w:sz="4" w:space="0" w:color="000000"/>
+              <w:bottom w:val="single" w:sz="4" w:space="0" w:color="000000"/>
+              <w:end w:val="single" w:sz="4" w:space="0" w:color="000000"/>
+            </w:tcBorders>
+          </w:tcPr>
+          <w:p>
+            <w:pPr>
+              <w:pStyle w:val="Style19"/>
+              <w:rPr>
+                <w:rFonts w:ascii="Times New Roman" w:hAnsi="Times New Roman"/>
+                <w:sz w:val="28"/>
+                <w:szCs w:val="28"/>
+                <w:lang w:val="ru-RU"/>
+              </w:rPr>
+            </w:pPr>
+            <w:r>
+              <w:rPr>
+                <w:rFonts w:ascii="Times New Roman" w:hAnsi="Times New Roman"/>
+                <w:sz w:val="28"/>
+                <w:szCs w:val="28"/>
+                <w:lang w:val="ru-RU"/>
+              </w:rPr>
+              <w:t>Колличество</w:t>
+            </w:r>
+          </w:p>
+        </w:tc>
+      </w:tr>
+      <w:tr>
+        <w:trPr/>
+        <w:tc>
+          <w:tcPr>
+            <w:tcW w:w="3614" w:type="dxa"/>
+            <w:tcBorders>
+              <w:start w:val="single" w:sz="4" w:space="0" w:color="000000"/>
+              <w:bottom w:val="single" w:sz="4" w:space="0" w:color="000000"/>
+            </w:tcBorders>
+          </w:tcPr>
+          <w:p>
+            <w:pPr>
+              <w:pStyle w:val="Style19"/>
+              <w:rPr>
+                <w:sz w:val="28"/>
+                <w:szCs w:val="28"/>
+                <w:lang w:val="en-US"/>
+              </w:rPr>
+            </w:pPr>
+            <w:r>
+              <w:rPr>
+                <w:rFonts w:ascii="Times New Roman" w:hAnsi="Times New Roman"/>
+                <w:sz w:val="28"/>
+                <w:szCs w:val="28"/>
+                <w:lang w:val="en-US"/>
+              </w:rPr>
+              <w:t xml:space="preserve">Switch  </w:t>
+            </w:r>
+            <w:r>
+              <w:rPr>
+                <w:rStyle w:val="Style14"/>
+                <w:rFonts w:ascii="Times New Roman" w:hAnsi="Times New Roman"/>
+                <w:sz w:val="28"/>
+                <w:szCs w:val="28"/>
+                <w:lang w:val="ru-RU"/>
+              </w:rPr>
+              <w:t>2950-</w:t>
+            </w:r>
+            <w:r>
+              <w:rPr>
+                <w:rStyle w:val="Style14"/>
+                <w:rFonts w:ascii="Times New Roman" w:hAnsi="Times New Roman"/>
+                <w:sz w:val="28"/>
+                <w:szCs w:val="28"/>
+                <w:lang w:val="en-US"/>
+              </w:rPr>
+              <w:t>24TT</w:t>
+            </w:r>
+          </w:p>
+        </w:tc>
+        <w:tc>
+          <w:tcPr>
+            <w:tcW w:w="3616" w:type="dxa"/>
+            <w:tcBorders>
+              <w:start w:val="single" w:sz="4" w:space="0" w:color="000000"/>
+              <w:bottom w:val="single" w:sz="4" w:space="0" w:color="000000"/>
+            </w:tcBorders>
+          </w:tcPr>
+          <w:p>
+            <w:pPr>
+              <w:pStyle w:val="Style19"/>
+              <w:rPr>
+                <w:rFonts w:ascii="Times New Roman" w:hAnsi="Times New Roman"/>
+                <w:sz w:val="28"/>
+                <w:szCs w:val="28"/>
+                <w:lang w:val="ru-RU"/>
+              </w:rPr>
+            </w:pPr>
+            <w:r>
+              <w:rPr>
+                <w:rFonts w:ascii="Times New Roman" w:hAnsi="Times New Roman"/>
+                <w:sz w:val="28"/>
+                <w:szCs w:val="28"/>
+                <w:lang w:val="ru-RU"/>
+              </w:rPr>
+              <w:t xml:space="preserve">2 гигабитных интерфейса и 24 </w:t>
+            </w:r>
+            <w:r>
+              <w:rPr>
+                <w:rFonts w:ascii="Times New Roman" w:hAnsi="Times New Roman"/>
+                <w:sz w:val="28"/>
+                <w:szCs w:val="28"/>
+                <w:lang w:val="en-US"/>
+              </w:rPr>
+              <w:t xml:space="preserve">ethernet </w:t>
+            </w:r>
+            <w:r>
+              <w:rPr>
+                <w:rFonts w:ascii="Times New Roman" w:hAnsi="Times New Roman"/>
+                <w:sz w:val="28"/>
+                <w:szCs w:val="28"/>
+                <w:lang w:val="ru-RU"/>
+              </w:rPr>
+              <w:t xml:space="preserve">интерфейса для подключения. Идеально подходит для среднего отдела из 50 устройств. </w:t>
+            </w:r>
+          </w:p>
+        </w:tc>
+        <w:tc>
+          <w:tcPr>
+            <w:tcW w:w="2410" w:type="dxa"/>
+            <w:tcBorders>
+              <w:start w:val="single" w:sz="4" w:space="0" w:color="000000"/>
+              <w:bottom w:val="single" w:sz="4" w:space="0" w:color="000000"/>
+              <w:end w:val="single" w:sz="4" w:space="0" w:color="000000"/>
+            </w:tcBorders>
+          </w:tcPr>
+          <w:p>
+            <w:pPr>
+              <w:pStyle w:val="Style19"/>
+              <w:rPr>
+                <w:rFonts w:ascii="Times New Roman" w:hAnsi="Times New Roman"/>
+                <w:sz w:val="28"/>
+                <w:szCs w:val="28"/>
+              </w:rPr>
+            </w:pPr>
+            <w:r>
+              <w:rPr>
+                <w:rFonts w:ascii="Times New Roman" w:hAnsi="Times New Roman"/>
+                <w:sz w:val="28"/>
+                <w:szCs w:val="28"/>
+              </w:rPr>
+              <w:t>3</w:t>
+            </w:r>
+          </w:p>
+        </w:tc>
+      </w:tr>
+      <w:tr>
+        <w:trPr/>
+        <w:tc>
+          <w:tcPr>
+            <w:tcW w:w="3614" w:type="dxa"/>
+            <w:tcBorders>
+              <w:start w:val="single" w:sz="4" w:space="0" w:color="000000"/>
+              <w:bottom w:val="single" w:sz="4" w:space="0" w:color="000000"/>
+            </w:tcBorders>
+          </w:tcPr>
+          <w:p>
+            <w:pPr>
+              <w:pStyle w:val="Style19"/>
+              <w:rPr>
+                <w:sz w:val="28"/>
+                <w:szCs w:val="28"/>
+                <w:lang w:val="en-US"/>
+              </w:rPr>
+            </w:pPr>
+            <w:r>
+              <w:rPr>
+                <w:rStyle w:val="Style14"/>
+                <w:rFonts w:ascii="Times New Roman" w:hAnsi="Times New Roman"/>
+                <w:sz w:val="28"/>
+                <w:szCs w:val="28"/>
+                <w:lang w:val="en-US"/>
+              </w:rPr>
+              <w:t>Router 2911</w:t>
+            </w:r>
+          </w:p>
+        </w:tc>
+        <w:tc>
+          <w:tcPr>
+            <w:tcW w:w="3616" w:type="dxa"/>
+            <w:tcBorders>
+              <w:start w:val="single" w:sz="4" w:space="0" w:color="000000"/>
+              <w:bottom w:val="single" w:sz="4" w:space="0" w:color="000000"/>
+            </w:tcBorders>
+          </w:tcPr>
+          <w:p>
+            <w:pPr>
+              <w:pStyle w:val="Style19"/>
+              <w:rPr>
+                <w:rFonts w:ascii="Times New Roman" w:hAnsi="Times New Roman"/>
+                <w:sz w:val="28"/>
+                <w:szCs w:val="28"/>
+              </w:rPr>
+            </w:pPr>
+            <w:r>
+              <w:rPr>
+                <w:rFonts w:ascii="Times New Roman" w:hAnsi="Times New Roman"/>
+                <w:sz w:val="28"/>
+                <w:szCs w:val="28"/>
+              </w:rPr>
+              <w:t>Поддерживает 3 гигабитных интерфейса, что в совокупности с коммутаторами позволяет подключать до сотни устройств без критической потери производительности и пропускной способности.</w:t>
+            </w:r>
+          </w:p>
+        </w:tc>
+        <w:tc>
+          <w:tcPr>
+            <w:tcW w:w="2410" w:type="dxa"/>
+            <w:tcBorders>
+              <w:start w:val="single" w:sz="4" w:space="0" w:color="000000"/>
+              <w:bottom w:val="single" w:sz="4" w:space="0" w:color="000000"/>
+              <w:end w:val="single" w:sz="4" w:space="0" w:color="000000"/>
+            </w:tcBorders>
+          </w:tcPr>
+          <w:p>
+            <w:pPr>
+              <w:pStyle w:val="Style19"/>
+              <w:rPr>
+                <w:rFonts w:ascii="Times New Roman" w:hAnsi="Times New Roman"/>
+                <w:sz w:val="28"/>
+                <w:szCs w:val="28"/>
+                <w:lang w:val="ru-RU"/>
+              </w:rPr>
+            </w:pPr>
+            <w:r>
+              <w:rPr>
+                <w:rFonts w:ascii="Times New Roman" w:hAnsi="Times New Roman"/>
+                <w:sz w:val="28"/>
+                <w:szCs w:val="28"/>
+                <w:lang w:val="ru-RU"/>
+              </w:rPr>
+              <w:t>1</w:t>
+            </w:r>
+          </w:p>
+        </w:tc>
+      </w:tr>
+    </w:tbl>
+    <w:p>
+      <w:pPr>
+        <w:pStyle w:val="Normal"/>
+        <w:rPr>
+          <w:rStyle w:val="Style14"/>
+          <w:rFonts w:ascii="Times New Roman" w:hAnsi="Times New Roman"/>
+          <w:sz w:val="28"/>
+          <w:szCs w:val="28"/>
+          <w:lang w:val="ru-RU"/>
+        </w:rPr>
+      </w:pPr>
+      <w:r>
+        <w:rPr/>
+      </w:r>
+    </w:p>
+    <w:p>
+      <w:pPr>
+        <w:pStyle w:val="Normal"/>
+        <w:jc w:val="center"/>
+        <w:rPr/>
+      </w:pPr>
+      <w:r>
+        <w:drawing>
+          <wp:anchor distT="0" distB="0" distL="0" distR="0" simplePos="0" relativeHeight="3" behindDoc="0" locked="0" layoutInCell="0" allowOverlap="1">
+            <wp:simplePos x="0" y="0"/>
+            <wp:positionH relativeFrom="column">
+              <wp:align>center</wp:align>
+            </wp:positionH>
+            <wp:positionV relativeFrom="paragraph">
+              <wp:posOffset>635</wp:posOffset>
+            </wp:positionV>
+            <wp:extent cx="4496435" cy="5972810"/>
+            <wp:effectExtent l="0" t="0" r="0" b="0"/>
+            <wp:wrapTopAndBottom/>
+            <wp:docPr id="5" name="Изображение1"/>
+            <wp:cNvGraphicFramePr>
+              <a:graphicFrameLocks xmlns:a="http://schemas.openxmlformats.org/drawingml/2006/main" noChangeAspect="1"/>
+            </wp:cNvGraphicFramePr>
+            <a:graphic xmlns:a="http://schemas.openxmlformats.org/drawingml/2006/main">
+              <a:graphicData uri="http://schemas.openxmlformats.org/drawingml/2006/picture">
+                <pic:pic xmlns:pic="http://schemas.openxmlformats.org/drawingml/2006/picture">
+                  <pic:nvPicPr>
+                    <pic:cNvPr id="5" name="Изображение1"/>
+                    <pic:cNvPicPr>
+                      <a:picLocks noChangeAspect="1" noChangeArrowheads="1"/>
+                    </pic:cNvPicPr>
+                  </pic:nvPicPr>
+                  <pic:blipFill>
+                    <a:blip r:embed="rId2"/>
+                    <a:stretch>
+                      <a:fillRect/>
+                    </a:stretch>
+                  </pic:blipFill>
+                  <pic:spPr bwMode="auto">
+                    <a:xfrm>
+                      <a:off x="0" y="0"/>
+                      <a:ext cx="4496435" cy="5972810"/>
+                    </a:xfrm>
+                    <a:prstGeom prst="rect">
+                      <a:avLst/>
+                    </a:prstGeom>
+                    <a:noFill/>
+                  </pic:spPr>
+                </pic:pic>
+              </a:graphicData>
+            </a:graphic>
+          </wp:anchor>
+        </w:drawing>
+      </w:r>
+      <w:r>
+        <w:rPr>
+          <w:rStyle w:val="Style14"/>
+          <w:rFonts w:ascii="Times New Roman" w:hAnsi="Times New Roman"/>
+          <w:sz w:val="24"/>
+          <w:szCs w:val="24"/>
+          <w:lang w:val="ru-RU"/>
+        </w:rPr>
+        <w:t>Рис. 1: Устройства внутри топологии</w:t>
+      </w:r>
+    </w:p>
+    <w:p>
+      <w:pPr>
+        <w:pStyle w:val="Normal"/>
+        <w:jc w:val="center"/>
+        <w:rPr>
+          <w:rStyle w:val="Style14"/>
+          <w:rFonts w:ascii="Times New Roman" w:hAnsi="Times New Roman"/>
+          <w:sz w:val="28"/>
+          <w:szCs w:val="28"/>
+          <w:lang w:val="ru-RU"/>
+        </w:rPr>
+      </w:pPr>
+      <w:r>
+        <w:rPr/>
+      </w:r>
+    </w:p>
+    <w:p>
+      <w:pPr>
+        <w:pStyle w:val="Normal"/>
+        <w:jc w:val="center"/>
+        <w:rPr/>
+      </w:pPr>
+      <w:r>
+        <w:drawing>
+          <wp:anchor distT="0" distB="0" distL="0" distR="0" simplePos="0" relativeHeight="4" behindDoc="0" locked="0" layoutInCell="0" allowOverlap="1">
+            <wp:simplePos x="0" y="0"/>
+            <wp:positionH relativeFrom="column">
+              <wp:align>center</wp:align>
+            </wp:positionH>
+            <wp:positionV relativeFrom="paragraph">
+              <wp:posOffset>635</wp:posOffset>
+            </wp:positionV>
+            <wp:extent cx="6121400" cy="2839720"/>
+            <wp:effectExtent l="0" t="0" r="0" b="0"/>
+            <wp:wrapSquare wrapText="largest"/>
+            <wp:docPr id="6" name="Изображение2"/>
+            <wp:cNvGraphicFramePr>
+              <a:graphicFrameLocks xmlns:a="http://schemas.openxmlformats.org/drawingml/2006/main" noChangeAspect="1"/>
+            </wp:cNvGraphicFramePr>
+            <a:graphic xmlns:a="http://schemas.openxmlformats.org/drawingml/2006/main">
+              <a:graphicData uri="http://schemas.openxmlformats.org/drawingml/2006/picture">
+                <pic:pic xmlns:pic="http://schemas.openxmlformats.org/drawingml/2006/picture">
+                  <pic:nvPicPr>
+                    <pic:cNvPr id="6" name="Изображение2"/>
+                    <pic:cNvPicPr>
+                      <a:picLocks noChangeAspect="1" noChangeArrowheads="1"/>
+                    </pic:cNvPicPr>
+                  </pic:nvPicPr>
+                  <pic:blipFill>
+                    <a:blip r:embed="rId3"/>
+                    <a:stretch>
+                      <a:fillRect/>
+                    </a:stretch>
+                  </pic:blipFill>
+                  <pic:spPr bwMode="auto">
+                    <a:xfrm>
+                      <a:off x="0" y="0"/>
+                      <a:ext cx="6121400" cy="2839720"/>
+                    </a:xfrm>
+                    <a:prstGeom prst="rect">
+                      <a:avLst/>
+                    </a:prstGeom>
+                    <a:noFill/>
+                  </pic:spPr>
+                </pic:pic>
+              </a:graphicData>
+            </a:graphic>
+          </wp:anchor>
+        </w:drawing>
+      </w:r>
+      <w:r>
+        <w:rPr>
+          <w:rStyle w:val="Style14"/>
+          <w:rFonts w:ascii="Times New Roman" w:hAnsi="Times New Roman"/>
+          <w:sz w:val="24"/>
+          <w:szCs w:val="24"/>
+          <w:lang w:val="ru-RU"/>
+        </w:rPr>
+        <w:t xml:space="preserve">Рис. 2. Сформированная топология </w:t>
+      </w:r>
+      <w:r>
+        <w:rPr>
+          <w:rStyle w:val="Style14"/>
+          <w:rFonts w:ascii="Times New Roman" w:hAnsi="Times New Roman"/>
+          <w:sz w:val="24"/>
+          <w:szCs w:val="24"/>
+          <w:lang w:val="en-US"/>
+        </w:rPr>
+        <w:t>DEV &amp; ACC.</w:t>
+      </w:r>
+    </w:p>
+    <w:p>
+      <w:pPr>
+        <w:pStyle w:val="Heading1"/>
+        <w:rPr/>
+      </w:pPr>
+      <w:bookmarkStart w:id="10" w:name="__RefHeading___Toc1271_3951298296"/>
+      <w:bookmarkEnd w:id="10"/>
+      <w:r>
+        <w:rPr>
+          <w:rStyle w:val="Style14"/>
+          <w:rFonts w:ascii="Times New Roman" w:hAnsi="Times New Roman"/>
+        </w:rPr>
+        <w:t>3. НАСТРОЙКА КОНЕЧНЫХ УСТРОЙСТВ.</w:t>
+      </w:r>
+    </w:p>
+    <w:p>
+      <w:pPr>
+        <w:pStyle w:val="Normal"/>
+        <w:jc w:val="start"/>
+        <w:rPr/>
+      </w:pPr>
+      <w:r>
+        <w:rPr>
+          <w:rStyle w:val="Style14"/>
+          <w:rFonts w:ascii="Times New Roman" w:hAnsi="Times New Roman"/>
+          <w:sz w:val="28"/>
+          <w:szCs w:val="28"/>
+          <w:lang w:val="ru-RU"/>
+        </w:rPr>
+        <w:t xml:space="preserve">В виду использования </w:t>
+      </w:r>
+      <w:r>
+        <w:rPr>
+          <w:rStyle w:val="Style14"/>
+          <w:rFonts w:ascii="Times New Roman" w:hAnsi="Times New Roman"/>
+          <w:sz w:val="28"/>
+          <w:szCs w:val="28"/>
+          <w:lang w:val="en-US"/>
+        </w:rPr>
+        <w:t xml:space="preserve">DHCP </w:t>
+      </w:r>
+      <w:r>
+        <w:rPr>
+          <w:rStyle w:val="Style14"/>
+          <w:rFonts w:ascii="Times New Roman" w:hAnsi="Times New Roman"/>
+          <w:sz w:val="28"/>
+          <w:szCs w:val="28"/>
+          <w:lang w:val="ru-RU"/>
+        </w:rPr>
+        <w:t xml:space="preserve">в ручной настройке </w:t>
+      </w:r>
+      <w:r>
+        <w:rPr>
+          <w:rStyle w:val="Style14"/>
+          <w:rFonts w:ascii="Times New Roman" w:hAnsi="Times New Roman"/>
+          <w:sz w:val="28"/>
+          <w:szCs w:val="28"/>
+          <w:lang w:val="en-US"/>
+        </w:rPr>
+        <w:t xml:space="preserve">IP </w:t>
+      </w:r>
+      <w:r>
+        <w:rPr>
+          <w:rStyle w:val="Style14"/>
+          <w:rFonts w:ascii="Times New Roman" w:hAnsi="Times New Roman"/>
+          <w:sz w:val="28"/>
+          <w:szCs w:val="28"/>
+          <w:lang w:val="ru-RU"/>
+        </w:rPr>
+        <w:t>адресации нет необходимости т. к. это работа самого протокола.</w:t>
+      </w:r>
+    </w:p>
+    <w:p>
+      <w:pPr>
+        <w:pStyle w:val="Normal"/>
+        <w:jc w:val="start"/>
+        <w:rPr/>
+      </w:pPr>
+      <w:r>
+        <w:rPr>
+          <w:rStyle w:val="Style14"/>
+          <w:rFonts w:ascii="Times New Roman" w:hAnsi="Times New Roman"/>
+          <w:sz w:val="28"/>
+          <w:szCs w:val="28"/>
+          <w:lang w:val="ru-RU"/>
+        </w:rPr>
+        <w:t>Но тем не менее сам протокол требует настройки для работы с сетью на стороне роутера</w:t>
+      </w:r>
+      <w:r>
+        <w:rPr>
+          <w:rStyle w:val="Style14"/>
+          <w:rFonts w:ascii="Times New Roman" w:hAnsi="Times New Roman"/>
+          <w:sz w:val="28"/>
+          <w:szCs w:val="28"/>
+          <w:lang w:val="en-US"/>
+        </w:rPr>
+        <w:t>.</w:t>
+      </w:r>
+    </w:p>
+    <w:p>
+      <w:pPr>
+        <w:pStyle w:val="Normal"/>
+        <w:jc w:val="start"/>
+        <w:rPr>
+          <w:rStyle w:val="Style14"/>
+          <w:rFonts w:ascii="Times New Roman" w:hAnsi="Times New Roman"/>
+          <w:sz w:val="28"/>
+          <w:szCs w:val="28"/>
+          <w:lang w:val="ru-RU"/>
+        </w:rPr>
+      </w:pPr>
+      <w:r>
+        <w:rPr/>
+      </w:r>
+    </w:p>
+    <w:p>
+      <w:pPr>
+        <w:pStyle w:val="Heading1"/>
+        <w:rPr/>
+      </w:pPr>
+      <w:bookmarkStart w:id="11" w:name="__RefHeading___Toc1273_3951298296"/>
+      <w:bookmarkEnd w:id="11"/>
+      <w:r>
+        <w:rPr>
+          <w:rStyle w:val="Style14"/>
+          <w:rFonts w:ascii="Times New Roman" w:hAnsi="Times New Roman"/>
+        </w:rPr>
+        <w:t>4. НАСТРОЙКА РОУТЕРА.</w:t>
+      </w:r>
+    </w:p>
+    <w:p>
+      <w:pPr>
+        <w:pStyle w:val="Normal"/>
+        <w:jc w:val="start"/>
+        <w:rPr/>
+      </w:pPr>
+      <w:r>
+        <w:rPr>
+          <w:rStyle w:val="Style14"/>
+          <w:rFonts w:ascii="Times New Roman" w:hAnsi="Times New Roman"/>
+          <w:sz w:val="28"/>
+          <w:szCs w:val="28"/>
+          <w:lang w:val="ru-RU"/>
+        </w:rPr>
+        <w:t xml:space="preserve">Для настройки роутера были использованы команды </w:t>
+      </w:r>
+      <w:r>
+        <w:rPr>
+          <w:rStyle w:val="Style14"/>
+          <w:rFonts w:ascii="Times New Roman" w:hAnsi="Times New Roman"/>
+          <w:sz w:val="28"/>
+          <w:szCs w:val="28"/>
+          <w:lang w:val="ru-RU"/>
+        </w:rPr>
+        <w:t>из «Таб. 2. Конфигурирование подсетей».</w:t>
+      </w:r>
+    </w:p>
+    <w:p>
+      <w:pPr>
+        <w:pStyle w:val="Normal"/>
+        <w:spacing w:before="0" w:after="283"/>
+        <w:jc w:val="start"/>
+        <w:rPr>
+          <w:rStyle w:val="Style14"/>
+          <w:rFonts w:ascii="Times New Roman" w:hAnsi="Times New Roman"/>
+          <w:sz w:val="28"/>
+          <w:szCs w:val="28"/>
+          <w:lang w:val="ru-RU"/>
+        </w:rPr>
+      </w:pPr>
+      <w:r>
+        <w:rPr/>
+      </w:r>
+    </w:p>
+    <w:p>
+      <w:pPr>
+        <w:pStyle w:val="Style21"/>
+        <w:keepNext w:val="true"/>
+        <w:rPr>
+          <w:rFonts w:ascii="Times New Roman" w:hAnsi="Times New Roman"/>
+        </w:rPr>
+      </w:pPr>
+      <w:r>
+        <w:rPr>
+          <w:rFonts w:ascii="Times New Roman" w:hAnsi="Times New Roman"/>
+        </w:rPr>
+        <w:t xml:space="preserve">Таблица </w:t>
+      </w:r>
+      <w:r>
+        <w:rPr>
+          <w:rFonts w:ascii="Times New Roman" w:hAnsi="Times New Roman"/>
+        </w:rPr>
+        <w:fldChar w:fldCharType="begin"/>
+      </w:r>
+      <w:r>
+        <w:rPr>
+          <w:rFonts w:ascii="Times New Roman" w:hAnsi="Times New Roman"/>
+        </w:rPr>
+        <w:instrText xml:space="preserve"> SEQ Таблица \* ARABIC </w:instrText>
+      </w:r>
+      <w:r>
+        <w:rPr>
+          <w:rFonts w:ascii="Times New Roman" w:hAnsi="Times New Roman"/>
+        </w:rPr>
+        <w:fldChar w:fldCharType="separate"/>
+      </w:r>
+      <w:r>
+        <w:rPr>
+          <w:rFonts w:ascii="Times New Roman" w:hAnsi="Times New Roman"/>
+        </w:rPr>
+        <w:t>2</w:t>
+      </w:r>
+      <w:r>
+        <w:rPr>
+          <w:rFonts w:ascii="Times New Roman" w:hAnsi="Times New Roman"/>
+        </w:rPr>
+        <w:fldChar w:fldCharType="end"/>
+      </w:r>
+      <w:r>
+        <w:rPr>
+          <w:rFonts w:ascii="Times New Roman" w:hAnsi="Times New Roman"/>
+        </w:rPr>
+        <w:t>: Конфигурирование подсетей.</w:t>
+      </w:r>
+    </w:p>
+    <w:tbl>
+      <w:tblPr>
+        <w:tblW w:w="5000" w:type="pct"/>
+        <w:jc w:val="start"/>
+        <w:tblInd w:w="55" w:type="dxa"/>
+        <w:tblLayout w:type="fixed"/>
+        <w:tblCellMar>
+          <w:top w:w="55" w:type="dxa"/>
+          <w:start w:w="55" w:type="dxa"/>
+          <w:bottom w:w="55" w:type="dxa"/>
+          <w:end w:w="55" w:type="dxa"/>
+        </w:tblCellMar>
+      </w:tblPr>
+      <w:tblGrid>
+        <w:gridCol w:w="3912"/>
+        <w:gridCol w:w="5728"/>
+      </w:tblGrid>
+      <w:tr>
+        <w:trPr>
+          <w:trHeight w:val="180" w:hRule="atLeast"/>
+        </w:trPr>
+        <w:tc>
+          <w:tcPr>
+            <w:tcW w:w="3912" w:type="dxa"/>
+            <w:tcBorders>
+              <w:top w:val="single" w:sz="4" w:space="0" w:color="000000"/>
+              <w:start w:val="single" w:sz="4" w:space="0" w:color="000000"/>
+              <w:bottom w:val="single" w:sz="4" w:space="0" w:color="000000"/>
+            </w:tcBorders>
+            <w:vAlign w:val="center"/>
+          </w:tcPr>
+          <w:p>
+            <w:pPr>
+              <w:pStyle w:val="Style19"/>
+              <w:jc w:val="start"/>
+              <w:rPr>
+                <w:rFonts w:ascii="Times New Roman" w:hAnsi="Times New Roman"/>
+                <w:sz w:val="20"/>
+                <w:szCs w:val="20"/>
+                <w:lang w:val="ru-RU"/>
+              </w:rPr>
+            </w:pPr>
+            <w:r>
+              <w:rPr>
+                <w:rFonts w:ascii="Times New Roman" w:hAnsi="Times New Roman"/>
+                <w:sz w:val="20"/>
+                <w:szCs w:val="20"/>
+                <w:lang w:val="ru-RU"/>
+              </w:rPr>
+              <w:t>Команда</w:t>
+            </w:r>
+          </w:p>
+        </w:tc>
+        <w:tc>
+          <w:tcPr>
+            <w:tcW w:w="5728" w:type="dxa"/>
+            <w:tcBorders>
+              <w:top w:val="single" w:sz="4" w:space="0" w:color="000000"/>
+              <w:start w:val="single" w:sz="4" w:space="0" w:color="000000"/>
+              <w:bottom w:val="single" w:sz="4" w:space="0" w:color="000000"/>
+              <w:end w:val="single" w:sz="4" w:space="0" w:color="000000"/>
+            </w:tcBorders>
+            <w:vAlign w:val="center"/>
+          </w:tcPr>
+          <w:p>
+            <w:pPr>
+              <w:pStyle w:val="Style19"/>
+              <w:jc w:val="start"/>
+              <w:rPr>
+                <w:rFonts w:ascii="Times New Roman" w:hAnsi="Times New Roman"/>
+                <w:sz w:val="20"/>
+                <w:szCs w:val="20"/>
+              </w:rPr>
+            </w:pPr>
+            <w:r>
+              <w:rPr>
+                <w:rFonts w:ascii="Times New Roman" w:hAnsi="Times New Roman"/>
+                <w:sz w:val="20"/>
+                <w:szCs w:val="20"/>
+              </w:rPr>
+              <w:t>Объяснение</w:t>
+            </w:r>
+          </w:p>
+        </w:tc>
+      </w:tr>
+      <w:tr>
+        <w:trPr>
+          <w:trHeight w:val="159" w:hRule="atLeast"/>
+        </w:trPr>
+        <w:tc>
+          <w:tcPr>
+            <w:tcW w:w="3912" w:type="dxa"/>
+            <w:tcBorders>
+              <w:start w:val="single" w:sz="4" w:space="0" w:color="000000"/>
+              <w:bottom w:val="single" w:sz="4" w:space="0" w:color="000000"/>
+            </w:tcBorders>
+            <w:vAlign w:val="center"/>
+          </w:tcPr>
+          <w:p>
+            <w:pPr>
+              <w:pStyle w:val="BodyText"/>
+              <w:spacing w:before="0" w:after="283"/>
+              <w:jc w:val="start"/>
+              <w:rPr/>
+            </w:pPr>
+            <w:r>
+              <w:rPr>
+                <w:rStyle w:val="Style14"/>
+                <w:rFonts w:ascii="Times New Roman" w:hAnsi="Times New Roman"/>
+                <w:sz w:val="20"/>
+                <w:szCs w:val="20"/>
+                <w:lang w:val="en-US"/>
+              </w:rPr>
+              <w:t>en</w:t>
+            </w:r>
+          </w:p>
+        </w:tc>
+        <w:tc>
+          <w:tcPr>
+            <w:tcW w:w="5728" w:type="dxa"/>
+            <w:tcBorders>
+              <w:start w:val="single" w:sz="4" w:space="0" w:color="000000"/>
+              <w:bottom w:val="single" w:sz="4" w:space="0" w:color="000000"/>
+              <w:end w:val="single" w:sz="4" w:space="0" w:color="000000"/>
+            </w:tcBorders>
+            <w:vAlign w:val="center"/>
+          </w:tcPr>
+          <w:p>
+            <w:pPr>
+              <w:pStyle w:val="Style19"/>
+              <w:jc w:val="start"/>
+              <w:rPr>
+                <w:rFonts w:ascii="Times New Roman" w:hAnsi="Times New Roman"/>
+                <w:sz w:val="20"/>
+                <w:szCs w:val="20"/>
+                <w:lang w:val="ru-RU"/>
+              </w:rPr>
+            </w:pPr>
+            <w:r>
+              <w:rPr>
+                <w:rFonts w:ascii="Times New Roman" w:hAnsi="Times New Roman"/>
+                <w:sz w:val="20"/>
+                <w:szCs w:val="20"/>
+                <w:lang w:val="ru-RU"/>
+              </w:rPr>
+              <w:t>Вход из под рута/Включение привелигированного режима</w:t>
+            </w:r>
+          </w:p>
+        </w:tc>
+      </w:tr>
+      <w:tr>
+        <w:trPr/>
+        <w:tc>
+          <w:tcPr>
+            <w:tcW w:w="3912" w:type="dxa"/>
+            <w:tcBorders>
+              <w:start w:val="single" w:sz="4" w:space="0" w:color="000000"/>
+              <w:bottom w:val="single" w:sz="4" w:space="0" w:color="000000"/>
+            </w:tcBorders>
+            <w:vAlign w:val="center"/>
+          </w:tcPr>
+          <w:p>
+            <w:pPr>
+              <w:pStyle w:val="Style19"/>
+              <w:jc w:val="start"/>
+              <w:rPr>
+                <w:rFonts w:ascii="Times New Roman" w:hAnsi="Times New Roman"/>
+                <w:sz w:val="20"/>
+                <w:szCs w:val="20"/>
+                <w:lang w:val="en-US"/>
+              </w:rPr>
+            </w:pPr>
+            <w:r>
+              <w:rPr>
+                <w:rFonts w:ascii="Times New Roman" w:hAnsi="Times New Roman"/>
+                <w:sz w:val="20"/>
+                <w:szCs w:val="20"/>
+                <w:lang w:val="en-US"/>
+              </w:rPr>
+              <w:t>Conf t</w:t>
+            </w:r>
+          </w:p>
+        </w:tc>
+        <w:tc>
+          <w:tcPr>
+            <w:tcW w:w="5728" w:type="dxa"/>
+            <w:tcBorders>
+              <w:start w:val="single" w:sz="4" w:space="0" w:color="000000"/>
+              <w:bottom w:val="single" w:sz="4" w:space="0" w:color="000000"/>
+              <w:end w:val="single" w:sz="4" w:space="0" w:color="000000"/>
+            </w:tcBorders>
+            <w:vAlign w:val="center"/>
+          </w:tcPr>
+          <w:p>
+            <w:pPr>
+              <w:pStyle w:val="Style19"/>
+              <w:jc w:val="start"/>
+              <w:rPr>
+                <w:rFonts w:ascii="Times New Roman" w:hAnsi="Times New Roman"/>
+                <w:sz w:val="20"/>
+                <w:szCs w:val="20"/>
+              </w:rPr>
+            </w:pPr>
+            <w:r>
+              <w:rPr>
+                <w:rFonts w:ascii="Times New Roman" w:hAnsi="Times New Roman"/>
+                <w:sz w:val="20"/>
+                <w:szCs w:val="20"/>
+              </w:rPr>
+              <w:t xml:space="preserve">Вход в </w:t>
+            </w:r>
+            <w:r>
+              <w:rPr>
+                <w:rFonts w:ascii="Times New Roman" w:hAnsi="Times New Roman"/>
+                <w:sz w:val="20"/>
+                <w:szCs w:val="20"/>
+                <w:lang w:val="ru-RU"/>
+              </w:rPr>
+              <w:t>режим глобального конфигурирования устройства</w:t>
+            </w:r>
+          </w:p>
+        </w:tc>
+      </w:tr>
+      <w:tr>
+        <w:trPr/>
+        <w:tc>
+          <w:tcPr>
+            <w:tcW w:w="3912" w:type="dxa"/>
+            <w:tcBorders>
+              <w:start w:val="single" w:sz="4" w:space="0" w:color="000000"/>
+              <w:bottom w:val="single" w:sz="4" w:space="0" w:color="000000"/>
+            </w:tcBorders>
+            <w:vAlign w:val="center"/>
+          </w:tcPr>
+          <w:p>
+            <w:pPr>
+              <w:pStyle w:val="Style19"/>
+              <w:jc w:val="start"/>
+              <w:rPr>
+                <w:rFonts w:ascii="Times New Roman" w:hAnsi="Times New Roman"/>
+                <w:sz w:val="20"/>
+                <w:szCs w:val="20"/>
+              </w:rPr>
+            </w:pPr>
+            <w:r>
+              <w:rPr>
+                <w:rFonts w:ascii="Times New Roman" w:hAnsi="Times New Roman"/>
+                <w:sz w:val="20"/>
+                <w:szCs w:val="20"/>
+              </w:rPr>
+              <w:t xml:space="preserve">interface GigabitEthernet0/0 </w:t>
+            </w:r>
+          </w:p>
+        </w:tc>
+        <w:tc>
+          <w:tcPr>
+            <w:tcW w:w="5728" w:type="dxa"/>
+            <w:tcBorders>
+              <w:start w:val="single" w:sz="4" w:space="0" w:color="000000"/>
+              <w:bottom w:val="single" w:sz="4" w:space="0" w:color="000000"/>
+              <w:end w:val="single" w:sz="4" w:space="0" w:color="000000"/>
+            </w:tcBorders>
+            <w:vAlign w:val="center"/>
+          </w:tcPr>
+          <w:p>
+            <w:pPr>
+              <w:pStyle w:val="Style19"/>
+              <w:jc w:val="start"/>
+              <w:rPr>
+                <w:rFonts w:ascii="Times New Roman" w:hAnsi="Times New Roman"/>
+                <w:sz w:val="20"/>
+                <w:szCs w:val="20"/>
+              </w:rPr>
+            </w:pPr>
+            <w:r>
+              <w:rPr>
+                <w:rFonts w:ascii="Times New Roman" w:hAnsi="Times New Roman"/>
+                <w:sz w:val="20"/>
+                <w:szCs w:val="20"/>
+              </w:rPr>
+              <w:t xml:space="preserve">Переход в порт </w:t>
+            </w:r>
+            <w:r>
+              <w:rPr>
+                <w:rFonts w:ascii="Times New Roman" w:hAnsi="Times New Roman"/>
+                <w:sz w:val="20"/>
+                <w:szCs w:val="20"/>
+              </w:rPr>
+              <w:t>отдел</w:t>
+            </w:r>
+            <w:r>
+              <w:rPr>
+                <w:rFonts w:ascii="Times New Roman" w:hAnsi="Times New Roman"/>
+                <w:sz w:val="20"/>
+                <w:szCs w:val="20"/>
+              </w:rPr>
+              <w:t>а</w:t>
+            </w:r>
+            <w:r>
+              <w:rPr>
+                <w:rFonts w:ascii="Times New Roman" w:hAnsi="Times New Roman"/>
+                <w:sz w:val="20"/>
+                <w:szCs w:val="20"/>
+              </w:rPr>
+              <w:t xml:space="preserve"> DEV (Левая ветка)</w:t>
+            </w:r>
+          </w:p>
+        </w:tc>
+      </w:tr>
+      <w:tr>
+        <w:trPr>
+          <w:trHeight w:val="248" w:hRule="atLeast"/>
+        </w:trPr>
+        <w:tc>
+          <w:tcPr>
+            <w:tcW w:w="3912" w:type="dxa"/>
+            <w:tcBorders>
+              <w:start w:val="single" w:sz="4" w:space="0" w:color="000000"/>
+              <w:bottom w:val="single" w:sz="4" w:space="0" w:color="000000"/>
+            </w:tcBorders>
+            <w:vAlign w:val="center"/>
+          </w:tcPr>
+          <w:p>
+            <w:pPr>
+              <w:pStyle w:val="Style19"/>
+              <w:jc w:val="start"/>
+              <w:rPr>
+                <w:rFonts w:ascii="Times New Roman" w:hAnsi="Times New Roman"/>
+                <w:sz w:val="20"/>
+                <w:szCs w:val="20"/>
+              </w:rPr>
+            </w:pPr>
+            <w:r>
+              <w:rPr>
+                <w:rFonts w:ascii="Times New Roman" w:hAnsi="Times New Roman"/>
+                <w:sz w:val="20"/>
+                <w:szCs w:val="20"/>
+              </w:rPr>
+              <w:t>ip address 192.168.10.1 255.255.255.</w:t>
+            </w:r>
+            <w:r>
+              <w:rPr>
+                <w:rFonts w:ascii="Times New Roman" w:hAnsi="Times New Roman"/>
+                <w:sz w:val="20"/>
+                <w:szCs w:val="20"/>
+                <w:lang w:val="en-US"/>
+              </w:rPr>
+              <w:t>0</w:t>
+            </w:r>
+            <w:r>
+              <w:rPr>
+                <w:rFonts w:ascii="Times New Roman" w:hAnsi="Times New Roman"/>
+                <w:sz w:val="20"/>
+                <w:szCs w:val="20"/>
+              </w:rPr>
+              <w:t xml:space="preserve"> </w:t>
+            </w:r>
+          </w:p>
+        </w:tc>
+        <w:tc>
+          <w:tcPr>
+            <w:tcW w:w="5728" w:type="dxa"/>
+            <w:tcBorders>
+              <w:start w:val="single" w:sz="4" w:space="0" w:color="000000"/>
+              <w:bottom w:val="single" w:sz="4" w:space="0" w:color="000000"/>
+              <w:end w:val="single" w:sz="4" w:space="0" w:color="000000"/>
+            </w:tcBorders>
+            <w:vAlign w:val="center"/>
+          </w:tcPr>
+          <w:p>
+            <w:pPr>
+              <w:pStyle w:val="Style19"/>
+              <w:jc w:val="start"/>
+              <w:rPr>
+                <w:rFonts w:ascii="Times New Roman" w:hAnsi="Times New Roman"/>
+                <w:sz w:val="20"/>
+                <w:szCs w:val="20"/>
+              </w:rPr>
+            </w:pPr>
+            <w:r>
+              <w:rPr>
+                <w:rFonts w:ascii="Times New Roman" w:hAnsi="Times New Roman"/>
+                <w:sz w:val="20"/>
+                <w:szCs w:val="20"/>
+              </w:rPr>
+              <w:t xml:space="preserve">Присвоение </w:t>
+            </w:r>
+            <w:r>
+              <w:rPr>
+                <w:rFonts w:ascii="Times New Roman" w:hAnsi="Times New Roman"/>
+                <w:sz w:val="20"/>
+                <w:szCs w:val="20"/>
+                <w:lang w:val="en-US"/>
+              </w:rPr>
+              <w:t xml:space="preserve">ip </w:t>
+            </w:r>
+            <w:r>
+              <w:rPr>
+                <w:rFonts w:ascii="Times New Roman" w:hAnsi="Times New Roman"/>
+                <w:sz w:val="20"/>
+                <w:szCs w:val="20"/>
+                <w:lang w:val="ru-RU"/>
+              </w:rPr>
+              <w:t>адреса роутера и маски подсети для порта.</w:t>
+            </w:r>
+          </w:p>
+          <w:p>
+            <w:pPr>
+              <w:pStyle w:val="Style19"/>
+              <w:jc w:val="start"/>
+              <w:rPr>
+                <w:rFonts w:ascii="Times New Roman" w:hAnsi="Times New Roman"/>
+                <w:sz w:val="20"/>
+                <w:szCs w:val="20"/>
+              </w:rPr>
+            </w:pPr>
+            <w:r>
+              <w:rPr>
+                <w:rFonts w:ascii="Times New Roman" w:hAnsi="Times New Roman"/>
+                <w:sz w:val="20"/>
+                <w:szCs w:val="20"/>
+              </w:rPr>
+              <w:t xml:space="preserve">192.168.10.1 </w:t>
+            </w:r>
+            <w:r>
+              <w:rPr>
+                <w:rFonts w:ascii="Times New Roman" w:hAnsi="Times New Roman"/>
+                <w:sz w:val="20"/>
+                <w:szCs w:val="20"/>
+              </w:rPr>
+              <w:t xml:space="preserve">будет основным шлюзом для отдела </w:t>
+            </w:r>
+            <w:r>
+              <w:rPr>
+                <w:rFonts w:ascii="Times New Roman" w:hAnsi="Times New Roman"/>
+                <w:sz w:val="20"/>
+                <w:szCs w:val="20"/>
+                <w:lang w:val="en-US"/>
+              </w:rPr>
+              <w:t>DEV</w:t>
+            </w:r>
+          </w:p>
+        </w:tc>
+      </w:tr>
+      <w:tr>
+        <w:trPr>
+          <w:trHeight w:val="579" w:hRule="atLeast"/>
+        </w:trPr>
+        <w:tc>
+          <w:tcPr>
+            <w:tcW w:w="3912" w:type="dxa"/>
+            <w:tcBorders>
+              <w:start w:val="single" w:sz="4" w:space="0" w:color="000000"/>
+              <w:bottom w:val="single" w:sz="4" w:space="0" w:color="000000"/>
+            </w:tcBorders>
+            <w:vAlign w:val="center"/>
+          </w:tcPr>
+          <w:p>
+            <w:pPr>
+              <w:pStyle w:val="Style19"/>
+              <w:jc w:val="start"/>
+              <w:rPr>
+                <w:rFonts w:ascii="Times New Roman" w:hAnsi="Times New Roman"/>
+                <w:sz w:val="20"/>
+                <w:szCs w:val="20"/>
+              </w:rPr>
+            </w:pPr>
+            <w:r>
+              <w:rPr>
+                <w:rFonts w:ascii="Times New Roman" w:hAnsi="Times New Roman"/>
+                <w:sz w:val="20"/>
+                <w:szCs w:val="20"/>
+              </w:rPr>
+              <w:t xml:space="preserve">no shutdown </w:t>
+            </w:r>
+          </w:p>
+          <w:p>
+            <w:pPr>
+              <w:pStyle w:val="Style19"/>
+              <w:jc w:val="start"/>
+              <w:rPr>
+                <w:rFonts w:ascii="Times New Roman" w:hAnsi="Times New Roman"/>
+                <w:sz w:val="20"/>
+                <w:szCs w:val="20"/>
+              </w:rPr>
+            </w:pPr>
+            <w:r>
+              <w:rPr>
+                <w:rFonts w:ascii="Times New Roman" w:hAnsi="Times New Roman"/>
+                <w:sz w:val="20"/>
+                <w:szCs w:val="20"/>
+              </w:rPr>
+            </w:r>
+          </w:p>
+        </w:tc>
+        <w:tc>
+          <w:tcPr>
+            <w:tcW w:w="5728" w:type="dxa"/>
+            <w:tcBorders>
+              <w:start w:val="single" w:sz="4" w:space="0" w:color="000000"/>
+              <w:bottom w:val="single" w:sz="4" w:space="0" w:color="000000"/>
+              <w:end w:val="single" w:sz="4" w:space="0" w:color="000000"/>
+            </w:tcBorders>
+            <w:vAlign w:val="center"/>
+          </w:tcPr>
+          <w:p>
+            <w:pPr>
+              <w:pStyle w:val="Style19"/>
+              <w:jc w:val="start"/>
+              <w:rPr>
+                <w:rFonts w:ascii="Times New Roman" w:hAnsi="Times New Roman"/>
+                <w:sz w:val="20"/>
+                <w:szCs w:val="20"/>
+              </w:rPr>
+            </w:pPr>
+            <w:r>
+              <w:rPr>
+                <w:rFonts w:ascii="Times New Roman" w:hAnsi="Times New Roman"/>
+                <w:sz w:val="20"/>
+                <w:szCs w:val="20"/>
+              </w:rPr>
+              <w:t>Включение порта</w:t>
+            </w:r>
+          </w:p>
+        </w:tc>
+      </w:tr>
+      <w:tr>
+        <w:trPr>
+          <w:trHeight w:val="579" w:hRule="atLeast"/>
+        </w:trPr>
+        <w:tc>
+          <w:tcPr>
+            <w:tcW w:w="3912" w:type="dxa"/>
+            <w:tcBorders>
+              <w:start w:val="single" w:sz="4" w:space="0" w:color="000000"/>
+              <w:bottom w:val="single" w:sz="4" w:space="0" w:color="000000"/>
+            </w:tcBorders>
+            <w:vAlign w:val="center"/>
+          </w:tcPr>
+          <w:p>
+            <w:pPr>
+              <w:pStyle w:val="Style19"/>
+              <w:jc w:val="start"/>
+              <w:rPr>
+                <w:rFonts w:ascii="Times New Roman" w:hAnsi="Times New Roman"/>
+                <w:sz w:val="20"/>
+                <w:szCs w:val="20"/>
+                <w:lang w:val="en-US"/>
+              </w:rPr>
+            </w:pPr>
+            <w:r>
+              <w:rPr>
+                <w:rFonts w:ascii="Times New Roman" w:hAnsi="Times New Roman"/>
+                <w:sz w:val="20"/>
+                <w:szCs w:val="20"/>
+                <w:lang w:val="en-US"/>
+              </w:rPr>
+              <w:t>exit</w:t>
+            </w:r>
+          </w:p>
+        </w:tc>
+        <w:tc>
+          <w:tcPr>
+            <w:tcW w:w="5728" w:type="dxa"/>
+            <w:tcBorders>
+              <w:start w:val="single" w:sz="4" w:space="0" w:color="000000"/>
+              <w:bottom w:val="single" w:sz="4" w:space="0" w:color="000000"/>
+              <w:end w:val="single" w:sz="4" w:space="0" w:color="000000"/>
+            </w:tcBorders>
+            <w:vAlign w:val="center"/>
+          </w:tcPr>
+          <w:p>
+            <w:pPr>
+              <w:pStyle w:val="Style19"/>
+              <w:jc w:val="start"/>
+              <w:rPr>
+                <w:rFonts w:ascii="Times New Roman" w:hAnsi="Times New Roman"/>
+                <w:sz w:val="20"/>
+                <w:szCs w:val="20"/>
+              </w:rPr>
+            </w:pPr>
+            <w:r>
+              <w:rPr>
+                <w:rFonts w:ascii="Times New Roman" w:hAnsi="Times New Roman"/>
+                <w:sz w:val="20"/>
+                <w:szCs w:val="20"/>
+              </w:rPr>
+              <w:t>Выход в настройки глобальной конфигурации</w:t>
+            </w:r>
+          </w:p>
+        </w:tc>
+      </w:tr>
+      <w:tr>
+        <w:trPr>
+          <w:trHeight w:val="579" w:hRule="atLeast"/>
+        </w:trPr>
+        <w:tc>
+          <w:tcPr>
+            <w:tcW w:w="3912" w:type="dxa"/>
+            <w:tcBorders>
+              <w:start w:val="single" w:sz="4" w:space="0" w:color="000000"/>
+              <w:bottom w:val="single" w:sz="4" w:space="0" w:color="000000"/>
+            </w:tcBorders>
+            <w:vAlign w:val="center"/>
+          </w:tcPr>
+          <w:p>
+            <w:pPr>
+              <w:pStyle w:val="Style19"/>
+              <w:jc w:val="start"/>
+              <w:rPr>
+                <w:rFonts w:ascii="Times New Roman" w:hAnsi="Times New Roman"/>
+                <w:sz w:val="20"/>
+                <w:szCs w:val="20"/>
+                <w:lang w:val="en-US"/>
+              </w:rPr>
+            </w:pPr>
+            <w:r>
+              <w:rPr>
+                <w:rFonts w:ascii="Times New Roman" w:hAnsi="Times New Roman"/>
+                <w:sz w:val="20"/>
+                <w:szCs w:val="20"/>
+                <w:lang w:val="en-US"/>
+              </w:rPr>
+              <w:t xml:space="preserve">ip dhcp excluded-address 192.168.10.1 </w:t>
+            </w:r>
+          </w:p>
+        </w:tc>
+        <w:tc>
+          <w:tcPr>
+            <w:tcW w:w="5728" w:type="dxa"/>
+            <w:tcBorders>
+              <w:start w:val="single" w:sz="4" w:space="0" w:color="000000"/>
+              <w:bottom w:val="single" w:sz="4" w:space="0" w:color="000000"/>
+              <w:end w:val="single" w:sz="4" w:space="0" w:color="000000"/>
+            </w:tcBorders>
+            <w:vAlign w:val="center"/>
+          </w:tcPr>
+          <w:p>
+            <w:pPr>
+              <w:pStyle w:val="Style19"/>
+              <w:jc w:val="start"/>
+              <w:rPr>
+                <w:rFonts w:ascii="Times New Roman" w:hAnsi="Times New Roman"/>
+                <w:sz w:val="20"/>
+                <w:szCs w:val="20"/>
+              </w:rPr>
+            </w:pPr>
+            <w:r>
+              <w:rPr>
+                <w:rFonts w:ascii="Times New Roman" w:hAnsi="Times New Roman"/>
+                <w:sz w:val="20"/>
+                <w:szCs w:val="20"/>
+              </w:rPr>
+              <w:t xml:space="preserve">Прямой запрет роутеру раздавать адрес </w:t>
+            </w:r>
+            <w:r>
+              <w:rPr>
+                <w:rFonts w:ascii="Times New Roman" w:hAnsi="Times New Roman"/>
+                <w:sz w:val="20"/>
+                <w:szCs w:val="20"/>
+                <w:lang w:val="en-US"/>
+              </w:rPr>
+              <w:t xml:space="preserve">192.168.10.1 </w:t>
+            </w:r>
+            <w:r>
+              <w:rPr>
+                <w:rFonts w:ascii="Times New Roman" w:hAnsi="Times New Roman"/>
+                <w:sz w:val="20"/>
+                <w:szCs w:val="20"/>
+                <w:lang w:val="ru-RU"/>
+              </w:rPr>
+              <w:t xml:space="preserve">что бы он не отдал свой собственный </w:t>
+            </w:r>
+            <w:r>
+              <w:rPr>
+                <w:rFonts w:ascii="Times New Roman" w:hAnsi="Times New Roman"/>
+                <w:sz w:val="20"/>
+                <w:szCs w:val="20"/>
+                <w:lang w:val="en-US"/>
+              </w:rPr>
+              <w:t>ip</w:t>
+            </w:r>
+          </w:p>
+        </w:tc>
+      </w:tr>
+      <w:tr>
+        <w:trPr>
+          <w:trHeight w:val="579" w:hRule="atLeast"/>
+        </w:trPr>
+        <w:tc>
+          <w:tcPr>
+            <w:tcW w:w="3912" w:type="dxa"/>
+            <w:tcBorders>
+              <w:start w:val="single" w:sz="4" w:space="0" w:color="000000"/>
+              <w:bottom w:val="single" w:sz="4" w:space="0" w:color="000000"/>
+            </w:tcBorders>
+            <w:vAlign w:val="center"/>
+          </w:tcPr>
+          <w:p>
+            <w:pPr>
+              <w:pStyle w:val="Style19"/>
+              <w:jc w:val="start"/>
+              <w:rPr>
+                <w:rFonts w:ascii="Times New Roman" w:hAnsi="Times New Roman"/>
+                <w:sz w:val="20"/>
+                <w:szCs w:val="20"/>
+                <w:lang w:val="en-US"/>
+              </w:rPr>
+            </w:pPr>
+            <w:r>
+              <w:rPr>
+                <w:rFonts w:ascii="Times New Roman" w:hAnsi="Times New Roman"/>
+                <w:sz w:val="20"/>
+                <w:szCs w:val="20"/>
+                <w:lang w:val="en-US"/>
+              </w:rPr>
+              <w:t xml:space="preserve">ip dhcp pool DEV_POOL </w:t>
+            </w:r>
+          </w:p>
+        </w:tc>
+        <w:tc>
+          <w:tcPr>
+            <w:tcW w:w="5728" w:type="dxa"/>
+            <w:tcBorders>
+              <w:start w:val="single" w:sz="4" w:space="0" w:color="000000"/>
+              <w:bottom w:val="single" w:sz="4" w:space="0" w:color="000000"/>
+              <w:end w:val="single" w:sz="4" w:space="0" w:color="000000"/>
+            </w:tcBorders>
+            <w:vAlign w:val="center"/>
+          </w:tcPr>
+          <w:p>
+            <w:pPr>
+              <w:pStyle w:val="Style19"/>
+              <w:jc w:val="start"/>
+              <w:rPr>
+                <w:rFonts w:ascii="Times New Roman" w:hAnsi="Times New Roman"/>
+                <w:sz w:val="20"/>
+                <w:szCs w:val="20"/>
+              </w:rPr>
+            </w:pPr>
+            <w:r>
+              <w:rPr>
+                <w:rFonts w:ascii="Times New Roman" w:hAnsi="Times New Roman"/>
+                <w:sz w:val="20"/>
+                <w:szCs w:val="20"/>
+              </w:rPr>
+              <w:t xml:space="preserve">Присвоение имени для виртуального пула (базы) адресов. После присвоения консоль переходит в режим </w:t>
+            </w:r>
+            <w:r>
+              <w:rPr>
+                <w:rFonts w:ascii="Times New Roman" w:hAnsi="Times New Roman"/>
+                <w:sz w:val="20"/>
+                <w:szCs w:val="20"/>
+                <w:lang w:val="en-US"/>
+              </w:rPr>
+              <w:t>dhcp-config</w:t>
+            </w:r>
+          </w:p>
+        </w:tc>
+      </w:tr>
+      <w:tr>
+        <w:trPr>
+          <w:trHeight w:val="579" w:hRule="atLeast"/>
+        </w:trPr>
+        <w:tc>
+          <w:tcPr>
+            <w:tcW w:w="3912" w:type="dxa"/>
+            <w:tcBorders>
+              <w:start w:val="single" w:sz="4" w:space="0" w:color="000000"/>
+              <w:bottom w:val="single" w:sz="4" w:space="0" w:color="000000"/>
+            </w:tcBorders>
+            <w:vAlign w:val="center"/>
+          </w:tcPr>
+          <w:p>
+            <w:pPr>
+              <w:pStyle w:val="Style19"/>
+              <w:jc w:val="start"/>
+              <w:rPr>
+                <w:rFonts w:ascii="Times New Roman" w:hAnsi="Times New Roman"/>
+                <w:sz w:val="20"/>
+                <w:szCs w:val="20"/>
+                <w:lang w:val="en-US"/>
+              </w:rPr>
+            </w:pPr>
+            <w:r>
+              <w:rPr>
+                <w:rFonts w:ascii="Times New Roman" w:hAnsi="Times New Roman"/>
+                <w:sz w:val="20"/>
+                <w:szCs w:val="20"/>
+                <w:lang w:val="en-US"/>
+              </w:rPr>
+              <w:t xml:space="preserve">network 192.168.10.0 255.255.255.0 </w:t>
+            </w:r>
+          </w:p>
+        </w:tc>
+        <w:tc>
+          <w:tcPr>
+            <w:tcW w:w="5728" w:type="dxa"/>
+            <w:tcBorders>
+              <w:start w:val="single" w:sz="4" w:space="0" w:color="000000"/>
+              <w:bottom w:val="single" w:sz="4" w:space="0" w:color="000000"/>
+              <w:end w:val="single" w:sz="4" w:space="0" w:color="000000"/>
+            </w:tcBorders>
+            <w:vAlign w:val="center"/>
+          </w:tcPr>
+          <w:p>
+            <w:pPr>
+              <w:pStyle w:val="Style19"/>
+              <w:jc w:val="start"/>
+              <w:rPr>
+                <w:rFonts w:ascii="Times New Roman" w:hAnsi="Times New Roman"/>
+                <w:sz w:val="20"/>
+                <w:szCs w:val="20"/>
+                <w:lang w:val="ru-RU"/>
+              </w:rPr>
+            </w:pPr>
+            <w:r>
+              <w:rPr>
+                <w:rFonts w:ascii="Times New Roman" w:hAnsi="Times New Roman"/>
+                <w:sz w:val="20"/>
+                <w:szCs w:val="20"/>
+                <w:lang w:val="ru-RU"/>
+              </w:rPr>
+              <w:t xml:space="preserve">Определяем границы сети из которой роутер назначает </w:t>
+            </w:r>
+            <w:r>
+              <w:rPr>
+                <w:rFonts w:ascii="Times New Roman" w:hAnsi="Times New Roman"/>
+                <w:sz w:val="20"/>
+                <w:szCs w:val="20"/>
+                <w:lang w:val="en-US"/>
+              </w:rPr>
+              <w:t xml:space="preserve">ip </w:t>
+            </w:r>
+            <w:r>
+              <w:rPr>
+                <w:rFonts w:ascii="Times New Roman" w:hAnsi="Times New Roman"/>
+                <w:sz w:val="20"/>
+                <w:szCs w:val="20"/>
+                <w:lang w:val="ru-RU"/>
+              </w:rPr>
+              <w:t xml:space="preserve">адреса для выбранного пула. В данном случае: выдавать все от </w:t>
+            </w:r>
+            <w:r>
+              <w:rPr>
+                <w:rFonts w:ascii="Times New Roman" w:hAnsi="Times New Roman"/>
+                <w:sz w:val="20"/>
+                <w:szCs w:val="20"/>
+                <w:lang w:val="en-US"/>
+              </w:rPr>
+              <w:t>192.168.10.2 – 192.168.10.254</w:t>
+            </w:r>
+          </w:p>
+        </w:tc>
+      </w:tr>
+      <w:tr>
+        <w:trPr>
+          <w:trHeight w:val="579" w:hRule="atLeast"/>
+        </w:trPr>
+        <w:tc>
+          <w:tcPr>
+            <w:tcW w:w="3912" w:type="dxa"/>
+            <w:tcBorders>
+              <w:start w:val="single" w:sz="4" w:space="0" w:color="000000"/>
+              <w:bottom w:val="single" w:sz="4" w:space="0" w:color="000000"/>
+            </w:tcBorders>
+            <w:vAlign w:val="center"/>
+          </w:tcPr>
+          <w:p>
+            <w:pPr>
+              <w:pStyle w:val="Style19"/>
+              <w:jc w:val="start"/>
+              <w:rPr>
+                <w:rFonts w:ascii="Times New Roman" w:hAnsi="Times New Roman"/>
+                <w:sz w:val="20"/>
+                <w:szCs w:val="20"/>
+                <w:lang w:val="en-US"/>
+              </w:rPr>
+            </w:pPr>
+            <w:r>
+              <w:rPr>
+                <w:rFonts w:ascii="Times New Roman" w:hAnsi="Times New Roman"/>
+                <w:sz w:val="20"/>
+                <w:szCs w:val="20"/>
+                <w:lang w:val="en-US"/>
+              </w:rPr>
+              <w:t xml:space="preserve">default-router 192.168.10.1 </w:t>
+            </w:r>
+          </w:p>
+        </w:tc>
+        <w:tc>
+          <w:tcPr>
+            <w:tcW w:w="5728" w:type="dxa"/>
+            <w:tcBorders>
+              <w:start w:val="single" w:sz="4" w:space="0" w:color="000000"/>
+              <w:bottom w:val="single" w:sz="4" w:space="0" w:color="000000"/>
+              <w:end w:val="single" w:sz="4" w:space="0" w:color="000000"/>
+            </w:tcBorders>
+            <w:vAlign w:val="center"/>
+          </w:tcPr>
+          <w:p>
+            <w:pPr>
+              <w:pStyle w:val="Style19"/>
+              <w:jc w:val="start"/>
+              <w:rPr>
+                <w:rFonts w:ascii="Times New Roman" w:hAnsi="Times New Roman"/>
+                <w:sz w:val="20"/>
+                <w:szCs w:val="20"/>
+                <w:lang w:val="ru-RU"/>
+              </w:rPr>
+            </w:pPr>
+            <w:r>
+              <w:rPr>
+                <w:rFonts w:ascii="Times New Roman" w:hAnsi="Times New Roman"/>
+                <w:sz w:val="20"/>
+                <w:szCs w:val="20"/>
+                <w:lang w:val="ru-RU"/>
+              </w:rPr>
+              <w:t>Определение шлюза по умолчанию. Настройка которая обязует роутер «предупреждать» остальные устройства каким адресом они должны пользоваться, если появится необходимость отправить пакеты в другую подсеть</w:t>
+            </w:r>
+          </w:p>
+        </w:tc>
+      </w:tr>
+      <w:tr>
+        <w:trPr>
+          <w:trHeight w:val="579" w:hRule="atLeast"/>
+        </w:trPr>
+        <w:tc>
+          <w:tcPr>
+            <w:tcW w:w="3912" w:type="dxa"/>
+            <w:tcBorders>
+              <w:start w:val="single" w:sz="4" w:space="0" w:color="000000"/>
+              <w:bottom w:val="single" w:sz="4" w:space="0" w:color="000000"/>
+            </w:tcBorders>
+            <w:vAlign w:val="center"/>
+          </w:tcPr>
+          <w:p>
+            <w:pPr>
+              <w:pStyle w:val="Style19"/>
+              <w:jc w:val="start"/>
+              <w:rPr>
+                <w:rFonts w:ascii="Times New Roman" w:hAnsi="Times New Roman"/>
+                <w:sz w:val="20"/>
+                <w:szCs w:val="20"/>
+                <w:lang w:val="en-US"/>
+              </w:rPr>
+            </w:pPr>
+            <w:r>
+              <w:rPr>
+                <w:rFonts w:ascii="Times New Roman" w:hAnsi="Times New Roman"/>
+                <w:sz w:val="20"/>
+                <w:szCs w:val="20"/>
+                <w:lang w:val="en-US"/>
+              </w:rPr>
+              <w:t xml:space="preserve">dns-server 8.8.8.8 </w:t>
+            </w:r>
+          </w:p>
+        </w:tc>
+        <w:tc>
+          <w:tcPr>
+            <w:tcW w:w="5728" w:type="dxa"/>
+            <w:tcBorders>
+              <w:start w:val="single" w:sz="4" w:space="0" w:color="000000"/>
+              <w:bottom w:val="single" w:sz="4" w:space="0" w:color="000000"/>
+              <w:end w:val="single" w:sz="4" w:space="0" w:color="000000"/>
+            </w:tcBorders>
+            <w:vAlign w:val="center"/>
+          </w:tcPr>
+          <w:p>
+            <w:pPr>
+              <w:pStyle w:val="Style19"/>
+              <w:jc w:val="start"/>
+              <w:rPr>
+                <w:rFonts w:ascii="Times New Roman" w:hAnsi="Times New Roman"/>
+                <w:sz w:val="20"/>
+                <w:szCs w:val="20"/>
+              </w:rPr>
+            </w:pPr>
+            <w:r>
+              <w:rPr>
+                <w:rFonts w:ascii="Times New Roman" w:hAnsi="Times New Roman"/>
+                <w:sz w:val="20"/>
+                <w:szCs w:val="20"/>
+              </w:rPr>
+              <w:t xml:space="preserve">Назначение публичного </w:t>
+            </w:r>
+            <w:r>
+              <w:rPr>
+                <w:rFonts w:ascii="Times New Roman" w:hAnsi="Times New Roman"/>
+                <w:sz w:val="20"/>
+                <w:szCs w:val="20"/>
+                <w:lang w:val="en-US"/>
+              </w:rPr>
+              <w:t>DNS-</w:t>
+            </w:r>
+            <w:r>
+              <w:rPr>
+                <w:rFonts w:ascii="Times New Roman" w:hAnsi="Times New Roman"/>
+                <w:sz w:val="20"/>
+                <w:szCs w:val="20"/>
+                <w:lang w:val="ru-RU"/>
+              </w:rPr>
+              <w:t>сервера по умолчанию для глобальной сети</w:t>
+            </w:r>
+          </w:p>
+        </w:tc>
+      </w:tr>
+      <w:tr>
+        <w:trPr>
+          <w:trHeight w:val="579" w:hRule="atLeast"/>
+        </w:trPr>
+        <w:tc>
+          <w:tcPr>
+            <w:tcW w:w="3912" w:type="dxa"/>
+            <w:tcBorders>
+              <w:start w:val="single" w:sz="4" w:space="0" w:color="000000"/>
+              <w:bottom w:val="single" w:sz="4" w:space="0" w:color="000000"/>
+            </w:tcBorders>
+            <w:vAlign w:val="center"/>
+          </w:tcPr>
+          <w:p>
+            <w:pPr>
+              <w:pStyle w:val="Style19"/>
+              <w:jc w:val="start"/>
+              <w:rPr>
+                <w:rFonts w:ascii="Times New Roman" w:hAnsi="Times New Roman"/>
+                <w:sz w:val="20"/>
+                <w:szCs w:val="20"/>
+                <w:lang w:val="en-US"/>
+              </w:rPr>
+            </w:pPr>
+            <w:r>
+              <w:rPr>
+                <w:rFonts w:ascii="Times New Roman" w:hAnsi="Times New Roman"/>
+                <w:sz w:val="20"/>
+                <w:szCs w:val="20"/>
+                <w:lang w:val="en-US"/>
+              </w:rPr>
+              <w:t xml:space="preserve">exit </w:t>
+            </w:r>
+          </w:p>
+        </w:tc>
+        <w:tc>
+          <w:tcPr>
+            <w:tcW w:w="5728" w:type="dxa"/>
+            <w:tcBorders>
+              <w:start w:val="single" w:sz="4" w:space="0" w:color="000000"/>
+              <w:bottom w:val="single" w:sz="4" w:space="0" w:color="000000"/>
+              <w:end w:val="single" w:sz="4" w:space="0" w:color="000000"/>
+            </w:tcBorders>
+            <w:vAlign w:val="center"/>
+          </w:tcPr>
+          <w:p>
+            <w:pPr>
+              <w:pStyle w:val="Style19"/>
+              <w:jc w:val="start"/>
+              <w:rPr>
+                <w:rFonts w:ascii="Times New Roman" w:hAnsi="Times New Roman"/>
+                <w:sz w:val="20"/>
+                <w:szCs w:val="20"/>
+              </w:rPr>
+            </w:pPr>
+            <w:r>
+              <w:rPr>
+                <w:rFonts w:ascii="Times New Roman" w:hAnsi="Times New Roman"/>
+                <w:sz w:val="20"/>
+                <w:szCs w:val="20"/>
+              </w:rPr>
+              <w:t xml:space="preserve">Выход из настроек </w:t>
+            </w:r>
+            <w:r>
+              <w:rPr>
+                <w:rFonts w:ascii="Times New Roman" w:hAnsi="Times New Roman"/>
+                <w:sz w:val="20"/>
+                <w:szCs w:val="20"/>
+                <w:lang w:val="en-US"/>
+              </w:rPr>
+              <w:t xml:space="preserve">DHCP </w:t>
+            </w:r>
+            <w:r>
+              <w:rPr>
+                <w:rFonts w:ascii="Times New Roman" w:hAnsi="Times New Roman"/>
+                <w:sz w:val="20"/>
+                <w:szCs w:val="20"/>
+                <w:lang w:val="ru-RU"/>
+              </w:rPr>
+              <w:t>в глобальную конфигурацию</w:t>
+            </w:r>
+          </w:p>
+        </w:tc>
+      </w:tr>
+      <w:tr>
+        <w:trPr>
+          <w:trHeight w:val="579" w:hRule="atLeast"/>
+        </w:trPr>
+        <w:tc>
+          <w:tcPr>
+            <w:tcW w:w="3912" w:type="dxa"/>
+            <w:tcBorders>
+              <w:start w:val="single" w:sz="4" w:space="0" w:color="000000"/>
+              <w:bottom w:val="single" w:sz="4" w:space="0" w:color="000000"/>
+            </w:tcBorders>
+            <w:vAlign w:val="center"/>
+          </w:tcPr>
+          <w:p>
+            <w:pPr>
+              <w:pStyle w:val="Style19"/>
+              <w:jc w:val="start"/>
+              <w:rPr>
+                <w:rFonts w:ascii="Times New Roman" w:hAnsi="Times New Roman"/>
+                <w:sz w:val="20"/>
+                <w:szCs w:val="20"/>
+                <w:lang w:val="en-US"/>
+              </w:rPr>
+            </w:pPr>
+            <w:r>
+              <w:rPr>
+                <w:rFonts w:ascii="Times New Roman" w:hAnsi="Times New Roman"/>
+                <w:sz w:val="20"/>
+                <w:szCs w:val="20"/>
+                <w:lang w:val="en-US"/>
+              </w:rPr>
+              <w:t xml:space="preserve">interface GigabitEthernet0/1 </w:t>
+            </w:r>
+          </w:p>
+        </w:tc>
+        <w:tc>
+          <w:tcPr>
+            <w:tcW w:w="5728" w:type="dxa"/>
+            <w:tcBorders>
+              <w:start w:val="single" w:sz="4" w:space="0" w:color="000000"/>
+              <w:bottom w:val="single" w:sz="4" w:space="0" w:color="000000"/>
+              <w:end w:val="single" w:sz="4" w:space="0" w:color="000000"/>
+            </w:tcBorders>
+            <w:vAlign w:val="center"/>
+          </w:tcPr>
+          <w:p>
+            <w:pPr>
+              <w:pStyle w:val="Style19"/>
+              <w:jc w:val="start"/>
+              <w:rPr>
+                <w:rFonts w:ascii="Times New Roman" w:hAnsi="Times New Roman"/>
+                <w:sz w:val="20"/>
+                <w:szCs w:val="20"/>
+              </w:rPr>
+            </w:pPr>
+            <w:r>
+              <w:rPr>
+                <w:rFonts w:ascii="Times New Roman" w:hAnsi="Times New Roman"/>
+                <w:sz w:val="20"/>
+                <w:szCs w:val="20"/>
+              </w:rPr>
+              <w:t xml:space="preserve">Переход в порт </w:t>
+            </w:r>
+            <w:r>
+              <w:rPr>
+                <w:rFonts w:ascii="Times New Roman" w:hAnsi="Times New Roman"/>
+                <w:sz w:val="20"/>
+                <w:szCs w:val="20"/>
+              </w:rPr>
+              <w:t>отдел</w:t>
+            </w:r>
+            <w:r>
+              <w:rPr>
+                <w:rFonts w:ascii="Times New Roman" w:hAnsi="Times New Roman"/>
+                <w:sz w:val="20"/>
+                <w:szCs w:val="20"/>
+              </w:rPr>
+              <w:t>а</w:t>
+            </w:r>
+            <w:r>
+              <w:rPr>
+                <w:rFonts w:ascii="Times New Roman" w:hAnsi="Times New Roman"/>
+                <w:sz w:val="20"/>
+                <w:szCs w:val="20"/>
+              </w:rPr>
+              <w:t xml:space="preserve"> ACC (Правая ветка) </w:t>
+            </w:r>
+          </w:p>
+        </w:tc>
+      </w:tr>
+      <w:tr>
+        <w:trPr>
+          <w:trHeight w:val="579" w:hRule="atLeast"/>
+        </w:trPr>
+        <w:tc>
+          <w:tcPr>
+            <w:tcW w:w="3912" w:type="dxa"/>
+            <w:tcBorders>
+              <w:start w:val="single" w:sz="4" w:space="0" w:color="000000"/>
+              <w:bottom w:val="single" w:sz="4" w:space="0" w:color="000000"/>
+            </w:tcBorders>
+            <w:vAlign w:val="center"/>
+          </w:tcPr>
+          <w:p>
+            <w:pPr>
+              <w:pStyle w:val="Style19"/>
+              <w:jc w:val="start"/>
+              <w:rPr>
+                <w:rFonts w:ascii="Times New Roman" w:hAnsi="Times New Roman"/>
+                <w:sz w:val="20"/>
+                <w:szCs w:val="20"/>
+                <w:lang w:val="en-US"/>
+              </w:rPr>
+            </w:pPr>
+            <w:r>
+              <w:rPr>
+                <w:rFonts w:ascii="Times New Roman" w:hAnsi="Times New Roman"/>
+                <w:sz w:val="20"/>
+                <w:szCs w:val="20"/>
+                <w:lang w:val="en-US"/>
+              </w:rPr>
+              <w:t xml:space="preserve">ip address 192.168.20.1 255.255.255.0 </w:t>
+            </w:r>
+          </w:p>
+        </w:tc>
+        <w:tc>
+          <w:tcPr>
+            <w:tcW w:w="5728" w:type="dxa"/>
+            <w:tcBorders>
+              <w:start w:val="single" w:sz="4" w:space="0" w:color="000000"/>
+              <w:bottom w:val="single" w:sz="4" w:space="0" w:color="000000"/>
+              <w:end w:val="single" w:sz="4" w:space="0" w:color="000000"/>
+            </w:tcBorders>
+            <w:vAlign w:val="center"/>
+          </w:tcPr>
+          <w:p>
+            <w:pPr>
+              <w:pStyle w:val="Style19"/>
+              <w:jc w:val="start"/>
+              <w:rPr>
+                <w:rFonts w:ascii="Times New Roman" w:hAnsi="Times New Roman"/>
+                <w:sz w:val="20"/>
+                <w:szCs w:val="20"/>
+              </w:rPr>
+            </w:pPr>
+            <w:r>
+              <w:rPr>
+                <w:rFonts w:ascii="Times New Roman" w:hAnsi="Times New Roman"/>
+                <w:sz w:val="20"/>
+                <w:szCs w:val="20"/>
+              </w:rPr>
+              <w:t xml:space="preserve">Присвоение </w:t>
+            </w:r>
+            <w:r>
+              <w:rPr>
+                <w:rFonts w:ascii="Times New Roman" w:hAnsi="Times New Roman"/>
+                <w:sz w:val="20"/>
+                <w:szCs w:val="20"/>
+                <w:lang w:val="en-US"/>
+              </w:rPr>
+              <w:t xml:space="preserve">ip </w:t>
+            </w:r>
+            <w:r>
+              <w:rPr>
+                <w:rFonts w:ascii="Times New Roman" w:hAnsi="Times New Roman"/>
+                <w:sz w:val="20"/>
+                <w:szCs w:val="20"/>
+                <w:lang w:val="ru-RU"/>
+              </w:rPr>
+              <w:t>адреса роутера и маски подсети для порта.</w:t>
+            </w:r>
+          </w:p>
+          <w:p>
+            <w:pPr>
+              <w:pStyle w:val="Style19"/>
+              <w:jc w:val="start"/>
+              <w:rPr>
+                <w:rFonts w:ascii="Times New Roman" w:hAnsi="Times New Roman"/>
+                <w:sz w:val="20"/>
+                <w:szCs w:val="20"/>
+              </w:rPr>
+            </w:pPr>
+            <w:r>
+              <w:rPr>
+                <w:rFonts w:ascii="Times New Roman" w:hAnsi="Times New Roman"/>
+                <w:sz w:val="20"/>
+                <w:szCs w:val="20"/>
+              </w:rPr>
+              <w:t>192.168.</w:t>
+            </w:r>
+            <w:r>
+              <w:rPr>
+                <w:rFonts w:ascii="Times New Roman" w:hAnsi="Times New Roman"/>
+                <w:sz w:val="20"/>
+                <w:szCs w:val="20"/>
+              </w:rPr>
+              <w:t>2</w:t>
+            </w:r>
+            <w:r>
+              <w:rPr>
+                <w:rFonts w:ascii="Times New Roman" w:hAnsi="Times New Roman"/>
+                <w:sz w:val="20"/>
+                <w:szCs w:val="20"/>
+              </w:rPr>
+              <w:t xml:space="preserve">0.1 </w:t>
+            </w:r>
+            <w:r>
+              <w:rPr>
+                <w:rFonts w:ascii="Times New Roman" w:hAnsi="Times New Roman"/>
+                <w:sz w:val="20"/>
+                <w:szCs w:val="20"/>
+              </w:rPr>
+              <w:t xml:space="preserve">будет основным шлюзом для отдела </w:t>
+            </w:r>
+            <w:r>
+              <w:rPr>
+                <w:rFonts w:ascii="Times New Roman" w:hAnsi="Times New Roman"/>
+                <w:sz w:val="20"/>
+                <w:szCs w:val="20"/>
+                <w:lang w:val="en-US"/>
+              </w:rPr>
+              <w:t>ACC</w:t>
+            </w:r>
+          </w:p>
+        </w:tc>
+      </w:tr>
+      <w:tr>
+        <w:trPr>
+          <w:trHeight w:val="579" w:hRule="atLeast"/>
+        </w:trPr>
+        <w:tc>
+          <w:tcPr>
+            <w:tcW w:w="3912" w:type="dxa"/>
+            <w:tcBorders>
+              <w:start w:val="single" w:sz="4" w:space="0" w:color="000000"/>
+              <w:bottom w:val="single" w:sz="4" w:space="0" w:color="000000"/>
+            </w:tcBorders>
+            <w:vAlign w:val="center"/>
+          </w:tcPr>
+          <w:p>
+            <w:pPr>
+              <w:pStyle w:val="Style19"/>
+              <w:jc w:val="start"/>
+              <w:rPr>
+                <w:rFonts w:ascii="Times New Roman" w:hAnsi="Times New Roman"/>
+                <w:sz w:val="20"/>
+                <w:szCs w:val="20"/>
+                <w:lang w:val="en-US"/>
+              </w:rPr>
+            </w:pPr>
+            <w:r>
+              <w:rPr>
+                <w:rFonts w:ascii="Times New Roman" w:hAnsi="Times New Roman"/>
+                <w:sz w:val="20"/>
+                <w:szCs w:val="20"/>
+                <w:lang w:val="en-US"/>
+              </w:rPr>
+              <w:t xml:space="preserve">no shutdown </w:t>
+            </w:r>
+          </w:p>
+        </w:tc>
+        <w:tc>
+          <w:tcPr>
+            <w:tcW w:w="5728" w:type="dxa"/>
+            <w:tcBorders>
+              <w:start w:val="single" w:sz="4" w:space="0" w:color="000000"/>
+              <w:bottom w:val="single" w:sz="4" w:space="0" w:color="000000"/>
+              <w:end w:val="single" w:sz="4" w:space="0" w:color="000000"/>
+            </w:tcBorders>
+            <w:vAlign w:val="center"/>
+          </w:tcPr>
+          <w:p>
+            <w:pPr>
+              <w:pStyle w:val="Style19"/>
+              <w:jc w:val="start"/>
+              <w:rPr>
+                <w:rFonts w:ascii="Times New Roman" w:hAnsi="Times New Roman"/>
+                <w:sz w:val="20"/>
+                <w:szCs w:val="20"/>
+              </w:rPr>
+            </w:pPr>
+            <w:r>
+              <w:rPr>
+                <w:rFonts w:ascii="Times New Roman" w:hAnsi="Times New Roman"/>
+                <w:sz w:val="20"/>
+                <w:szCs w:val="20"/>
+              </w:rPr>
+              <w:t>Включение порта</w:t>
+            </w:r>
+          </w:p>
+        </w:tc>
+      </w:tr>
+      <w:tr>
+        <w:trPr>
+          <w:trHeight w:val="579" w:hRule="atLeast"/>
+        </w:trPr>
+        <w:tc>
+          <w:tcPr>
+            <w:tcW w:w="3912" w:type="dxa"/>
+            <w:tcBorders>
+              <w:start w:val="single" w:sz="4" w:space="0" w:color="000000"/>
+              <w:bottom w:val="single" w:sz="4" w:space="0" w:color="000000"/>
+            </w:tcBorders>
+            <w:vAlign w:val="center"/>
+          </w:tcPr>
+          <w:p>
+            <w:pPr>
+              <w:pStyle w:val="Style19"/>
+              <w:jc w:val="start"/>
+              <w:rPr>
+                <w:rFonts w:ascii="Times New Roman" w:hAnsi="Times New Roman"/>
+                <w:sz w:val="20"/>
+                <w:szCs w:val="20"/>
+                <w:lang w:val="en-US"/>
+              </w:rPr>
+            </w:pPr>
+            <w:r>
+              <w:rPr>
+                <w:rFonts w:ascii="Times New Roman" w:hAnsi="Times New Roman"/>
+                <w:sz w:val="20"/>
+                <w:szCs w:val="20"/>
+                <w:lang w:val="en-US"/>
+              </w:rPr>
+              <w:t>Exit</w:t>
+            </w:r>
+          </w:p>
+          <w:p>
+            <w:pPr>
+              <w:pStyle w:val="Style19"/>
+              <w:jc w:val="start"/>
+              <w:rPr>
+                <w:rFonts w:ascii="Times New Roman" w:hAnsi="Times New Roman"/>
+                <w:sz w:val="20"/>
+                <w:szCs w:val="20"/>
+                <w:lang w:val="en-US"/>
+              </w:rPr>
+            </w:pPr>
+            <w:r>
+              <w:rPr>
+                <w:rFonts w:ascii="Times New Roman" w:hAnsi="Times New Roman"/>
+                <w:sz w:val="20"/>
+                <w:szCs w:val="20"/>
+                <w:lang w:val="en-US"/>
+              </w:rPr>
+            </w:r>
+          </w:p>
+        </w:tc>
+        <w:tc>
+          <w:tcPr>
+            <w:tcW w:w="5728" w:type="dxa"/>
+            <w:tcBorders>
+              <w:start w:val="single" w:sz="4" w:space="0" w:color="000000"/>
+              <w:bottom w:val="single" w:sz="4" w:space="0" w:color="000000"/>
+              <w:end w:val="single" w:sz="4" w:space="0" w:color="000000"/>
+            </w:tcBorders>
+            <w:vAlign w:val="center"/>
+          </w:tcPr>
+          <w:p>
+            <w:pPr>
+              <w:pStyle w:val="Style19"/>
+              <w:jc w:val="start"/>
+              <w:rPr>
+                <w:rFonts w:ascii="Times New Roman" w:hAnsi="Times New Roman"/>
+                <w:sz w:val="20"/>
+                <w:szCs w:val="20"/>
+              </w:rPr>
+            </w:pPr>
+            <w:r>
+              <w:rPr>
+                <w:rFonts w:ascii="Times New Roman" w:hAnsi="Times New Roman"/>
+                <w:sz w:val="20"/>
+                <w:szCs w:val="20"/>
+              </w:rPr>
+              <w:t>Выход в настройки глобальной конфигурации</w:t>
+            </w:r>
+          </w:p>
+        </w:tc>
+      </w:tr>
+      <w:tr>
+        <w:trPr>
+          <w:trHeight w:val="579" w:hRule="atLeast"/>
+        </w:trPr>
+        <w:tc>
+          <w:tcPr>
+            <w:tcW w:w="3912" w:type="dxa"/>
+            <w:tcBorders>
+              <w:start w:val="single" w:sz="4" w:space="0" w:color="000000"/>
+              <w:bottom w:val="single" w:sz="4" w:space="0" w:color="000000"/>
+            </w:tcBorders>
+            <w:vAlign w:val="center"/>
+          </w:tcPr>
+          <w:p>
+            <w:pPr>
+              <w:pStyle w:val="Style19"/>
+              <w:jc w:val="start"/>
+              <w:rPr>
+                <w:rFonts w:ascii="Times New Roman" w:hAnsi="Times New Roman"/>
+                <w:sz w:val="20"/>
+                <w:szCs w:val="20"/>
+                <w:lang w:val="en-US"/>
+              </w:rPr>
+            </w:pPr>
+            <w:r>
+              <w:rPr>
+                <w:rFonts w:ascii="Times New Roman" w:hAnsi="Times New Roman"/>
+                <w:sz w:val="20"/>
+                <w:szCs w:val="20"/>
+                <w:lang w:val="en-US"/>
+              </w:rPr>
+              <w:t xml:space="preserve">ip dhcp excluded-address 192.168.20.1 </w:t>
+            </w:r>
+          </w:p>
+        </w:tc>
+        <w:tc>
+          <w:tcPr>
+            <w:tcW w:w="5728" w:type="dxa"/>
+            <w:tcBorders>
+              <w:start w:val="single" w:sz="4" w:space="0" w:color="000000"/>
+              <w:bottom w:val="single" w:sz="4" w:space="0" w:color="000000"/>
+              <w:end w:val="single" w:sz="4" w:space="0" w:color="000000"/>
+            </w:tcBorders>
+            <w:vAlign w:val="center"/>
+          </w:tcPr>
+          <w:p>
+            <w:pPr>
+              <w:pStyle w:val="Style19"/>
+              <w:jc w:val="start"/>
+              <w:rPr>
+                <w:rFonts w:ascii="Times New Roman" w:hAnsi="Times New Roman"/>
+                <w:sz w:val="20"/>
+                <w:szCs w:val="20"/>
+              </w:rPr>
+            </w:pPr>
+            <w:r>
+              <w:rPr>
+                <w:rFonts w:ascii="Times New Roman" w:hAnsi="Times New Roman"/>
+                <w:sz w:val="20"/>
+                <w:szCs w:val="20"/>
+              </w:rPr>
+              <w:t xml:space="preserve">Прямой запрет роутеру раздавать адрес </w:t>
+            </w:r>
+            <w:r>
+              <w:rPr>
+                <w:rFonts w:ascii="Times New Roman" w:hAnsi="Times New Roman"/>
+                <w:sz w:val="20"/>
+                <w:szCs w:val="20"/>
+                <w:lang w:val="en-US"/>
+              </w:rPr>
+              <w:t>192.168.</w:t>
+            </w:r>
+            <w:r>
+              <w:rPr>
+                <w:rFonts w:ascii="Times New Roman" w:hAnsi="Times New Roman"/>
+                <w:sz w:val="20"/>
+                <w:szCs w:val="20"/>
+                <w:lang w:val="en-US"/>
+              </w:rPr>
+              <w:t>2</w:t>
+            </w:r>
+            <w:r>
+              <w:rPr>
+                <w:rFonts w:ascii="Times New Roman" w:hAnsi="Times New Roman"/>
+                <w:sz w:val="20"/>
+                <w:szCs w:val="20"/>
+                <w:lang w:val="en-US"/>
+              </w:rPr>
+              <w:t xml:space="preserve">0.1 </w:t>
+            </w:r>
+            <w:r>
+              <w:rPr>
+                <w:rFonts w:ascii="Times New Roman" w:hAnsi="Times New Roman"/>
+                <w:sz w:val="20"/>
+                <w:szCs w:val="20"/>
+                <w:lang w:val="ru-RU"/>
+              </w:rPr>
+              <w:t xml:space="preserve">что бы он не отдал свой собственный </w:t>
+            </w:r>
+            <w:r>
+              <w:rPr>
+                <w:rFonts w:ascii="Times New Roman" w:hAnsi="Times New Roman"/>
+                <w:sz w:val="20"/>
+                <w:szCs w:val="20"/>
+                <w:lang w:val="en-US"/>
+              </w:rPr>
+              <w:t>ip</w:t>
+            </w:r>
+          </w:p>
+        </w:tc>
+      </w:tr>
+      <w:tr>
+        <w:trPr>
+          <w:trHeight w:val="579" w:hRule="atLeast"/>
+        </w:trPr>
+        <w:tc>
+          <w:tcPr>
+            <w:tcW w:w="3912" w:type="dxa"/>
+            <w:tcBorders>
+              <w:start w:val="single" w:sz="4" w:space="0" w:color="000000"/>
+              <w:bottom w:val="single" w:sz="4" w:space="0" w:color="000000"/>
+            </w:tcBorders>
+            <w:vAlign w:val="center"/>
+          </w:tcPr>
+          <w:p>
+            <w:pPr>
+              <w:pStyle w:val="Style19"/>
+              <w:jc w:val="start"/>
+              <w:rPr>
+                <w:rFonts w:ascii="Times New Roman" w:hAnsi="Times New Roman"/>
+                <w:sz w:val="20"/>
+                <w:szCs w:val="20"/>
+                <w:lang w:val="en-US"/>
+              </w:rPr>
+            </w:pPr>
+            <w:r>
+              <w:rPr>
+                <w:rFonts w:ascii="Times New Roman" w:hAnsi="Times New Roman"/>
+                <w:sz w:val="20"/>
+                <w:szCs w:val="20"/>
+                <w:lang w:val="en-US"/>
+              </w:rPr>
+              <w:t xml:space="preserve">ip dhcp pool ACC_POOL </w:t>
+            </w:r>
+          </w:p>
+        </w:tc>
+        <w:tc>
+          <w:tcPr>
+            <w:tcW w:w="5728" w:type="dxa"/>
+            <w:tcBorders>
+              <w:start w:val="single" w:sz="4" w:space="0" w:color="000000"/>
+              <w:bottom w:val="single" w:sz="4" w:space="0" w:color="000000"/>
+              <w:end w:val="single" w:sz="4" w:space="0" w:color="000000"/>
+            </w:tcBorders>
+            <w:vAlign w:val="center"/>
+          </w:tcPr>
+          <w:p>
+            <w:pPr>
+              <w:pStyle w:val="Style19"/>
+              <w:jc w:val="start"/>
+              <w:rPr>
+                <w:rFonts w:ascii="Times New Roman" w:hAnsi="Times New Roman"/>
+                <w:sz w:val="20"/>
+                <w:szCs w:val="20"/>
+              </w:rPr>
+            </w:pPr>
+            <w:r>
+              <w:rPr>
+                <w:rFonts w:ascii="Times New Roman" w:hAnsi="Times New Roman"/>
+                <w:sz w:val="20"/>
+                <w:szCs w:val="20"/>
+              </w:rPr>
+              <w:t>Присвоение имени для виртуального пула (базы) адресов.</w:t>
+            </w:r>
+          </w:p>
+        </w:tc>
+      </w:tr>
+      <w:tr>
+        <w:trPr>
+          <w:trHeight w:val="579" w:hRule="atLeast"/>
+        </w:trPr>
+        <w:tc>
+          <w:tcPr>
+            <w:tcW w:w="3912" w:type="dxa"/>
+            <w:tcBorders>
+              <w:start w:val="single" w:sz="4" w:space="0" w:color="000000"/>
+              <w:bottom w:val="single" w:sz="4" w:space="0" w:color="000000"/>
+            </w:tcBorders>
+            <w:vAlign w:val="center"/>
+          </w:tcPr>
+          <w:p>
+            <w:pPr>
+              <w:pStyle w:val="Style19"/>
+              <w:jc w:val="start"/>
+              <w:rPr>
+                <w:rFonts w:ascii="Times New Roman" w:hAnsi="Times New Roman"/>
+                <w:sz w:val="20"/>
+                <w:szCs w:val="20"/>
+                <w:lang w:val="en-US"/>
+              </w:rPr>
+            </w:pPr>
+            <w:r>
+              <w:rPr>
+                <w:rFonts w:ascii="Times New Roman" w:hAnsi="Times New Roman"/>
+                <w:sz w:val="20"/>
+                <w:szCs w:val="20"/>
+                <w:lang w:val="en-US"/>
+              </w:rPr>
+              <w:t xml:space="preserve">network 192.168.20.0 255.255.255.0 </w:t>
+            </w:r>
+          </w:p>
+        </w:tc>
+        <w:tc>
+          <w:tcPr>
+            <w:tcW w:w="5728" w:type="dxa"/>
+            <w:tcBorders>
+              <w:start w:val="single" w:sz="4" w:space="0" w:color="000000"/>
+              <w:bottom w:val="single" w:sz="4" w:space="0" w:color="000000"/>
+              <w:end w:val="single" w:sz="4" w:space="0" w:color="000000"/>
+            </w:tcBorders>
+            <w:vAlign w:val="center"/>
+          </w:tcPr>
+          <w:p>
+            <w:pPr>
+              <w:pStyle w:val="Style19"/>
+              <w:jc w:val="start"/>
+              <w:rPr>
+                <w:rFonts w:ascii="Times New Roman" w:hAnsi="Times New Roman"/>
+                <w:sz w:val="20"/>
+                <w:szCs w:val="20"/>
+                <w:lang w:val="ru-RU"/>
+              </w:rPr>
+            </w:pPr>
+            <w:r>
+              <w:rPr>
+                <w:rFonts w:ascii="Times New Roman" w:hAnsi="Times New Roman"/>
+                <w:sz w:val="20"/>
+                <w:szCs w:val="20"/>
+                <w:lang w:val="ru-RU"/>
+              </w:rPr>
+              <w:t xml:space="preserve">Определяем границы сети из которой роутер назначает </w:t>
+            </w:r>
+            <w:r>
+              <w:rPr>
+                <w:rFonts w:ascii="Times New Roman" w:hAnsi="Times New Roman"/>
+                <w:sz w:val="20"/>
+                <w:szCs w:val="20"/>
+                <w:lang w:val="en-US"/>
+              </w:rPr>
+              <w:t xml:space="preserve">ip </w:t>
+            </w:r>
+            <w:r>
+              <w:rPr>
+                <w:rFonts w:ascii="Times New Roman" w:hAnsi="Times New Roman"/>
+                <w:sz w:val="20"/>
+                <w:szCs w:val="20"/>
+                <w:lang w:val="ru-RU"/>
+              </w:rPr>
+              <w:t>адреса для выбранного пула.</w:t>
+            </w:r>
+          </w:p>
+        </w:tc>
+      </w:tr>
+      <w:tr>
+        <w:trPr>
+          <w:trHeight w:val="579" w:hRule="atLeast"/>
+        </w:trPr>
+        <w:tc>
+          <w:tcPr>
+            <w:tcW w:w="3912" w:type="dxa"/>
+            <w:tcBorders>
+              <w:start w:val="single" w:sz="4" w:space="0" w:color="000000"/>
+              <w:bottom w:val="single" w:sz="4" w:space="0" w:color="000000"/>
+            </w:tcBorders>
+            <w:vAlign w:val="center"/>
+          </w:tcPr>
+          <w:p>
+            <w:pPr>
+              <w:pStyle w:val="Style19"/>
+              <w:jc w:val="start"/>
+              <w:rPr>
+                <w:rFonts w:ascii="Times New Roman" w:hAnsi="Times New Roman"/>
+                <w:sz w:val="20"/>
+                <w:szCs w:val="20"/>
+                <w:lang w:val="en-US"/>
+              </w:rPr>
+            </w:pPr>
+            <w:r>
+              <w:rPr>
+                <w:rFonts w:ascii="Times New Roman" w:hAnsi="Times New Roman"/>
+                <w:sz w:val="20"/>
+                <w:szCs w:val="20"/>
+                <w:lang w:val="en-US"/>
+              </w:rPr>
+              <w:t xml:space="preserve">default-router 192.168.20.1 </w:t>
+            </w:r>
+          </w:p>
+        </w:tc>
+        <w:tc>
+          <w:tcPr>
+            <w:tcW w:w="5728" w:type="dxa"/>
+            <w:tcBorders>
+              <w:start w:val="single" w:sz="4" w:space="0" w:color="000000"/>
+              <w:bottom w:val="single" w:sz="4" w:space="0" w:color="000000"/>
+              <w:end w:val="single" w:sz="4" w:space="0" w:color="000000"/>
+            </w:tcBorders>
+            <w:vAlign w:val="center"/>
+          </w:tcPr>
+          <w:p>
+            <w:pPr>
+              <w:pStyle w:val="Style19"/>
+              <w:jc w:val="start"/>
+              <w:rPr>
+                <w:rFonts w:ascii="Times New Roman" w:hAnsi="Times New Roman"/>
+                <w:sz w:val="20"/>
+                <w:szCs w:val="20"/>
+                <w:lang w:val="ru-RU"/>
+              </w:rPr>
+            </w:pPr>
+            <w:r>
+              <w:rPr>
+                <w:rFonts w:ascii="Times New Roman" w:hAnsi="Times New Roman"/>
+                <w:sz w:val="20"/>
+                <w:szCs w:val="20"/>
+                <w:lang w:val="ru-RU"/>
+              </w:rPr>
+              <w:t>Определение шлюза по умолчанию.</w:t>
+            </w:r>
+          </w:p>
+        </w:tc>
+      </w:tr>
+      <w:tr>
+        <w:trPr>
+          <w:trHeight w:val="579" w:hRule="atLeast"/>
+        </w:trPr>
+        <w:tc>
+          <w:tcPr>
+            <w:tcW w:w="3912" w:type="dxa"/>
+            <w:tcBorders>
+              <w:start w:val="single" w:sz="4" w:space="0" w:color="000000"/>
+              <w:bottom w:val="single" w:sz="4" w:space="0" w:color="000000"/>
+            </w:tcBorders>
+            <w:vAlign w:val="center"/>
+          </w:tcPr>
+          <w:p>
+            <w:pPr>
+              <w:pStyle w:val="Style19"/>
+              <w:jc w:val="start"/>
+              <w:rPr>
+                <w:rFonts w:ascii="Times New Roman" w:hAnsi="Times New Roman"/>
+                <w:sz w:val="20"/>
+                <w:szCs w:val="20"/>
+                <w:lang w:val="en-US"/>
+              </w:rPr>
+            </w:pPr>
+            <w:r>
+              <w:rPr>
+                <w:rFonts w:ascii="Times New Roman" w:hAnsi="Times New Roman"/>
+                <w:sz w:val="20"/>
+                <w:szCs w:val="20"/>
+                <w:lang w:val="en-US"/>
+              </w:rPr>
+              <w:t xml:space="preserve">dns-server 8.8.8.8 </w:t>
+            </w:r>
+          </w:p>
+        </w:tc>
+        <w:tc>
+          <w:tcPr>
+            <w:tcW w:w="5728" w:type="dxa"/>
+            <w:tcBorders>
+              <w:start w:val="single" w:sz="4" w:space="0" w:color="000000"/>
+              <w:bottom w:val="single" w:sz="4" w:space="0" w:color="000000"/>
+              <w:end w:val="single" w:sz="4" w:space="0" w:color="000000"/>
+            </w:tcBorders>
+            <w:vAlign w:val="center"/>
+          </w:tcPr>
+          <w:p>
+            <w:pPr>
+              <w:pStyle w:val="Style19"/>
+              <w:jc w:val="start"/>
+              <w:rPr>
+                <w:rFonts w:ascii="Times New Roman" w:hAnsi="Times New Roman"/>
+                <w:sz w:val="20"/>
+                <w:szCs w:val="20"/>
+              </w:rPr>
+            </w:pPr>
+            <w:r>
+              <w:rPr>
+                <w:rFonts w:ascii="Times New Roman" w:hAnsi="Times New Roman"/>
+                <w:sz w:val="20"/>
+                <w:szCs w:val="20"/>
+              </w:rPr>
+              <w:t xml:space="preserve">Назначение публичного </w:t>
+            </w:r>
+            <w:r>
+              <w:rPr>
+                <w:rFonts w:ascii="Times New Roman" w:hAnsi="Times New Roman"/>
+                <w:sz w:val="20"/>
+                <w:szCs w:val="20"/>
+                <w:lang w:val="en-US"/>
+              </w:rPr>
+              <w:t>DNS-</w:t>
+            </w:r>
+            <w:r>
+              <w:rPr>
+                <w:rFonts w:ascii="Times New Roman" w:hAnsi="Times New Roman"/>
+                <w:sz w:val="20"/>
+                <w:szCs w:val="20"/>
+                <w:lang w:val="ru-RU"/>
+              </w:rPr>
+              <w:t>сервера по умолчанию для глобальной сети</w:t>
+            </w:r>
+          </w:p>
+        </w:tc>
+      </w:tr>
+      <w:tr>
+        <w:trPr>
+          <w:trHeight w:val="579" w:hRule="atLeast"/>
+        </w:trPr>
+        <w:tc>
+          <w:tcPr>
+            <w:tcW w:w="3912" w:type="dxa"/>
+            <w:tcBorders>
+              <w:start w:val="single" w:sz="4" w:space="0" w:color="000000"/>
+              <w:bottom w:val="single" w:sz="4" w:space="0" w:color="000000"/>
+            </w:tcBorders>
+            <w:vAlign w:val="center"/>
+          </w:tcPr>
+          <w:p>
+            <w:pPr>
+              <w:pStyle w:val="Style19"/>
+              <w:jc w:val="start"/>
+              <w:rPr>
+                <w:rFonts w:ascii="Times New Roman" w:hAnsi="Times New Roman"/>
+                <w:sz w:val="20"/>
+                <w:szCs w:val="20"/>
+                <w:lang w:val="en-US"/>
+              </w:rPr>
+            </w:pPr>
+            <w:r>
+              <w:rPr>
+                <w:rFonts w:ascii="Times New Roman" w:hAnsi="Times New Roman"/>
+                <w:sz w:val="20"/>
+                <w:szCs w:val="20"/>
+                <w:lang w:val="en-US"/>
+              </w:rPr>
+              <w:t xml:space="preserve">end </w:t>
+            </w:r>
+          </w:p>
+        </w:tc>
+        <w:tc>
+          <w:tcPr>
+            <w:tcW w:w="5728" w:type="dxa"/>
+            <w:tcBorders>
+              <w:start w:val="single" w:sz="4" w:space="0" w:color="000000"/>
+              <w:bottom w:val="single" w:sz="4" w:space="0" w:color="000000"/>
+              <w:end w:val="single" w:sz="4" w:space="0" w:color="000000"/>
+            </w:tcBorders>
+            <w:vAlign w:val="center"/>
+          </w:tcPr>
+          <w:p>
+            <w:pPr>
+              <w:pStyle w:val="Style19"/>
+              <w:jc w:val="start"/>
+              <w:rPr>
+                <w:rFonts w:ascii="Times New Roman" w:hAnsi="Times New Roman"/>
+                <w:sz w:val="20"/>
+                <w:szCs w:val="20"/>
+              </w:rPr>
+            </w:pPr>
+            <w:r>
+              <w:rPr>
+                <w:rFonts w:ascii="Times New Roman" w:hAnsi="Times New Roman"/>
+                <w:sz w:val="20"/>
+                <w:szCs w:val="20"/>
+              </w:rPr>
+              <w:t>Выход из</w:t>
+            </w:r>
+            <w:r>
+              <w:rPr>
+                <w:rFonts w:ascii="Times New Roman" w:hAnsi="Times New Roman"/>
+                <w:sz w:val="20"/>
+                <w:szCs w:val="20"/>
+                <w:lang w:val="en-US"/>
+              </w:rPr>
+              <w:t xml:space="preserve"> DHCP </w:t>
+            </w:r>
+            <w:r>
+              <w:rPr>
+                <w:rFonts w:ascii="Times New Roman" w:hAnsi="Times New Roman"/>
+                <w:sz w:val="20"/>
+                <w:szCs w:val="20"/>
+              </w:rPr>
+              <w:t xml:space="preserve">в настройки глобальной конфигурации </w:t>
+            </w:r>
+            <w:r>
+              <w:rPr>
+                <w:rFonts w:ascii="Times New Roman" w:hAnsi="Times New Roman"/>
+                <w:sz w:val="20"/>
+                <w:szCs w:val="20"/>
+                <w:lang w:val="en-US"/>
+              </w:rPr>
+              <w:t>conf t</w:t>
+            </w:r>
+          </w:p>
+        </w:tc>
+      </w:tr>
+    </w:tbl>
+    <w:p>
+      <w:pPr>
+        <w:pStyle w:val="Normal"/>
+        <w:spacing w:before="0" w:after="283"/>
+        <w:jc w:val="start"/>
+        <w:rPr>
+          <w:rFonts w:ascii="Times New Roman" w:hAnsi="Times New Roman"/>
+        </w:rPr>
+      </w:pPr>
+      <w:r>
+        <w:rPr>
+          <w:rFonts w:ascii="Times New Roman" w:hAnsi="Times New Roman"/>
+        </w:rPr>
+      </w:r>
+    </w:p>
+    <w:p>
+      <w:pPr>
+        <w:pStyle w:val="Normal"/>
+        <w:spacing w:before="0" w:after="283"/>
+        <w:jc w:val="start"/>
+        <w:rPr>
+          <w:rFonts w:ascii="Times New Roman" w:hAnsi="Times New Roman"/>
+          <w:lang w:val="ru-RU"/>
+        </w:rPr>
+      </w:pPr>
+      <w:r>
+        <w:rPr>
+          <w:rFonts w:ascii="Times New Roman" w:hAnsi="Times New Roman"/>
+          <w:lang w:val="ru-RU"/>
+        </w:rPr>
+        <w:t xml:space="preserve">После настройки необходимо убедиться в корректной конфигурации устройства (Подробнее «Рис. 3. Конфигурация </w:t>
+      </w:r>
+      <w:r>
+        <w:rPr>
+          <w:rFonts w:ascii="Times New Roman" w:hAnsi="Times New Roman"/>
+          <w:lang w:val="en-US"/>
+        </w:rPr>
+        <w:t>router</w:t>
+      </w:r>
+      <w:r>
+        <w:rPr>
+          <w:rFonts w:ascii="Times New Roman" w:hAnsi="Times New Roman"/>
+          <w:lang w:val="ru-RU"/>
+        </w:rPr>
+        <w:t>»).</w:t>
+      </w:r>
+    </w:p>
+    <w:p>
+      <w:pPr>
+        <w:pStyle w:val="Normal"/>
+        <w:spacing w:before="0" w:after="283"/>
+        <w:jc w:val="center"/>
+        <w:rPr>
+          <w:rFonts w:ascii="Times New Roman" w:hAnsi="Times New Roman"/>
+          <w:sz w:val="24"/>
+          <w:szCs w:val="24"/>
+          <w:lang w:val="ru-RU"/>
+        </w:rPr>
+      </w:pPr>
+      <w:r>
+        <w:drawing>
+          <wp:anchor distT="0" distB="0" distL="0" distR="0" simplePos="0" relativeHeight="5" behindDoc="0" locked="0" layoutInCell="0" allowOverlap="1">
+            <wp:simplePos x="0" y="0"/>
+            <wp:positionH relativeFrom="column">
+              <wp:align>center</wp:align>
+            </wp:positionH>
+            <wp:positionV relativeFrom="paragraph">
+              <wp:posOffset>635</wp:posOffset>
+            </wp:positionV>
+            <wp:extent cx="6121400" cy="4645660"/>
+            <wp:effectExtent l="0" t="0" r="0" b="0"/>
+            <wp:wrapSquare wrapText="largest"/>
+            <wp:docPr id="7" name="Изображение3"/>
+            <wp:cNvGraphicFramePr>
+              <a:graphicFrameLocks xmlns:a="http://schemas.openxmlformats.org/drawingml/2006/main" noChangeAspect="1"/>
+            </wp:cNvGraphicFramePr>
+            <a:graphic xmlns:a="http://schemas.openxmlformats.org/drawingml/2006/main">
+              <a:graphicData uri="http://schemas.openxmlformats.org/drawingml/2006/picture">
+                <pic:pic xmlns:pic="http://schemas.openxmlformats.org/drawingml/2006/picture">
+                  <pic:nvPicPr>
+                    <pic:cNvPr id="7" name="Изображение3"/>
+                    <pic:cNvPicPr>
+                      <a:picLocks noChangeAspect="1" noChangeArrowheads="1"/>
+                    </pic:cNvPicPr>
+                  </pic:nvPicPr>
+                  <pic:blipFill>
+                    <a:blip r:embed="rId4"/>
+                    <a:stretch>
+                      <a:fillRect/>
+                    </a:stretch>
+                  </pic:blipFill>
+                  <pic:spPr bwMode="auto">
+                    <a:xfrm>
+                      <a:off x="0" y="0"/>
+                      <a:ext cx="6121400" cy="4645660"/>
+                    </a:xfrm>
+                    <a:prstGeom prst="rect">
+                      <a:avLst/>
+                    </a:prstGeom>
+                    <a:noFill/>
+                  </pic:spPr>
+                </pic:pic>
+              </a:graphicData>
+            </a:graphic>
+          </wp:anchor>
+        </w:drawing>
+      </w:r>
+      <w:r>
+        <w:rPr>
+          <w:rFonts w:ascii="Times New Roman" w:hAnsi="Times New Roman"/>
+          <w:sz w:val="24"/>
+          <w:szCs w:val="24"/>
+          <w:lang w:val="ru-RU"/>
+        </w:rPr>
+        <w:t xml:space="preserve">Рис. 3. Конфигурация </w:t>
+      </w:r>
+      <w:r>
+        <w:rPr>
+          <w:rFonts w:ascii="Times New Roman" w:hAnsi="Times New Roman"/>
+          <w:sz w:val="24"/>
+          <w:szCs w:val="24"/>
+          <w:lang w:val="en-US"/>
+        </w:rPr>
+        <w:t>router.</w:t>
+      </w:r>
+    </w:p>
+    <w:p>
+      <w:pPr>
+        <w:pStyle w:val="Heading1"/>
+        <w:rPr>
+          <w:rFonts w:ascii="Times New Roman" w:hAnsi="Times New Roman"/>
+        </w:rPr>
+      </w:pPr>
+      <w:bookmarkStart w:id="12" w:name="__RefHeading___Toc1275_3951298296"/>
+      <w:bookmarkEnd w:id="12"/>
+      <w:r>
+        <w:rPr>
+          <w:rFonts w:ascii="Times New Roman" w:hAnsi="Times New Roman"/>
+        </w:rPr>
+        <w:t xml:space="preserve">5. </w:t>
+      </w:r>
+      <w:r>
+        <w:rPr>
+          <w:rFonts w:ascii="Times New Roman" w:hAnsi="Times New Roman"/>
+          <w:lang w:val="ru-RU"/>
+        </w:rPr>
+        <w:t>ПРОВЕРКА СВЯЗНОСТИ.</w:t>
+      </w:r>
+    </w:p>
+    <w:p>
+      <w:pPr>
+        <w:pStyle w:val="Normal"/>
+        <w:spacing w:before="0" w:after="283"/>
+        <w:jc w:val="start"/>
+        <w:rPr>
+          <w:rFonts w:ascii="Times New Roman" w:hAnsi="Times New Roman"/>
+          <w:sz w:val="28"/>
+          <w:szCs w:val="28"/>
+          <w:lang w:val="ru-RU"/>
+        </w:rPr>
+      </w:pPr>
+      <w:r>
+        <w:rPr>
+          <w:rFonts w:ascii="Times New Roman" w:hAnsi="Times New Roman"/>
+          <w:sz w:val="28"/>
+          <w:szCs w:val="28"/>
+          <w:lang w:val="ru-RU"/>
+        </w:rPr>
+        <w:t xml:space="preserve">Когда топология построена, роутер сконфигурирован на работу 2 отдельных подсетей через протокол </w:t>
+      </w:r>
+      <w:r>
+        <w:rPr>
+          <w:rFonts w:ascii="Times New Roman" w:hAnsi="Times New Roman"/>
+          <w:sz w:val="28"/>
+          <w:szCs w:val="28"/>
+          <w:lang w:val="en-US"/>
+        </w:rPr>
+        <w:t xml:space="preserve">DHCP, </w:t>
+      </w:r>
+      <w:r>
+        <w:rPr>
+          <w:rFonts w:ascii="Times New Roman" w:hAnsi="Times New Roman"/>
+          <w:sz w:val="28"/>
+          <w:szCs w:val="28"/>
+          <w:lang w:val="ru-RU"/>
+        </w:rPr>
+        <w:t>тест из консоли не показывает явных ошибок: необходимо удостовериться в работе с помощью ручного тестирования.</w:t>
+      </w:r>
+    </w:p>
+    <w:p>
+      <w:pPr>
+        <w:pStyle w:val="Normal"/>
+        <w:spacing w:before="0" w:after="283"/>
+        <w:jc w:val="start"/>
+        <w:rPr>
+          <w:rFonts w:ascii="Times New Roman" w:hAnsi="Times New Roman"/>
+          <w:sz w:val="28"/>
+          <w:szCs w:val="28"/>
+          <w:lang w:val="ru-RU"/>
+        </w:rPr>
+      </w:pPr>
+      <w:r>
+        <w:rPr>
+          <w:rFonts w:ascii="Times New Roman" w:hAnsi="Times New Roman"/>
+          <w:sz w:val="28"/>
+          <w:szCs w:val="28"/>
+          <w:lang w:val="ru-RU"/>
+        </w:rPr>
+        <w:t xml:space="preserve">Для ручного тестирования мы отправим </w:t>
+      </w:r>
+      <w:r>
+        <w:rPr>
+          <w:rFonts w:ascii="Times New Roman" w:hAnsi="Times New Roman"/>
+          <w:sz w:val="28"/>
+          <w:szCs w:val="28"/>
+          <w:lang w:val="en-US"/>
+        </w:rPr>
+        <w:t xml:space="preserve">ICMP </w:t>
+      </w:r>
+      <w:r>
+        <w:rPr>
+          <w:rFonts w:ascii="Times New Roman" w:hAnsi="Times New Roman"/>
+          <w:sz w:val="28"/>
+          <w:szCs w:val="28"/>
+          <w:lang w:val="ru-RU"/>
+        </w:rPr>
+        <w:t xml:space="preserve">пакет с помощью утилиты </w:t>
+      </w:r>
+      <w:r>
+        <w:rPr>
+          <w:rFonts w:ascii="Times New Roman" w:hAnsi="Times New Roman"/>
+          <w:sz w:val="28"/>
+          <w:szCs w:val="28"/>
+          <w:lang w:val="en-US"/>
+        </w:rPr>
+        <w:t xml:space="preserve">ping </w:t>
+      </w:r>
+      <w:r>
+        <w:rPr>
+          <w:rFonts w:ascii="Times New Roman" w:hAnsi="Times New Roman"/>
+          <w:sz w:val="28"/>
+          <w:szCs w:val="28"/>
+          <w:lang w:val="ru-RU"/>
+        </w:rPr>
+        <w:t xml:space="preserve">взаимно с двух отделов (Рис. 4. Отправка </w:t>
+      </w:r>
+      <w:r>
+        <w:rPr>
+          <w:rFonts w:ascii="Times New Roman" w:hAnsi="Times New Roman"/>
+          <w:sz w:val="28"/>
+          <w:szCs w:val="28"/>
+          <w:lang w:val="en-US"/>
+        </w:rPr>
+        <w:t xml:space="preserve">ICMP </w:t>
+      </w:r>
+      <w:r>
+        <w:rPr>
+          <w:rFonts w:ascii="Times New Roman" w:hAnsi="Times New Roman"/>
+          <w:sz w:val="28"/>
+          <w:szCs w:val="28"/>
+          <w:lang w:val="ru-RU"/>
+        </w:rPr>
+        <w:t>пакета через шлюз с двух концов).</w:t>
+      </w:r>
+    </w:p>
+    <w:p>
+      <w:pPr>
+        <w:pStyle w:val="Normal"/>
+        <w:spacing w:before="0" w:after="283"/>
+        <w:jc w:val="center"/>
+        <w:rPr>
+          <w:rFonts w:ascii="Times New Roman" w:hAnsi="Times New Roman"/>
+          <w:sz w:val="24"/>
+          <w:szCs w:val="24"/>
+          <w:lang w:val="ru-RU"/>
+        </w:rPr>
+      </w:pPr>
+      <w:r>
+        <w:drawing>
+          <wp:anchor distT="0" distB="0" distL="0" distR="0" simplePos="0" relativeHeight="6" behindDoc="0" locked="0" layoutInCell="0" allowOverlap="1">
+            <wp:simplePos x="0" y="0"/>
+            <wp:positionH relativeFrom="column">
+              <wp:align>center</wp:align>
+            </wp:positionH>
+            <wp:positionV relativeFrom="paragraph">
+              <wp:posOffset>635</wp:posOffset>
+            </wp:positionV>
+            <wp:extent cx="6121400" cy="3087370"/>
+            <wp:effectExtent l="0" t="0" r="0" b="0"/>
+            <wp:wrapSquare wrapText="largest"/>
+            <wp:docPr id="8" name="Изображение4"/>
+            <wp:cNvGraphicFramePr>
+              <a:graphicFrameLocks xmlns:a="http://schemas.openxmlformats.org/drawingml/2006/main" noChangeAspect="1"/>
+            </wp:cNvGraphicFramePr>
+            <a:graphic xmlns:a="http://schemas.openxmlformats.org/drawingml/2006/main">
+              <a:graphicData uri="http://schemas.openxmlformats.org/drawingml/2006/picture">
+                <pic:pic xmlns:pic="http://schemas.openxmlformats.org/drawingml/2006/picture">
+                  <pic:nvPicPr>
+                    <pic:cNvPr id="8" name="Изображение4"/>
+                    <pic:cNvPicPr>
+                      <a:picLocks noChangeAspect="1" noChangeArrowheads="1"/>
+                    </pic:cNvPicPr>
+                  </pic:nvPicPr>
+                  <pic:blipFill>
+                    <a:blip r:embed="rId5"/>
+                    <a:stretch>
+                      <a:fillRect/>
+                    </a:stretch>
+                  </pic:blipFill>
+                  <pic:spPr bwMode="auto">
+                    <a:xfrm>
+                      <a:off x="0" y="0"/>
+                      <a:ext cx="6121400" cy="3087370"/>
+                    </a:xfrm>
+                    <a:prstGeom prst="rect">
+                      <a:avLst/>
+                    </a:prstGeom>
+                    <a:noFill/>
+                  </pic:spPr>
+                </pic:pic>
+              </a:graphicData>
+            </a:graphic>
+          </wp:anchor>
+        </w:drawing>
+      </w:r>
+      <w:r>
+        <w:rPr>
+          <w:rFonts w:ascii="Times New Roman" w:hAnsi="Times New Roman"/>
+          <w:sz w:val="24"/>
+          <w:szCs w:val="24"/>
+          <w:lang w:val="ru-RU"/>
+        </w:rPr>
+        <w:t xml:space="preserve">Рис. 4. Отправка </w:t>
+      </w:r>
+      <w:r>
+        <w:rPr>
+          <w:rFonts w:ascii="Times New Roman" w:hAnsi="Times New Roman"/>
+          <w:sz w:val="24"/>
+          <w:szCs w:val="24"/>
+          <w:lang w:val="en-US"/>
+        </w:rPr>
+        <w:t xml:space="preserve">ICMP </w:t>
+      </w:r>
+      <w:r>
+        <w:rPr>
+          <w:rFonts w:ascii="Times New Roman" w:hAnsi="Times New Roman"/>
+          <w:sz w:val="24"/>
+          <w:szCs w:val="24"/>
+          <w:lang w:val="ru-RU"/>
+        </w:rPr>
+        <w:t>пакета через шлюз с двух концов.</w:t>
+      </w:r>
+    </w:p>
+    <w:p>
+      <w:pPr>
+        <w:pStyle w:val="Normal"/>
+        <w:spacing w:before="0" w:after="283"/>
+        <w:jc w:val="start"/>
+        <w:rPr>
+          <w:rFonts w:ascii="Times New Roman" w:hAnsi="Times New Roman"/>
+          <w:sz w:val="28"/>
+          <w:szCs w:val="28"/>
+          <w:lang w:val="ru-RU"/>
+        </w:rPr>
+      </w:pPr>
+      <w:r>
+        <w:rPr>
+          <w:rFonts w:ascii="Times New Roman" w:hAnsi="Times New Roman"/>
+          <w:sz w:val="28"/>
+          <w:szCs w:val="28"/>
+          <w:lang w:val="ru-RU"/>
+        </w:rPr>
+        <w:t>Пакеты дошли - результат</w:t>
+      </w:r>
+      <w:r>
+        <w:rPr>
+          <w:rFonts w:ascii="Times New Roman" w:hAnsi="Times New Roman"/>
+          <w:sz w:val="28"/>
+          <w:szCs w:val="28"/>
+          <w:lang w:val="ru-RU"/>
+        </w:rPr>
+        <w:t>ы</w:t>
+      </w:r>
+      <w:r>
+        <w:rPr>
+          <w:rFonts w:ascii="Times New Roman" w:hAnsi="Times New Roman"/>
+          <w:sz w:val="28"/>
+          <w:szCs w:val="28"/>
+          <w:lang w:val="ru-RU"/>
+        </w:rPr>
+        <w:t xml:space="preserve"> появились в виде стектрейса ответа утилиты. </w:t>
+      </w:r>
+      <w:r>
+        <w:rPr>
+          <w:rFonts w:ascii="Times New Roman" w:hAnsi="Times New Roman"/>
+          <w:sz w:val="28"/>
+          <w:szCs w:val="28"/>
+          <w:lang w:val="ru-RU"/>
+        </w:rPr>
+        <w:t>Оба отдела без проблем обмениваются информацией.</w:t>
+      </w:r>
+    </w:p>
+    <w:p>
+      <w:pPr>
+        <w:pStyle w:val="Heading1"/>
+        <w:rPr>
+          <w:rFonts w:ascii="Times New Roman" w:hAnsi="Times New Roman"/>
+        </w:rPr>
+      </w:pPr>
+      <w:bookmarkStart w:id="13" w:name="__RefHeading___Toc1277_3951298296"/>
+      <w:bookmarkEnd w:id="13"/>
+      <w:r>
+        <w:rPr>
+          <w:rFonts w:ascii="Times New Roman" w:hAnsi="Times New Roman"/>
+        </w:rPr>
+        <w:t xml:space="preserve">6. </w:t>
+      </w:r>
+      <w:r>
+        <w:rPr>
+          <w:rFonts w:ascii="Times New Roman" w:hAnsi="Times New Roman"/>
+        </w:rPr>
+        <w:t>ВЫВОД.</w:t>
+      </w:r>
+    </w:p>
+    <w:p>
+      <w:pPr>
+        <w:pStyle w:val="Normal"/>
+        <w:spacing w:before="0" w:after="283"/>
+        <w:jc w:val="start"/>
+        <w:rPr>
+          <w:rFonts w:ascii="Times New Roman" w:hAnsi="Times New Roman"/>
+          <w:sz w:val="28"/>
+          <w:szCs w:val="28"/>
+        </w:rPr>
+      </w:pPr>
+      <w:r>
+        <w:rPr>
+          <w:rFonts w:ascii="Times New Roman" w:hAnsi="Times New Roman"/>
+          <w:sz w:val="28"/>
+          <w:szCs w:val="28"/>
+          <w:lang w:val="ru-RU"/>
+        </w:rPr>
+        <w:t>В ходе лабораторной работы я н</w:t>
+      </w:r>
+      <w:r>
+        <w:rPr>
+          <w:rFonts w:ascii="Times New Roman" w:hAnsi="Times New Roman"/>
+          <w:sz w:val="28"/>
+          <w:szCs w:val="28"/>
+        </w:rPr>
+        <w:t>аучи</w:t>
+      </w:r>
+      <w:r>
+        <w:rPr>
+          <w:rFonts w:ascii="Times New Roman" w:hAnsi="Times New Roman"/>
+          <w:sz w:val="28"/>
+          <w:szCs w:val="28"/>
+        </w:rPr>
+        <w:t>лся</w:t>
+      </w:r>
+      <w:r>
+        <w:rPr>
+          <w:rFonts w:ascii="Times New Roman" w:hAnsi="Times New Roman"/>
+          <w:sz w:val="28"/>
+          <w:szCs w:val="28"/>
+        </w:rPr>
+        <w:t xml:space="preserve"> самостоятельно планировать IPv4-адресацию, выбирать длину префикса по требованиям к числу устройств, определять параметры подсетей и настраивать маршрутизацию между сегментами сети на маршрутизаторе Cisco. </w:t>
+      </w:r>
+      <w:r>
+        <w:rPr>
+          <w:rFonts w:ascii="Times New Roman" w:hAnsi="Times New Roman"/>
+          <w:sz w:val="28"/>
+          <w:szCs w:val="28"/>
+        </w:rPr>
+        <w:t xml:space="preserve">А так же настраивать </w:t>
+      </w:r>
+      <w:r>
+        <w:rPr>
+          <w:rFonts w:ascii="Times New Roman" w:hAnsi="Times New Roman"/>
+          <w:sz w:val="28"/>
+          <w:szCs w:val="28"/>
+          <w:lang w:val="en-US"/>
+        </w:rPr>
+        <w:t xml:space="preserve">DHCP </w:t>
+      </w:r>
+      <w:r>
+        <w:rPr>
+          <w:rFonts w:ascii="Times New Roman" w:hAnsi="Times New Roman"/>
+          <w:sz w:val="28"/>
+          <w:szCs w:val="28"/>
+          <w:lang w:val="ru-RU"/>
+        </w:rPr>
+        <w:t>протокол и разделять подсети на 2 изолированных пула.</w:t>
       </w:r>
     </w:p>
     <w:sectPr>
@@ -3468,6 +9210,125 @@
   <w:abstractNum w:abstractNumId="1">
     <w:lvl w:ilvl="0">
       <w:start w:val="1"/>
+      <w:numFmt w:val="none"/>
+      <w:suff w:val="nothing"/>
+      <w:lvlText w:val=""/>
+      <w:lvlJc w:val="start"/>
+      <w:pPr>
+        <w:tabs>
+          <w:tab w:val="num" w:pos="0"/>
+        </w:tabs>
+        <w:ind w:start="0" w:hanging="0"/>
+      </w:pPr>
+    </w:lvl>
+    <w:lvl w:ilvl="1">
+      <w:start w:val="1"/>
+      <w:numFmt w:val="none"/>
+      <w:suff w:val="nothing"/>
+      <w:lvlText w:val=""/>
+      <w:lvlJc w:val="start"/>
+      <w:pPr>
+        <w:tabs>
+          <w:tab w:val="num" w:pos="0"/>
+        </w:tabs>
+        <w:ind w:start="0" w:hanging="0"/>
+      </w:pPr>
+    </w:lvl>
+    <w:lvl w:ilvl="2">
+      <w:start w:val="1"/>
+      <w:numFmt w:val="none"/>
+      <w:suff w:val="nothing"/>
+      <w:lvlText w:val=""/>
+      <w:lvlJc w:val="start"/>
+      <w:pPr>
+        <w:tabs>
+          <w:tab w:val="num" w:pos="0"/>
+        </w:tabs>
+        <w:ind w:start="0" w:hanging="0"/>
+      </w:pPr>
+    </w:lvl>
+    <w:lvl w:ilvl="3">
+      <w:start w:val="1"/>
+      <w:numFmt w:val="none"/>
+      <w:suff w:val="nothing"/>
+      <w:lvlText w:val=""/>
+      <w:lvlJc w:val="start"/>
+      <w:pPr>
+        <w:tabs>
+          <w:tab w:val="num" w:pos="0"/>
+        </w:tabs>
+        <w:ind w:start="0" w:hanging="0"/>
+      </w:pPr>
+    </w:lvl>
+    <w:lvl w:ilvl="4">
+      <w:start w:val="1"/>
+      <w:numFmt w:val="none"/>
+      <w:suff w:val="nothing"/>
+      <w:lvlText w:val=""/>
+      <w:lvlJc w:val="start"/>
+      <w:pPr>
+        <w:tabs>
+          <w:tab w:val="num" w:pos="0"/>
+        </w:tabs>
+        <w:ind w:start="0" w:hanging="0"/>
+      </w:pPr>
+    </w:lvl>
+    <w:lvl w:ilvl="5">
+      <w:start w:val="1"/>
+      <w:numFmt w:val="none"/>
+      <w:suff w:val="nothing"/>
+      <w:lvlText w:val=""/>
+      <w:lvlJc w:val="start"/>
+      <w:pPr>
+        <w:tabs>
+          <w:tab w:val="num" w:pos="0"/>
+        </w:tabs>
+        <w:ind w:start="0" w:hanging="0"/>
+      </w:pPr>
+    </w:lvl>
+    <w:lvl w:ilvl="6">
+      <w:start w:val="1"/>
+      <w:numFmt w:val="none"/>
+      <w:suff w:val="nothing"/>
+      <w:lvlText w:val=""/>
+      <w:lvlJc w:val="start"/>
+      <w:pPr>
+        <w:tabs>
+          <w:tab w:val="num" w:pos="0"/>
+        </w:tabs>
+        <w:ind w:start="0" w:hanging="0"/>
+      </w:pPr>
+    </w:lvl>
+    <w:lvl w:ilvl="7">
+      <w:start w:val="1"/>
+      <w:numFmt w:val="none"/>
+      <w:suff w:val="nothing"/>
+      <w:lvlText w:val=""/>
+      <w:lvlJc w:val="start"/>
+      <w:pPr>
+        <w:tabs>
+          <w:tab w:val="num" w:pos="0"/>
+        </w:tabs>
+        <w:ind w:start="0" w:hanging="0"/>
+      </w:pPr>
+    </w:lvl>
+    <w:lvl w:ilvl="8">
+      <w:start w:val="1"/>
+      <w:numFmt w:val="none"/>
+      <w:suff w:val="nothing"/>
+      <w:lvlText w:val=""/>
+      <w:lvlJc w:val="start"/>
+      <w:pPr>
+        <w:tabs>
+          <w:tab w:val="num" w:pos="0"/>
+        </w:tabs>
+        <w:ind w:start="0" w:hanging="0"/>
+      </w:pPr>
+    </w:lvl>
+  </w:abstractNum>
+  <w:abstractNum w:abstractNumId="2">
+    <w:lvl w:ilvl="0">
+      <w:start w:val="1"/>
       <w:numFmt w:val="bullet"/>
       <w:lvlText w:val=""/>
       <w:lvlJc w:val="start"/>
@@ -3492,6 +9353,7 @@
         </w:tabs>
         <w:ind w:start="1080" w:hanging="360"/>
       </w:pPr>
+      <w:rPr/>
     </w:lvl>
     <w:lvl w:ilvl="2">
       <w:start w:val="1"/>
@@ -3504,6 +9366,7 @@
         </w:tabs>
         <w:ind w:start="1440" w:hanging="360"/>
       </w:pPr>
+      <w:rPr/>
     </w:lvl>
     <w:lvl w:ilvl="3">
       <w:start w:val="1"/>
@@ -3516,6 +9379,7 @@
         </w:tabs>
         <w:ind w:start="1800" w:hanging="360"/>
       </w:pPr>
+      <w:rPr/>
     </w:lvl>
     <w:lvl w:ilvl="4">
       <w:start w:val="1"/>
@@ -3528,6 +9392,7 @@
         </w:tabs>
         <w:ind w:start="2160" w:hanging="360"/>
       </w:pPr>
+      <w:rPr/>
     </w:lvl>
     <w:lvl w:ilvl="5">
       <w:start w:val="1"/>
@@ -3540,6 +9405,7 @@
         </w:tabs>
         <w:ind w:start="2520" w:hanging="360"/>
       </w:pPr>
+      <w:rPr/>
     </w:lvl>
     <w:lvl w:ilvl="6">
       <w:start w:val="1"/>
@@ -3552,6 +9418,7 @@
         </w:tabs>
         <w:ind w:start="2880" w:hanging="360"/>
       </w:pPr>
+      <w:rPr/>
     </w:lvl>
     <w:lvl w:ilvl="7">
       <w:start w:val="1"/>
@@ -3564,6 +9431,7 @@
         </w:tabs>
         <w:ind w:start="3240" w:hanging="360"/>
       </w:pPr>
+      <w:rPr/>
     </w:lvl>
     <w:lvl w:ilvl="8">
       <w:start w:val="1"/>
@@ -3576,125 +9444,7 @@
         </w:tabs>
         <w:ind w:start="3600" w:hanging="360"/>
       </w:pPr>
-    </w:lvl>
-  </w:abstractNum>
-  <w:abstractNum w:abstractNumId="2">
-    <w:lvl w:ilvl="0">
-      <w:start w:val="1"/>
-      <w:numFmt w:val="none"/>
-      <w:suff w:val="nothing"/>
-      <w:lvlText w:val=""/>
-      <w:lvlJc w:val="start"/>
-      <w:pPr>
-        <w:tabs>
-          <w:tab w:val="num" w:pos="0"/>
-        </w:tabs>
-        <w:ind w:start="0" w:hanging="0"/>
-      </w:pPr>
-    </w:lvl>
-    <w:lvl w:ilvl="1">
-      <w:start w:val="1"/>
-      <w:numFmt w:val="none"/>
-      <w:suff w:val="nothing"/>
-      <w:lvlText w:val=""/>
-      <w:lvlJc w:val="start"/>
-      <w:pPr>
-        <w:tabs>
-          <w:tab w:val="num" w:pos="0"/>
-        </w:tabs>
-        <w:ind w:start="0" w:hanging="0"/>
-      </w:pPr>
-    </w:lvl>
-    <w:lvl w:ilvl="2">
-      <w:start w:val="1"/>
-      <w:numFmt w:val="none"/>
-      <w:suff w:val="nothing"/>
-      <w:lvlText w:val=""/>
-      <w:lvlJc w:val="start"/>
-      <w:pPr>
-        <w:tabs>
-          <w:tab w:val="num" w:pos="0"/>
-        </w:tabs>
-        <w:ind w:start="0" w:hanging="0"/>
-      </w:pPr>
-    </w:lvl>
-    <w:lvl w:ilvl="3">
-      <w:start w:val="1"/>
-      <w:numFmt w:val="none"/>
-      <w:suff w:val="nothing"/>
-      <w:lvlText w:val=""/>
-      <w:lvlJc w:val="start"/>
-      <w:pPr>
-        <w:tabs>
-          <w:tab w:val="num" w:pos="0"/>
-        </w:tabs>
-        <w:ind w:start="0" w:hanging="0"/>
-      </w:pPr>
-    </w:lvl>
-    <w:lvl w:ilvl="4">
-      <w:start w:val="1"/>
-      <w:numFmt w:val="none"/>
-      <w:suff w:val="nothing"/>
-      <w:lvlText w:val=""/>
-      <w:lvlJc w:val="start"/>
-      <w:pPr>
-        <w:tabs>
-          <w:tab w:val="num" w:pos="0"/>
-        </w:tabs>
-        <w:ind w:start="0" w:hanging="0"/>
-      </w:pPr>
-    </w:lvl>
-    <w:lvl w:ilvl="5">
-      <w:start w:val="1"/>
-      <w:numFmt w:val="none"/>
-      <w:suff w:val="nothing"/>
-      <w:lvlText w:val=""/>
-      <w:lvlJc w:val="start"/>
-      <w:pPr>
-        <w:tabs>
-          <w:tab w:val="num" w:pos="0"/>
-        </w:tabs>
-        <w:ind w:start="0" w:hanging="0"/>
-      </w:pPr>
-    </w:lvl>
-    <w:lvl w:ilvl="6">
-      <w:start w:val="1"/>
-      <w:numFmt w:val="none"/>
-      <w:suff w:val="nothing"/>
-      <w:lvlText w:val=""/>
-      <w:lvlJc w:val="start"/>
-      <w:pPr>
-        <w:tabs>
-          <w:tab w:val="num" w:pos="0"/>
-        </w:tabs>
-        <w:ind w:start="0" w:hanging="0"/>
-      </w:pPr>
-    </w:lvl>
-    <w:lvl w:ilvl="7">
-      <w:start w:val="1"/>
-      <w:numFmt w:val="none"/>
-      <w:suff w:val="nothing"/>
-      <w:lvlText w:val=""/>
-      <w:lvlJc w:val="start"/>
-      <w:pPr>
-        <w:tabs>
-          <w:tab w:val="num" w:pos="0"/>
-        </w:tabs>
-        <w:ind w:start="0" w:hanging="0"/>
-      </w:pPr>
-    </w:lvl>
-    <w:lvl w:ilvl="8">
-      <w:start w:val="1"/>
-      <w:numFmt w:val="none"/>
-      <w:suff w:val="nothing"/>
-      <w:lvlText w:val=""/>
-      <w:lvlJc w:val="start"/>
-      <w:pPr>
-        <w:tabs>
-          <w:tab w:val="num" w:pos="0"/>
-        </w:tabs>
-        <w:ind w:start="0" w:hanging="0"/>
-      </w:pPr>
+      <w:rPr/>
     </w:lvl>
   </w:abstractNum>
   <w:num w:numId="1">
@@ -3779,12 +9529,19 @@
       <w:u w:val="single"/>
     </w:rPr>
   </w:style>
-  <w:style w:type="character" w:styleId="user">
-    <w:name w:val="Ссылка указателя (user)"/>
+  <w:style w:type="character" w:styleId="Style13">
+    <w:name w:val="Ссылка указателя"/>
     <w:qFormat/>
     <w:rPr/>
   </w:style>
-  <w:style w:type="paragraph" w:styleId="Style13">
+  <w:style w:type="character" w:styleId="Style14">
+    <w:name w:val="Исходный текст"/>
+    <w:qFormat/>
+    <w:rPr>
+      <w:rFonts w:ascii="Courier New" w:hAnsi="Courier New" w:eastAsia="Courier New" w:cs="Courier New"/>
+    </w:rPr>
+  </w:style>
+  <w:style w:type="paragraph" w:styleId="Style15">
     <w:name w:val="Заголовок"/>
     <w:basedOn w:val="Normal"/>
     <w:next w:val="BodyText"/>
@@ -3836,7 +9593,7 @@
       <w:szCs w:val="24"/>
     </w:rPr>
   </w:style>
-  <w:style w:type="paragraph" w:styleId="Style14">
+  <w:style w:type="paragraph" w:styleId="Style16">
     <w:name w:val="Указатель"/>
     <w:basedOn w:val="Normal"/>
     <w:qFormat/>
@@ -3847,7 +9604,7 @@
       <w:rFonts w:cs="Arial"/>
     </w:rPr>
   </w:style>
-  <w:style w:type="paragraph" w:styleId="user1">
+  <w:style w:type="paragraph" w:styleId="user">
     <w:name w:val="Заголовок (user)"/>
     <w:basedOn w:val="Normal"/>
     <w:next w:val="BodyText"/>
@@ -3862,7 +9619,7 @@
       <w:szCs w:val="28"/>
     </w:rPr>
   </w:style>
-  <w:style w:type="paragraph" w:styleId="user2">
+  <w:style w:type="paragraph" w:styleId="user1">
     <w:name w:val="Указатель (user)"/>
     <w:basedOn w:val="Normal"/>
     <w:qFormat/>
@@ -3893,15 +9650,15 @@
       <w:lang w:val="ru-RU" w:eastAsia="en-US" w:bidi="ar-SA"/>
     </w:rPr>
   </w:style>
-  <w:style w:type="paragraph" w:styleId="user3">
-    <w:name w:val="Колонтитулы (user)"/>
+  <w:style w:type="paragraph" w:styleId="Style17">
+    <w:name w:val="Колонтитулы"/>
     <w:basedOn w:val="Normal"/>
     <w:qFormat/>
     <w:pPr/>
     <w:rPr/>
   </w:style>
-  <w:style w:type="paragraph" w:styleId="Style15">
-    <w:name w:val="Колонтитулы"/>
+  <w:style w:type="paragraph" w:styleId="user2">
+    <w:name w:val="Колонтитулы (user)"/>
     <w:basedOn w:val="Normal"/>
     <w:qFormat/>
     <w:pPr/>
@@ -3909,12 +9666,12 @@
   </w:style>
   <w:style w:type="paragraph" w:styleId="Header">
     <w:name w:val="header"/>
-    <w:basedOn w:val="user3"/>
+    <w:basedOn w:val="Style17"/>
     <w:pPr/>
     <w:rPr/>
   </w:style>
-  <w:style w:type="paragraph" w:styleId="user4">
-    <w:name w:val="Содержимое врезки (user)"/>
+  <w:style w:type="paragraph" w:styleId="Style18">
+    <w:name w:val="Содержимое врезки"/>
     <w:basedOn w:val="Normal"/>
     <w:qFormat/>
     <w:pPr/>
@@ -3922,13 +9679,13 @@
   </w:style>
   <w:style w:type="paragraph" w:styleId="Footer">
     <w:name w:val="footer"/>
-    <w:basedOn w:val="user3"/>
+    <w:basedOn w:val="Style17"/>
     <w:pPr/>
     <w:rPr/>
   </w:style>
   <w:style w:type="paragraph" w:styleId="IndexHeading">
     <w:name w:val="index heading"/>
-    <w:basedOn w:val="user1"/>
+    <w:basedOn w:val="Style15"/>
     <w:pPr>
       <w:suppressLineNumbers/>
       <w:ind w:hanging="0" w:start="0"/>
@@ -3958,19 +9715,19 @@
   </w:style>
   <w:style w:type="paragraph" w:styleId="TOC2">
     <w:name w:val="toc 2"/>
-    <w:basedOn w:val="user2"/>
+    <w:basedOn w:val="Style16"/>
     <w:pPr>
       <w:tabs>
         <w:tab w:val="clear" w:pos="720"/>
         <w:tab w:val="right" w:pos="9357" w:leader="dot"/>
       </w:tabs>
-      <w:spacing w:lineRule="atLeast" w:line="1378"/>
+      <w:spacing w:lineRule="auto" w:line="720"/>
       <w:ind w:hanging="0" w:start="283"/>
     </w:pPr>
     <w:rPr/>
   </w:style>
-  <w:style w:type="paragraph" w:styleId="Style16">
-    <w:name w:val="Содержимое врезки"/>
+  <w:style w:type="paragraph" w:styleId="user3">
+    <w:name w:val="Содержимое врезки (user)"/>
     <w:basedOn w:val="Normal"/>
     <w:qFormat/>
     <w:pPr/>
@@ -3982,15 +9739,45 @@
     <w:pPr>
       <w:numPr>
         <w:ilvl w:val="0"/>
-        <w:numId w:val="1"/>
+        <w:numId w:val="2"/>
       </w:numPr>
       <w:spacing w:before="0" w:after="100"/>
       <w:contextualSpacing/>
     </w:pPr>
     <w:rPr/>
   </w:style>
-  <w:style w:type="numbering" w:styleId="user5" w:default="1">
-    <w:name w:val="Без списка (user)"/>
+  <w:style w:type="paragraph" w:styleId="Style19">
+    <w:name w:val="Содержимое таблицы"/>
+    <w:basedOn w:val="Normal"/>
+    <w:qFormat/>
+    <w:pPr>
+      <w:widowControl w:val="false"/>
+      <w:suppressLineNumbers/>
+    </w:pPr>
+    <w:rPr/>
+  </w:style>
+  <w:style w:type="paragraph" w:styleId="Style20">
+    <w:name w:val="Заголовок таблицы"/>
+    <w:basedOn w:val="Style19"/>
+    <w:qFormat/>
+    <w:pPr>
+      <w:suppressLineNumbers/>
+      <w:jc w:val="center"/>
+    </w:pPr>
+    <w:rPr>
+      <w:b/>
+      <w:bCs/>
+    </w:rPr>
+  </w:style>
+  <w:style w:type="paragraph" w:styleId="Style21">
+    <w:name w:val="Таблица"/>
+    <w:basedOn w:val="Caption"/>
+    <w:qFormat/>
+    <w:pPr/>
+    <w:rPr/>
+  </w:style>
+  <w:style w:type="numbering" w:styleId="Style22" w:default="1">
+    <w:name w:val="Без списка"/>
     <w:uiPriority w:val="99"/>
     <w:semiHidden/>
     <w:unhideWhenUsed/>
